--- a/manuscript/manuscript.docx
+++ b/manuscript/manuscript.docx
@@ -261,31 +261,95 @@
         <w:t xml:space="preserve"> </w:t>
       </w:r>
       <w:r>
-        <w:t xml:space="preserve">appear. The result is graded against our own portfolio’s evidence gate before publication,</w:t>
-      </w:r>
-      <w:r>
-        <w:t xml:space="preserve"> </w:t>
-      </w:r>
-      <w:r>
-        <w:t xml:space="preserve">and every claim in this manuscript traces to a file this repository’s own scripts produce.</w:t>
-      </w:r>
-      <w:r>
-        <w:t xml:space="preserve"> </w:t>
-      </w:r>
-      <w:r>
-        <w:t xml:space="preserve">The main finding is procedural: an appealing interactive demo and a FAIR scientific</w:t>
-      </w:r>
-      <w:r>
-        <w:t xml:space="preserve"> </w:t>
-      </w:r>
-      <w:r>
-        <w:t xml:space="preserve">resource are different amounts of work, and the gap between them is exactly the set of</w:t>
-      </w:r>
-      <w:r>
-        <w:t xml:space="preserve"> </w:t>
-      </w:r>
-      <w:r>
-        <w:t xml:space="preserve">citations, provenance notes, and honest limitations this atlas adds.</w:t>
+        <w:t xml:space="preserve">appear. A second pass rebuilds the viewer’s geometry on the same spline-swept tube</w:t>
+      </w:r>
+      <w:r>
+        <w:t xml:space="preserve"> </w:t>
+      </w:r>
+      <w:r>
+        <w:t xml:space="preserve">construction rice-atlas itself actually uses (found by reading its source, not its file</w:t>
+      </w:r>
+      <w:r>
+        <w:t xml:space="preserve"> </w:t>
+      </w:r>
+      <w:r>
+        <w:t xml:space="preserve">names) and wires the plant’s shape to real per-ecotype trait data: 5</w:t>
+      </w:r>
+      <w:r>
+        <w:t xml:space="preserve"> </w:t>
+      </w:r>
+      <w:r>
+        <w:t xml:space="preserve">ecotypes (Col-0, Ler, Ws, Tsu-0, Edi-0) carry directly-computed rosette-shape descriptors</w:t>
+      </w:r>
+      <w:r>
+        <w:t xml:space="preserve"> </w:t>
+      </w:r>
+      <w:r>
+        <w:t xml:space="preserve">from a paper’s own raw published data (mean compactness 0.6637 for Col-0 vs. 0.7617 for Ler, independently confirming Ler’s known compact habit by an</w:t>
+      </w:r>
+      <w:r>
+        <w:t xml:space="preserve"> </w:t>
+      </w:r>
+      <w:r>
+        <w:t xml:space="preserve">entirely different method than the genetics literature that first described it), Ler’s</w:t>
+      </w:r>
+      <w:r>
+        <w:t xml:space="preserve"> </w:t>
+      </w:r>
+      <w:r>
+        <w:t xml:space="preserve">short pedicels and blunt siliques follow the real natural</w:t>
+      </w:r>
+      <w:r>
+        <w:t xml:space="preserve"> </w:t>
+      </w:r>
+      <w:r>
+        <w:rPr>
+          <w:i/>
+          <w:iCs/>
+        </w:rPr>
+        <w:t xml:space="preserve">erecta</w:t>
+      </w:r>
+      <w:r>
+        <w:t xml:space="preserve"> </w:t>
+      </w:r>
+      <w:r>
+        <w:t xml:space="preserve">mutation, and</w:t>
+      </w:r>
+      <w:r>
+        <w:t xml:space="preserve"> </w:t>
+      </w:r>
+      <w:r>
+        <w:t xml:space="preserve">Cvi-0 varies by a directly-quoted real leaf-count difference. The result is graded against</w:t>
+      </w:r>
+      <w:r>
+        <w:t xml:space="preserve"> </w:t>
+      </w:r>
+      <w:r>
+        <w:t xml:space="preserve">our own portfolio’s evidence gate before publication, and every claim in this manuscript</w:t>
+      </w:r>
+      <w:r>
+        <w:t xml:space="preserve"> </w:t>
+      </w:r>
+      <w:r>
+        <w:t xml:space="preserve">traces to a file this repository’s own scripts produce. The main finding is procedural: an</w:t>
+      </w:r>
+      <w:r>
+        <w:t xml:space="preserve"> </w:t>
+      </w:r>
+      <w:r>
+        <w:t xml:space="preserve">appealing interactive demo and a FAIR scientific resource are different amounts of work,</w:t>
+      </w:r>
+      <w:r>
+        <w:t xml:space="preserve"> </w:t>
+      </w:r>
+      <w:r>
+        <w:t xml:space="preserve">and the gap between them is exactly the set of citations, provenance notes, and honest</w:t>
+      </w:r>
+      <w:r>
+        <w:t xml:space="preserve"> </w:t>
+      </w:r>
+      <w:r>
+        <w:t xml:space="preserve">limitations this atlas adds.</w:t>
       </w:r>
     </w:p>
     <w:sdt>
@@ -596,7 +660,7 @@
       </w:r>
     </w:p>
     <w:bookmarkEnd w:id="11"/>
-    <w:bookmarkStart w:id="17" w:name="methods"/>
+    <w:bookmarkStart w:id="18" w:name="methods"/>
     <w:p>
       <w:pPr>
         <w:pStyle w:val="Heading1"/>
@@ -1109,13 +1173,79 @@
         <w:t xml:space="preserve">app/src/geometry.ts</w:t>
       </w:r>
       <w:r>
-        <w:t xml:space="preserve">) using</w:t>
-      </w:r>
-      <w:r>
-        <w:t xml:space="preserve"> </w:t>
-      </w:r>
-      <w:r>
-        <w:t xml:space="preserve">Three.js primitive shapes, not sculpted or scanned. Root branching topology and the</w:t>
+        <w:t xml:space="preserve">), not</w:t>
+      </w:r>
+      <w:r>
+        <w:t xml:space="preserve"> </w:t>
+      </w:r>
+      <w:r>
+        <w:t xml:space="preserve">sculpted or scanned. Roots, stems, petioles and pedicels are built as tapering tubes swept</w:t>
+      </w:r>
+      <w:r>
+        <w:t xml:space="preserve"> </w:t>
+      </w:r>
+      <w:r>
+        <w:t xml:space="preserve">along Catmull-Rom splines using a double-reflection rotation-minimizing frame builder</w:t>
+      </w:r>
+      <w:r>
+        <w:t xml:space="preserve"> </w:t>
+      </w:r>
+      <w:r>
+        <w:t xml:space="preserve">(</w:t>
+      </w:r>
+      <w:r>
+        <w:rPr>
+          <w:rStyle w:val="VerbatimChar"/>
+        </w:rPr>
+        <w:t xml:space="preserve">app/src/organGeometry/tube.ts</w:t>
+      </w:r>
+      <w:r>
+        <w:t xml:space="preserve">) – independently implementing the same class of</w:t>
+      </w:r>
+      <w:r>
+        <w:t xml:space="preserve"> </w:t>
+      </w:r>
+      <w:r>
+        <w:t xml:space="preserve">technique found by reading rice-atlas’s own source (Results), rather than</w:t>
+      </w:r>
+      <w:r>
+        <w:t xml:space="preserve"> </w:t>
+      </w:r>
+      <w:r>
+        <w:rPr>
+          <w:rStyle w:val="VerbatimChar"/>
+        </w:rPr>
+        <w:t xml:space="preserve">THREE.TubeGeometry</w:t>
+      </w:r>
+      <w:r>
+        <w:t xml:space="preserve">’s default Frenet frames, which visibly twist on tight or</w:t>
+      </w:r>
+      <w:r>
+        <w:t xml:space="preserve"> </w:t>
+      </w:r>
+      <w:r>
+        <w:t xml:space="preserve">near-planar curves. Leaf blades and petals are a parametric curved surface</w:t>
+      </w:r>
+      <w:r>
+        <w:t xml:space="preserve"> </w:t>
+      </w:r>
+      <w:r>
+        <w:t xml:space="preserve">(</w:t>
+      </w:r>
+      <w:r>
+        <w:rPr>
+          <w:rStyle w:val="VerbatimChar"/>
+        </w:rPr>
+        <w:t xml:space="preserve">app/src/organGeometry/leafBlade.ts</w:t>
+      </w:r>
+      <w:r>
+        <w:t xml:space="preserve">: a width profile along a midrib plus a</w:t>
+      </w:r>
+      <w:r>
+        <w:t xml:space="preserve"> </w:t>
+      </w:r>
+      <w:r>
+        <w:t xml:space="preserve">cross-width fold) rather than a distorted sphere. Root branching topology and the</w:t>
       </w:r>
       <w:r>
         <w:t xml:space="preserve"> </w:t>
@@ -1155,12 +1285,169 @@
       </w:r>
     </w:p>
     <w:bookmarkEnd w:id="15"/>
-    <w:bookmarkStart w:id="16" w:name="evidence-gate"/>
+    <w:bookmarkStart w:id="16" w:name="ecotype-trait-sourcing"/>
     <w:p>
       <w:pPr>
         <w:pStyle w:val="Heading2"/>
       </w:pPr>
       <w:r>
+        <w:t xml:space="preserve">Ecotype trait sourcing</w:t>
+      </w:r>
+    </w:p>
+    <w:p>
+      <w:pPr>
+        <w:pStyle w:val="FirstParagraph"/>
+      </w:pPr>
+      <w:r>
+        <w:t xml:space="preserve">Per-ecotype shape parameters (</w:t>
+      </w:r>
+      <w:r>
+        <w:rPr>
+          <w:rStyle w:val="VerbatimChar"/>
+        </w:rPr>
+        <w:t xml:space="preserve">app/src/ecotypes.ts</w:t>
+      </w:r>
+      <w:r>
+        <w:t xml:space="preserve">) come from three independent</w:t>
+      </w:r>
+      <w:r>
+        <w:t xml:space="preserve"> </w:t>
+      </w:r>
+      <w:r>
+        <w:t xml:space="preserve">real sources rather than one uniform dataset, each disclosed as such in the application</w:t>
+      </w:r>
+      <w:r>
+        <w:t xml:space="preserve"> </w:t>
+      </w:r>
+      <w:r>
+        <w:t xml:space="preserve">itself: (1) rosette compactness and size for Col-0, Ler, Ws, Tsu-0 and Edi-0 are direct</w:t>
+      </w:r>
+      <w:r>
+        <w:t xml:space="preserve"> </w:t>
+      </w:r>
+      <w:r>
+        <w:t xml:space="preserve">per-accession means computed by</w:t>
+      </w:r>
+      <w:r>
+        <w:t xml:space="preserve"> </w:t>
+      </w:r>
+      <w:r>
+        <w:rPr>
+          <w:rStyle w:val="VerbatimChar"/>
+        </w:rPr>
+        <w:t xml:space="preserve">scripts/04_fetch_ecotype_traits.py</w:t>
+      </w:r>
+      <w:r>
+        <w:t xml:space="preserve"> </w:t>
+      </w:r>
+      <w:r>
+        <w:t xml:space="preserve">from Camargo</w:t>
+      </w:r>
+      <w:r>
+        <w:t xml:space="preserve"> </w:t>
+      </w:r>
+      <w:r>
+        <w:t xml:space="preserve">et al. </w:t>
+      </w:r>
+      <w:r>
+        <w:t xml:space="preserve">(2014)</w:t>
+      </w:r>
+      <w:r>
+        <w:t xml:space="preserve">’s own raw published data (their Methods S2 supplementary</w:t>
+      </w:r>
+      <w:r>
+        <w:t xml:space="preserve"> </w:t>
+      </w:r>
+      <w:r>
+        <w:t xml:space="preserve">archive, not a value read off a figure); (2) Ler’s short pedicels and blunt siliques follow</w:t>
+      </w:r>
+      <w:r>
+        <w:t xml:space="preserve"> </w:t>
+      </w:r>
+      <w:r>
+        <w:t xml:space="preserve">the natural</w:t>
+      </w:r>
+      <w:r>
+        <w:t xml:space="preserve"> </w:t>
+      </w:r>
+      <w:r>
+        <w:rPr>
+          <w:i/>
+          <w:iCs/>
+        </w:rPr>
+        <w:t xml:space="preserve">erecta</w:t>
+      </w:r>
+      <w:r>
+        <w:t xml:space="preserve"> </w:t>
+      </w:r>
+      <w:r>
+        <w:t xml:space="preserve">mutation</w:t>
+      </w:r>
+      <w:r>
+        <w:t xml:space="preserve"> </w:t>
+      </w:r>
+      <w:r>
+        <w:t xml:space="preserve">(Torii et al. 1996)</w:t>
+      </w:r>
+      <w:r>
+        <w:t xml:space="preserve">, with a quantitative proxy from</w:t>
+      </w:r>
+      <w:r>
+        <w:t xml:space="preserve"> </w:t>
+      </w:r>
+      <w:r>
+        <w:t xml:space="preserve">Bundy et al. (2012)</w:t>
+      </w:r>
+      <w:r>
+        <w:t xml:space="preserve">, explicitly labelled in-app as a proxy from an induced allele in a</w:t>
+      </w:r>
+      <w:r>
+        <w:t xml:space="preserve"> </w:t>
+      </w:r>
+      <w:r>
+        <w:t xml:space="preserve">different genetic background rather than a direct measurement of natural Ler; (3) Cvi-0’s</w:t>
+      </w:r>
+      <w:r>
+        <w:t xml:space="preserve"> </w:t>
+      </w:r>
+      <w:r>
+        <w:t xml:space="preserve">leaf count and thickness follow a direct quoted comparison in</w:t>
+      </w:r>
+      <w:r>
+        <w:t xml:space="preserve"> </w:t>
+      </w:r>
+      <w:r>
+        <w:t xml:space="preserve">Coneva and Chitwood (2018)</w:t>
+      </w:r>
+      <w:r>
+        <w:t xml:space="preserve">. Every</w:t>
+      </w:r>
+      <w:r>
+        <w:t xml:space="preserve"> </w:t>
+      </w:r>
+      <w:r>
+        <w:t xml:space="preserve">ecotype/trait combination without a real source found (e.g. Cvi-0’s rosette compactness,</w:t>
+      </w:r>
+      <w:r>
+        <w:t xml:space="preserve"> </w:t>
+      </w:r>
+      <w:r>
+        <w:t xml:space="preserve">since it is not one of the Camargo et al. dataset’s 19 founder accessions) defaults to the</w:t>
+      </w:r>
+      <w:r>
+        <w:t xml:space="preserve"> </w:t>
+      </w:r>
+      <w:r>
+        <w:t xml:space="preserve">Col-0 reference value and states so on screen, rather than interpolating or guessing one.</w:t>
+      </w:r>
+    </w:p>
+    <w:bookmarkEnd w:id="16"/>
+    <w:bookmarkStart w:id="17" w:name="evidence-gate"/>
+    <w:p>
+      <w:pPr>
+        <w:pStyle w:val="Heading2"/>
+      </w:pPr>
+      <w:r>
         <w:t xml:space="preserve">Evidence gate</w:t>
       </w:r>
     </w:p>
@@ -1208,9 +1495,9 @@
         <w:t xml:space="preserve">attestation is never written to unblock a push it did not actually clear.</w:t>
       </w:r>
     </w:p>
-    <w:bookmarkEnd w:id="16"/>
     <w:bookmarkEnd w:id="17"/>
-    <w:bookmarkStart w:id="21" w:name="results"/>
+    <w:bookmarkEnd w:id="18"/>
+    <w:bookmarkStart w:id="23" w:name="results"/>
     <w:p>
       <w:pPr>
         <w:pStyle w:val="Heading1"/>
@@ -1219,7 +1506,7 @@
         <w:t xml:space="preserve">Results</w:t>
       </w:r>
     </w:p>
-    <w:bookmarkStart w:id="18" w:name="what-rice-atlas-is-on-inspection"/>
+    <w:bookmarkStart w:id="19" w:name="what-rice-atlas-is-on-inspection"/>
     <w:p>
       <w:pPr>
         <w:pStyle w:val="Heading2"/>
@@ -1550,8 +1837,8 @@
         </w:tc>
       </w:tr>
     </w:tbl>
-    <w:bookmarkEnd w:id="18"/>
-    <w:bookmarkStart w:id="19" w:name="real-spaceflight-response-by-organ"/>
+    <w:bookmarkEnd w:id="19"/>
+    <w:bookmarkStart w:id="20" w:name="real-spaceflight-response-by-organ"/>
     <w:p>
       <w:pPr>
         <w:pStyle w:val="Heading2"/>
@@ -1732,14 +2019,14 @@
         <w:t xml:space="preserve">organ-specific.</w:t>
       </w:r>
     </w:p>
-    <w:bookmarkEnd w:id="19"/>
-    <w:bookmarkStart w:id="20" w:name="verification-of-the-viewer-itself"/>
+    <w:bookmarkEnd w:id="20"/>
+    <w:bookmarkStart w:id="21" w:name="X961f8ba87cdb633cde0778c1060ed6863457203"/>
     <w:p>
       <w:pPr>
         <w:pStyle w:val="Heading2"/>
       </w:pPr>
       <w:r>
-        <w:t xml:space="preserve">Verification of the viewer itself</w:t>
+        <w:t xml:space="preserve">Realistic geometry and real ecotype shape-morphing</w:t>
       </w:r>
     </w:p>
     <w:p>
@@ -1747,86 +2034,135 @@
         <w:pStyle w:val="FirstParagraph"/>
       </w:pPr>
       <w:r>
-        <w:t xml:space="preserve">The viewer was checked interactively, not only by static code review: in both a local</w:t>
-      </w:r>
-      <w:r>
-        <w:t xml:space="preserve"> </w:t>
-      </w:r>
-      <w:r>
-        <w:t xml:space="preserve">development server and the actual production build served at the live GitHub Pages URL,</w:t>
-      </w:r>
-      <w:r>
-        <w:t xml:space="preserve"> </w:t>
-      </w:r>
-      <w:r>
-        <w:t xml:space="preserve">clicking each organ was confirmed to open an information panel showing the correct TraVA</w:t>
-      </w:r>
-      <w:r>
-        <w:t xml:space="preserve"> </w:t>
-      </w:r>
-      <w:r>
-        <w:t xml:space="preserve">category, the correct geometry citation, and – for root – the real gene table described</w:t>
-      </w:r>
-      <w:r>
-        <w:t xml:space="preserve"> </w:t>
-      </w:r>
-      <w:r>
-        <w:t xml:space="preserve">above, with no console errors in either environment.</w:t>
-      </w:r>
-    </w:p>
-    <w:bookmarkEnd w:id="20"/>
-    <w:bookmarkEnd w:id="21"/>
-    <w:bookmarkStart w:id="24" w:name="discussion"/>
-    <w:p>
-      <w:pPr>
-        <w:pStyle w:val="Heading1"/>
-      </w:pPr>
-      <w:r>
-        <w:t xml:space="preserve">Discussion</w:t>
-      </w:r>
-    </w:p>
-    <w:p>
-      <w:pPr>
-        <w:pStyle w:val="FirstParagraph"/>
-      </w:pPr>
-      <w:r>
-        <w:t xml:space="preserve">The central lesson of this project was not scientific but procedural: an appealing</w:t>
-      </w:r>
-      <w:r>
-        <w:t xml:space="preserve"> </w:t>
-      </w:r>
-      <w:r>
-        <w:t xml:space="preserve">interactive 3D atlas and a FAIR scientific resource are not the same amount of work, and</w:t>
-      </w:r>
-      <w:r>
-        <w:t xml:space="preserve"> </w:t>
-      </w:r>
-      <w:r>
-        <w:t xml:space="preserve">the difference is not visual polish. rice-atlas already had the harder-to-build part – a</w:t>
-      </w:r>
-      <w:r>
-        <w:t xml:space="preserve"> </w:t>
-      </w:r>
-      <w:r>
-        <w:t xml:space="preserve">working, organ-selectable procedural plant viewer. What it lacked was cheaper in</w:t>
-      </w:r>
-      <w:r>
-        <w:t xml:space="preserve"> </w:t>
-      </w:r>
-      <w:r>
-        <w:t xml:space="preserve">engineering terms but slower in practice: a cited dataset behind every organ, a resolvable</w:t>
-      </w:r>
-      <w:r>
-        <w:t xml:space="preserve"> </w:t>
-      </w:r>
-      <w:r>
-        <w:t xml:space="preserve">license, and a record of what had and had not been checked. Recreating the visual</w:t>
-      </w:r>
-      <w:r>
-        <w:t xml:space="preserve"> </w:t>
-      </w:r>
-      <w:r>
-        <w:t xml:space="preserve">experience for</w:t>
+        <w:t xml:space="preserve">Inspecting rice-atlas’s actual source (not just its file names) showed that its visual</w:t>
+      </w:r>
+      <w:r>
+        <w:t xml:space="preserve"> </w:t>
+      </w:r>
+      <w:r>
+        <w:t xml:space="preserve">quality comes mainly from spline-swept tube construction – a Catmull-Rom spline plus a</w:t>
+      </w:r>
+      <w:r>
+        <w:t xml:space="preserve"> </w:t>
+      </w:r>
+      <w:r>
+        <w:t xml:space="preserve">parallel-transport (rotation-minimizing) frame builder – rather than from Blender</w:t>
+      </w:r>
+      <w:r>
+        <w:t xml:space="preserve"> </w:t>
+      </w:r>
+      <w:r>
+        <w:t xml:space="preserve">sculpting, which it uses only for a thin Solidify-modifier pass on leaf blades. We</w:t>
+      </w:r>
+      <w:r>
+        <w:t xml:space="preserve"> </w:t>
+      </w:r>
+      <w:r>
+        <w:t xml:space="preserve">re-implemented the same class of technique independently in the viewer itself (a</w:t>
+      </w:r>
+      <w:r>
+        <w:t xml:space="preserve"> </w:t>
+      </w:r>
+      <w:r>
+        <w:t xml:space="preserve">double-reflection rotation-minimizing frame builder,</w:t>
+      </w:r>
+      <w:r>
+        <w:t xml:space="preserve"> </w:t>
+      </w:r>
+      <w:r>
+        <w:rPr>
+          <w:rStyle w:val="VerbatimChar"/>
+        </w:rPr>
+        <w:t xml:space="preserve">app/src/organGeometry/</w:t>
+      </w:r>
+      <w:r>
+        <w:t xml:space="preserve">),</w:t>
+      </w:r>
+      <w:r>
+        <w:t xml:space="preserve"> </w:t>
+      </w:r>
+      <w:r>
+        <w:t xml:space="preserve">replacing the original primitive-shape organs with tapering, curved tube geometry and a</w:t>
+      </w:r>
+      <w:r>
+        <w:t xml:space="preserve"> </w:t>
+      </w:r>
+      <w:r>
+        <w:t xml:space="preserve">parametric curved leaf-blade surface.</w:t>
+      </w:r>
+    </w:p>
+    <w:p>
+      <w:pPr>
+        <w:pStyle w:val="BodyText"/>
+      </w:pPr>
+      <w:r>
+        <w:t xml:space="preserve">We then wired this geometry to real per-ecotype trait data so a viewer can select a</w:t>
+      </w:r>
+      <w:r>
+        <w:t xml:space="preserve"> </w:t>
+      </w:r>
+      <w:r>
+        <w:t xml:space="preserve">natural accession and see the plant’s shape actually respond. 6 ecotypes are</w:t>
+      </w:r>
+      <w:r>
+        <w:t xml:space="preserve"> </w:t>
+      </w:r>
+      <w:r>
+        <w:t xml:space="preserve">available; 5 of them (Col-0, Ler, Ws, Tsu-0, Edi-0) have real,</w:t>
+      </w:r>
+      <w:r>
+        <w:t xml:space="preserve"> </w:t>
+      </w:r>
+      <w:r>
+        <w:t xml:space="preserve">directly-computed rosette-shape descriptors from Camargo et al. </w:t>
+      </w:r>
+      <w:r>
+        <w:t xml:space="preserve">(2014)</w:t>
+      </w:r>
+      <w:r>
+        <w:t xml:space="preserve">’s</w:t>
+      </w:r>
+      <w:r>
+        <w:t xml:space="preserve"> </w:t>
+      </w:r>
+      <w:r>
+        <w:t xml:space="preserve">own published raw data (60 images per accession): mean rosette</w:t>
+      </w:r>
+      <w:r>
+        <w:t xml:space="preserve"> </w:t>
+      </w:r>
+      <w:r>
+        <w:t xml:space="preserve">Compactness is 0.6637 for Col-0, 0.7617 for Ler, and</w:t>
+      </w:r>
+      <w:r>
+        <w:t xml:space="preserve"> </w:t>
+      </w:r>
+      <w:r>
+        <w:t xml:space="preserve">0.6729 for Ws – Ler-0 is the most compact and</w:t>
+      </w:r>
+      <w:r>
+        <w:t xml:space="preserve"> </w:t>
+      </w:r>
+      <w:r>
+        <w:t xml:space="preserve">Tsu-0 the least compact of the five measured here, independently</w:t>
+      </w:r>
+      <w:r>
+        <w:t xml:space="preserve"> </w:t>
+      </w:r>
+      <w:r>
+        <w:t xml:space="preserve">corroborating Ler’s known compact habit with an entirely different, image-based method</w:t>
+      </w:r>
+      <w:r>
+        <w:t xml:space="preserve"> </w:t>
+      </w:r>
+      <w:r>
+        <w:t xml:space="preserve">than the genetic literature that first described it. Ler’s short pedicels and blunt</w:t>
+      </w:r>
+      <w:r>
+        <w:t xml:space="preserve"> </w:t>
+      </w:r>
+      <w:r>
+        <w:t xml:space="preserve">siliques reflect the real, natural</w:t>
       </w:r>
       <w:r>
         <w:t xml:space="preserve"> </w:t>
@@ -1836,130 +2172,463 @@
           <w:i/>
           <w:iCs/>
         </w:rPr>
-        <w:t xml:space="preserve">Arabidopsis</w:t>
-      </w:r>
-      <w:r>
-        <w:t xml:space="preserve"> </w:t>
-      </w:r>
-      <w:r>
-        <w:t xml:space="preserve">took a fraction of the effort spent sourcing,</w:t>
-      </w:r>
-      <w:r>
-        <w:t xml:space="preserve"> </w:t>
-      </w:r>
-      <w:r>
-        <w:t xml:space="preserve">verifying, and honestly scoping the data behind it.</w:t>
-      </w:r>
-    </w:p>
-    <w:p>
-      <w:pPr>
-        <w:pStyle w:val="BodyText"/>
-      </w:pPr>
-      <w:r>
-        <w:t xml:space="preserve">That verification effort surfaced problems worth naming. A CrossRef check was needed</w:t>
-      </w:r>
-      <w:r>
-        <w:t xml:space="preserve"> </w:t>
-      </w:r>
-      <w:r>
-        <w:t xml:space="preserve">because a plausible-looking DOI is not evidence it is correct. A live API check against</w:t>
-      </w:r>
-      <w:r>
-        <w:t xml:space="preserve"> </w:t>
-      </w:r>
-      <w:r>
-        <w:t xml:space="preserve">NASA OSDR was needed because a study accession copied from memory is a guess, not a fact,</w:t>
-      </w:r>
-      <w:r>
-        <w:t xml:space="preserve"> </w:t>
-      </w:r>
-      <w:r>
-        <w:t xml:space="preserve">until confirmed against the record NASA actually serves. And checking travadb.org’s actual</w:t>
-      </w:r>
-      <w:r>
-        <w:t xml:space="preserve"> </w:t>
-      </w:r>
-      <w:r>
-        <w:t xml:space="preserve">interface – rather than assuming a REST-style URL pattern would work – avoided shipping a</w:t>
-      </w:r>
-      <w:r>
-        <w:t xml:space="preserve"> </w:t>
-      </w:r>
-      <w:r>
-        <w:t xml:space="preserve">broken or misleading link in a resource whose entire premise is that its links and numbers</w:t>
-      </w:r>
-      <w:r>
-        <w:t xml:space="preserve"> </w:t>
-      </w:r>
-      <w:r>
-        <w:t xml:space="preserve">are trustworthy.</w:t>
-      </w:r>
-    </w:p>
-    <w:p>
-      <w:pPr>
-        <w:pStyle w:val="BodyText"/>
-      </w:pPr>
-      <w:r>
-        <w:t xml:space="preserve">The decision to compute only a simple mean-CPM ratio, rather than a full</w:t>
-      </w:r>
-      <w:r>
-        <w:t xml:space="preserve"> </w:t>
-      </w:r>
-      <w:r>
-        <w:t xml:space="preserve">differential-expression model, was a scope choice made explicit rather than hidden: a</w:t>
-      </w:r>
-      <w:r>
-        <w:t xml:space="preserve"> </w:t>
-      </w:r>
-      <w:r>
-        <w:t xml:space="preserve">half-rigorous statistical claim dressed as a rigorous one would be worse than a clearly</w:t>
-      </w:r>
-      <w:r>
-        <w:t xml:space="preserve"> </w:t>
-      </w:r>
-      <w:r>
-        <w:t xml:space="preserve">labelled simple one. The same logic applied to organ coverage – three of five organs carry</w:t>
-      </w:r>
-      <w:r>
-        <w:t xml:space="preserve"> </w:t>
-      </w:r>
-      <w:r>
-        <w:t xml:space="preserve">no spaceflight layer at all, and the viewer says so, rather than reusing the one available</w:t>
-      </w:r>
-      <w:r>
-        <w:t xml:space="preserve"> </w:t>
-      </w:r>
-      <w:r>
-        <w:t xml:space="preserve">whole-seedling comparison across organs it was never measured in.</w:t>
-      </w:r>
-    </w:p>
-    <w:bookmarkStart w:id="22" w:name="limitations"/>
-    <w:p>
-      <w:pPr>
-        <w:pStyle w:val="Heading2"/>
-      </w:pPr>
-      <w:r>
-        <w:t xml:space="preserve">Limitations</w:t>
-      </w:r>
-    </w:p>
-    <w:p>
-      <w:pPr>
-        <w:pStyle w:val="FirstParagraph"/>
-      </w:pPr>
-      <w:r>
-        <w:t xml:space="preserve">No single real dataset gives whole-organism 3D geometry for</w:t>
-      </w:r>
-      <w:r>
-        <w:t xml:space="preserve"> </w:t>
+        <w:t xml:space="preserve">erecta</w:t>
+      </w:r>
+      <w:r>
+        <w:t xml:space="preserve"> </w:t>
+      </w:r>
+      <w:r>
+        <w:t xml:space="preserve">(</w:t>
       </w:r>
       <w:r>
         <w:rPr>
           <w:i/>
           <w:iCs/>
         </w:rPr>
+        <w:t xml:space="preserve">er</w:t>
+      </w:r>
+      <w:r>
+        <w:t xml:space="preserve">) mutation</w:t>
+      </w:r>
+      <w:r>
+        <w:t xml:space="preserve"> </w:t>
+      </w:r>
+      <w:r>
+        <w:t xml:space="preserve">(Torii et al. 1996)</w:t>
+      </w:r>
+      <w:r>
+        <w:t xml:space="preserve">; a quantitative proxy from</w:t>
+      </w:r>
+      <w:r>
+        <w:t xml:space="preserve"> </w:t>
+      </w:r>
+      <w:r>
+        <w:t xml:space="preserve">Bundy et al. (2012)</w:t>
+      </w:r>
+      <w:r>
+        <w:t xml:space="preserve"> </w:t>
+      </w:r>
+      <w:r>
+        <w:t xml:space="preserve">gives a mature wild-type</w:t>
+      </w:r>
+      <w:r>
+        <w:t xml:space="preserve"> </w:t>
+      </w:r>
+      <w:r>
+        <w:t xml:space="preserve">pedicel of 7.90mm versus a</w:t>
+      </w:r>
+      <w:r>
+        <w:t xml:space="preserve"> </w:t>
+      </w:r>
+      <m:oMath>
+        <m:r>
+          <m:rPr>
+            <m:sty m:val="p"/>
+          </m:rPr>
+          <m:t>∼</m:t>
+        </m:r>
+      </m:oMath>
+      <w:r>
+        <w:t xml:space="preserve">2.6</w:t>
+      </w:r>
+      <m:oMath>
+        <m:r>
+          <m:rPr>
+            <m:sty m:val="p"/>
+          </m:rPr>
+          <m:t>×</m:t>
+        </m:r>
+      </m:oMath>
+      <w:r>
+        <w:t xml:space="preserve"> </w:t>
+      </w:r>
+      <w:r>
+        <w:t xml:space="preserve">shorter</w:t>
+      </w:r>
+      <w:r>
+        <w:t xml:space="preserve"> </w:t>
+      </w:r>
+      <w:r>
+        <w:t xml:space="preserve">induced</w:t>
+      </w:r>
+      <w:r>
+        <w:t xml:space="preserve"> </w:t>
+      </w:r>
+      <w:r>
+        <w:rPr>
+          <w:i/>
+          <w:iCs/>
+        </w:rPr>
+        <w:t xml:space="preserve">er-105</w:t>
+      </w:r>
+      <w:r>
+        <w:t xml:space="preserve"> </w:t>
+      </w:r>
+      <w:r>
+        <w:t xml:space="preserve">pedicel, disclosed in the application itself as a proxy from an</w:t>
+      </w:r>
+      <w:r>
+        <w:t xml:space="preserve"> </w:t>
+      </w:r>
+      <w:r>
+        <w:t xml:space="preserve">induced allele in a Columbia background, not a direct field measurement of natural Ler.</w:t>
+      </w:r>
+      <w:r>
+        <w:t xml:space="preserve"> </w:t>
+      </w:r>
+      <w:r>
+        <w:t xml:space="preserve">Cvi-0, absent from the MAGIC founder panel, instead varies by a real, directly-quoted</w:t>
+      </w:r>
+      <w:r>
+        <w:t xml:space="preserve"> </w:t>
+      </w:r>
+      <w:r>
+        <w:t xml:space="preserve">comparison from</w:t>
+      </w:r>
+      <w:r>
+        <w:t xml:space="preserve"> </w:t>
+      </w:r>
+      <w:r>
+        <w:t xml:space="preserve">Coneva and Chitwood (2018)</w:t>
+      </w:r>
+      <w:r>
+        <w:t xml:space="preserve">: 2 more leaves than Ler in</w:t>
+      </w:r>
+      <w:r>
+        <w:t xml:space="preserve"> </w:t>
+      </w:r>
+      <w:r>
+        <w:t xml:space="preserve">long-day conditions, with thicker leaf blades.</w:t>
+      </w:r>
+    </w:p>
+    <w:p>
+      <w:pPr>
+        <w:pStyle w:val="BodyText"/>
+      </w:pPr>
+      <w:r>
+        <w:t xml:space="preserve">Every gap is disclosed rather than filled with a plausible value: Cvi-0’s</w:t>
+      </w:r>
+      <w:r>
+        <w:t xml:space="preserve"> </w:t>
+      </w:r>
+      <w:r>
+        <w:t xml:space="preserve">rosette-compactness parameter defaults to the Col-0 value because no measurement exists</w:t>
+      </w:r>
+      <w:r>
+        <w:t xml:space="preserve"> </w:t>
+      </w:r>
+      <w:r>
+        <w:t xml:space="preserve">for it in the dataset used; ERECTA status for Cvi-0/Tsu-0/Edi-0 is stated as an assumed</w:t>
+      </w:r>
+      <w:r>
+        <w:t xml:space="preserve"> </w:t>
+      </w:r>
+      <w:r>
+        <w:t xml:space="preserve">default, not confirmed per-accession; and no accession-labelled reference photo was found</w:t>
+      </w:r>
+      <w:r>
+        <w:t xml:space="preserve"> </w:t>
+      </w:r>
+      <w:r>
+        <w:t xml:space="preserve">for Ws, so its photo link is simply absent rather than substituted.</w:t>
+      </w:r>
+    </w:p>
+    <w:bookmarkEnd w:id="21"/>
+    <w:bookmarkStart w:id="22" w:name="verification-of-the-viewer-itself"/>
+    <w:p>
+      <w:pPr>
+        <w:pStyle w:val="Heading2"/>
+      </w:pPr>
+      <w:r>
+        <w:t xml:space="preserve">Verification of the viewer itself</w:t>
+      </w:r>
+    </w:p>
+    <w:p>
+      <w:pPr>
+        <w:pStyle w:val="FirstParagraph"/>
+      </w:pPr>
+      <w:r>
+        <w:t xml:space="preserve">The viewer was checked interactively, not only by static code review: in both a local</w:t>
+      </w:r>
+      <w:r>
+        <w:t xml:space="preserve"> </w:t>
+      </w:r>
+      <w:r>
+        <w:t xml:space="preserve">development server and the actual production build served at the live GitHub Pages URL,</w:t>
+      </w:r>
+      <w:r>
+        <w:t xml:space="preserve"> </w:t>
+      </w:r>
+      <w:r>
+        <w:t xml:space="preserve">clicking each organ was confirmed to open an information panel showing the correct TraVA</w:t>
+      </w:r>
+      <w:r>
+        <w:t xml:space="preserve"> </w:t>
+      </w:r>
+      <w:r>
+        <w:t xml:space="preserve">category, the correct geometry citation, and – for root – the real gene table described</w:t>
+      </w:r>
+      <w:r>
+        <w:t xml:space="preserve"> </w:t>
+      </w:r>
+      <w:r>
+        <w:t xml:space="preserve">above, with no console errors in either environment.</w:t>
+      </w:r>
+    </w:p>
+    <w:bookmarkEnd w:id="22"/>
+    <w:bookmarkEnd w:id="23"/>
+    <w:bookmarkStart w:id="26" w:name="discussion"/>
+    <w:p>
+      <w:pPr>
+        <w:pStyle w:val="Heading1"/>
+      </w:pPr>
+      <w:r>
+        <w:t xml:space="preserve">Discussion</w:t>
+      </w:r>
+    </w:p>
+    <w:p>
+      <w:pPr>
+        <w:pStyle w:val="FirstParagraph"/>
+      </w:pPr>
+      <w:r>
+        <w:t xml:space="preserve">The central lesson of this project was not scientific but procedural: an appealing</w:t>
+      </w:r>
+      <w:r>
+        <w:t xml:space="preserve"> </w:t>
+      </w:r>
+      <w:r>
+        <w:t xml:space="preserve">interactive 3D atlas and a FAIR scientific resource are not the same amount of work, and</w:t>
+      </w:r>
+      <w:r>
+        <w:t xml:space="preserve"> </w:t>
+      </w:r>
+      <w:r>
+        <w:t xml:space="preserve">the difference is not visual polish. rice-atlas already had the harder-to-build part – a</w:t>
+      </w:r>
+      <w:r>
+        <w:t xml:space="preserve"> </w:t>
+      </w:r>
+      <w:r>
+        <w:t xml:space="preserve">working, organ-selectable procedural plant viewer. What it lacked was cheaper in</w:t>
+      </w:r>
+      <w:r>
+        <w:t xml:space="preserve"> </w:t>
+      </w:r>
+      <w:r>
+        <w:t xml:space="preserve">engineering terms but slower in practice: a cited dataset behind every organ, a resolvable</w:t>
+      </w:r>
+      <w:r>
+        <w:t xml:space="preserve"> </w:t>
+      </w:r>
+      <w:r>
+        <w:t xml:space="preserve">license, and a record of what had and had not been checked. Recreating the visual</w:t>
+      </w:r>
+      <w:r>
+        <w:t xml:space="preserve"> </w:t>
+      </w:r>
+      <w:r>
+        <w:t xml:space="preserve">experience for</w:t>
+      </w:r>
+      <w:r>
+        <w:t xml:space="preserve"> </w:t>
+      </w:r>
+      <w:r>
+        <w:rPr>
+          <w:i/>
+          <w:iCs/>
+        </w:rPr>
         <w:t xml:space="preserve">Arabidopsis</w:t>
       </w:r>
       <w:r>
+        <w:t xml:space="preserve"> </w:t>
+      </w:r>
+      <w:r>
+        <w:t xml:space="preserve">took a fraction of the effort spent sourcing,</w:t>
+      </w:r>
+      <w:r>
+        <w:t xml:space="preserve"> </w:t>
+      </w:r>
+      <w:r>
+        <w:t xml:space="preserve">verifying, and honestly scoping the data behind it.</w:t>
+      </w:r>
+    </w:p>
+    <w:p>
+      <w:pPr>
+        <w:pStyle w:val="BodyText"/>
+      </w:pPr>
+      <w:r>
+        <w:t xml:space="preserve">That verification effort surfaced problems worth naming. A CrossRef check was needed</w:t>
+      </w:r>
+      <w:r>
+        <w:t xml:space="preserve"> </w:t>
+      </w:r>
+      <w:r>
+        <w:t xml:space="preserve">because a plausible-looking DOI is not evidence it is correct. A live API check against</w:t>
+      </w:r>
+      <w:r>
+        <w:t xml:space="preserve"> </w:t>
+      </w:r>
+      <w:r>
+        <w:t xml:space="preserve">NASA OSDR was needed because a study accession copied from memory is a guess, not a fact,</w:t>
+      </w:r>
+      <w:r>
+        <w:t xml:space="preserve"> </w:t>
+      </w:r>
+      <w:r>
+        <w:t xml:space="preserve">until confirmed against the record NASA actually serves. And checking travadb.org’s actual</w:t>
+      </w:r>
+      <w:r>
+        <w:t xml:space="preserve"> </w:t>
+      </w:r>
+      <w:r>
+        <w:t xml:space="preserve">interface – rather than assuming a REST-style URL pattern would work – avoided shipping a</w:t>
+      </w:r>
+      <w:r>
+        <w:t xml:space="preserve"> </w:t>
+      </w:r>
+      <w:r>
+        <w:t xml:space="preserve">broken or misleading link in a resource whose entire premise is that its links and numbers</w:t>
+      </w:r>
+      <w:r>
+        <w:t xml:space="preserve"> </w:t>
+      </w:r>
+      <w:r>
+        <w:t xml:space="preserve">are trustworthy.</w:t>
+      </w:r>
+    </w:p>
+    <w:p>
+      <w:pPr>
+        <w:pStyle w:val="BodyText"/>
+      </w:pPr>
+      <w:r>
+        <w:t xml:space="preserve">The decision to compute only a simple mean-CPM ratio, rather than a full</w:t>
+      </w:r>
+      <w:r>
+        <w:t xml:space="preserve"> </w:t>
+      </w:r>
+      <w:r>
+        <w:t xml:space="preserve">differential-expression model, was a scope choice made explicit rather than hidden: a</w:t>
+      </w:r>
+      <w:r>
+        <w:t xml:space="preserve"> </w:t>
+      </w:r>
+      <w:r>
+        <w:t xml:space="preserve">half-rigorous statistical claim dressed as a rigorous one would be worse than a clearly</w:t>
+      </w:r>
+      <w:r>
+        <w:t xml:space="preserve"> </w:t>
+      </w:r>
+      <w:r>
+        <w:t xml:space="preserve">labelled simple one. The same logic applied to organ coverage – three of five organs carry</w:t>
+      </w:r>
+      <w:r>
+        <w:t xml:space="preserve"> </w:t>
+      </w:r>
+      <w:r>
+        <w:t xml:space="preserve">no spaceflight layer at all, and the viewer says so, rather than reusing the one available</w:t>
+      </w:r>
+      <w:r>
+        <w:t xml:space="preserve"> </w:t>
+      </w:r>
+      <w:r>
+        <w:t xml:space="preserve">whole-seedling comparison across organs it was never measured in.</w:t>
+      </w:r>
+    </w:p>
+    <w:p>
+      <w:pPr>
+        <w:pStyle w:val="BodyText"/>
+      </w:pPr>
+      <w:r>
+        <w:t xml:space="preserve">This pattern repeated when extending the atlas to ecotype shape-morphing: the visually</w:t>
+      </w:r>
+      <w:r>
+        <w:t xml:space="preserve"> </w:t>
+      </w:r>
+      <w:r>
+        <w:t xml:space="preserve">appealing part (a plant that reshapes when you pick a different accession) was</w:t>
+      </w:r>
+      <w:r>
+        <w:t xml:space="preserve"> </w:t>
+      </w:r>
+      <w:r>
+        <w:t xml:space="preserve">straightforward once the geometry was parametric; the slow part was again verification.</w:t>
+      </w:r>
+      <w:r>
+        <w:t xml:space="preserve"> </w:t>
+      </w:r>
+      <w:r>
+        <w:t xml:space="preserve">The raw-data archive behind Camargo et al. </w:t>
+      </w:r>
+      <w:r>
+        <w:t xml:space="preserve">(2014)</w:t>
+      </w:r>
+      <w:r>
+        <w:t xml:space="preserve">’s rosette-shape</w:t>
+      </w:r>
+      <w:r>
+        <w:t xml:space="preserve"> </w:t>
+      </w:r>
+      <w:r>
+        <w:t xml:space="preserve">descriptors turned out to be genuinely reusable – a real, column-labelled CSV, not just a</w:t>
+      </w:r>
+      <w:r>
+        <w:t xml:space="preserve"> </w:t>
+      </w:r>
+      <w:r>
+        <w:t xml:space="preserve">figure to eyeball – but only after an explanatory table in the same paper’s own</w:t>
+      </w:r>
+      <w:r>
+        <w:t xml:space="preserve"> </w:t>
+      </w:r>
+      <w:r>
+        <w:t xml:space="preserve">supplementary material (numbered, unlabelled columns, six example rows) turned out not to</w:t>
+      </w:r>
+      <w:r>
+        <w:t xml:space="preserve"> </w:t>
+      </w:r>
+      <w:r>
+        <w:t xml:space="preserve">be it. The lesson generalizes: "supplementary data exists" and "supplementary data is the</w:t>
+      </w:r>
+      <w:r>
+        <w:t xml:space="preserve"> </w:t>
+      </w:r>
+      <w:r>
+        <w:t xml:space="preserve">specific table you need, in the format you need" are different claims, and only checking</w:t>
+      </w:r>
+      <w:r>
+        <w:t xml:space="preserve"> </w:t>
+      </w:r>
+      <w:r>
+        <w:t xml:space="preserve">the second one is real verification.</w:t>
+      </w:r>
+    </w:p>
+    <w:bookmarkStart w:id="24" w:name="limitations"/>
+    <w:p>
+      <w:pPr>
+        <w:pStyle w:val="Heading2"/>
+      </w:pPr>
+      <w:r>
+        <w:t xml:space="preserve">Limitations</w:t>
+      </w:r>
+    </w:p>
+    <w:p>
+      <w:pPr>
+        <w:pStyle w:val="FirstParagraph"/>
+      </w:pPr>
+      <w:r>
+        <w:t xml:space="preserve">No single real dataset gives whole-organism 3D geometry for</w:t>
+      </w:r>
+      <w:r>
+        <w:t xml:space="preserve"> </w:t>
+      </w:r>
+      <w:r>
+        <w:rPr>
+          <w:i/>
+          <w:iCs/>
+        </w:rPr>
+        <w:t xml:space="preserve">Arabidopsis</w:t>
+      </w:r>
+      <w:r>
         <w:t xml:space="preserve">, just as</w:t>
       </w:r>
       <w:r>
@@ -2023,8 +2692,8 @@
         <w:t xml:space="preserve">meta-analytic or statistically tested effect size, and should not be read as one.</w:t>
       </w:r>
     </w:p>
-    <w:bookmarkEnd w:id="22"/>
-    <w:bookmarkStart w:id="23" w:name="what-would-make-this-stronger"/>
+    <w:bookmarkEnd w:id="24"/>
+    <w:bookmarkStart w:id="25" w:name="what-would-make-this-stronger"/>
     <w:p>
       <w:pPr>
         <w:pStyle w:val="Heading2"/>
@@ -2071,9 +2740,9 @@
         <w:t xml:space="preserve">right."</w:t>
       </w:r>
     </w:p>
-    <w:bookmarkEnd w:id="23"/>
-    <w:bookmarkEnd w:id="24"/>
-    <w:bookmarkStart w:id="27" w:name="data-and-code-availability"/>
+    <w:bookmarkEnd w:id="25"/>
+    <w:bookmarkEnd w:id="26"/>
+    <w:bookmarkStart w:id="29" w:name="data-and-code-availability"/>
     <w:p>
       <w:pPr>
         <w:pStyle w:val="Heading1"/>
@@ -2092,7 +2761,7 @@
       <w:r>
         <w:t xml:space="preserve"> </w:t>
       </w:r>
-      <w:hyperlink r:id="rId25">
+      <w:hyperlink r:id="rId27">
         <w:r>
           <w:rPr>
             <w:rStyle w:val="Hyperlink"/>
@@ -2106,7 +2775,7 @@
       <w:r>
         <w:t xml:space="preserve"> </w:t>
       </w:r>
-      <w:hyperlink r:id="rId26">
+      <w:hyperlink r:id="rId28">
         <w:r>
           <w:rPr>
             <w:rStyle w:val="Hyperlink"/>
@@ -2192,6 +2861,66 @@
       </w:r>
       <w:r>
         <w:t xml:space="preserve">Vijayan et al. (2021)</w:t>
+      </w:r>
+      <w:r>
+        <w:t xml:space="preserve">. Ecotype trait data are from</w:t>
+      </w:r>
+      <w:r>
+        <w:t xml:space="preserve"> </w:t>
+      </w:r>
+      <w:r>
+        <w:t xml:space="preserve">Camargo et al. (2014)</w:t>
+      </w:r>
+      <w:r>
+        <w:t xml:space="preserve"> </w:t>
+      </w:r>
+      <w:r>
+        <w:t xml:space="preserve">(raw data in</w:t>
+      </w:r>
+      <w:r>
+        <w:t xml:space="preserve"> </w:t>
+      </w:r>
+      <w:r>
+        <w:rPr>
+          <w:rStyle w:val="VerbatimChar"/>
+        </w:rPr>
+        <w:t xml:space="preserve">data/raw/camargo2014_rosette_descriptors.csv</w:t>
+      </w:r>
+      <w:r>
+        <w:t xml:space="preserve">),</w:t>
+      </w:r>
+      <w:r>
+        <w:t xml:space="preserve"> </w:t>
+      </w:r>
+      <w:r>
+        <w:t xml:space="preserve">Torii et al. (1996)</w:t>
+      </w:r>
+      <w:r>
+        <w:t xml:space="preserve">,</w:t>
+      </w:r>
+      <w:r>
+        <w:t xml:space="preserve"> </w:t>
+      </w:r>
+      <w:r>
+        <w:t xml:space="preserve">Bundy et al. (2012)</w:t>
+      </w:r>
+      <w:r>
+        <w:t xml:space="preserve">, and</w:t>
+      </w:r>
+      <w:r>
+        <w:t xml:space="preserve"> </w:t>
+      </w:r>
+      <w:r>
+        <w:t xml:space="preserve">Coneva and Chitwood (2018)</w:t>
+      </w:r>
+      <w:r>
+        <w:t xml:space="preserve">; reference photography is</w:t>
+      </w:r>
+      <w:r>
+        <w:t xml:space="preserve"> </w:t>
+      </w:r>
+      <w:r>
+        <w:t xml:space="preserve">Taghavi Namin et al. (2018)</w:t>
       </w:r>
       <w:r>
         <w:t xml:space="preserve">. rice-atlas, the project’s own starting point,</w:t>
@@ -2223,8 +2952,8 @@
         <w:t xml:space="preserve">here (see Methods).</w:t>
       </w:r>
     </w:p>
-    <w:bookmarkEnd w:id="27"/>
-    <w:bookmarkStart w:id="28" w:name="competing-interests"/>
+    <w:bookmarkEnd w:id="29"/>
+    <w:bookmarkStart w:id="30" w:name="competing-interests"/>
     <w:p>
       <w:pPr>
         <w:pStyle w:val="Heading1"/>
@@ -2241,8 +2970,8 @@
         <w:t xml:space="preserve">The author declares no competing interests.</w:t>
       </w:r>
     </w:p>
-    <w:bookmarkEnd w:id="28"/>
-    <w:bookmarkStart w:id="40" w:name="acknowledgements"/>
+    <w:bookmarkEnd w:id="30"/>
+    <w:bookmarkStart w:id="52" w:name="acknowledgements"/>
     <w:p>
       <w:pPr>
         <w:pStyle w:val="Heading1"/>
@@ -2265,32 +2994,32 @@
         <w:t xml:space="preserve">Data Repository and GeneLab for curating and publishing them.</w:t>
       </w:r>
     </w:p>
-    <w:bookmarkStart w:id="39" w:name="refs"/>
-    <w:bookmarkStart w:id="30" w:name="ref-Klepikova2016"/>
+    <w:bookmarkStart w:id="51" w:name="refs"/>
+    <w:bookmarkStart w:id="32" w:name="ref-Bundy2012"/>
     <w:p>
       <w:pPr>
         <w:pStyle w:val="Bibliography"/>
       </w:pPr>
       <w:r>
-        <w:t xml:space="preserve">Klepikova, Anna V., Artem S. Kasianov, Evgeny S. Gerasimov, Maria D. Logacheva, and Aleksey A. Penin. 2016.</w:t>
-      </w:r>
-      <w:r>
-        <w:t xml:space="preserve"> </w:t>
-      </w:r>
-      <w:r>
-        <w:t xml:space="preserve">“A High Resolution Map of the</w:t>
-      </w:r>
-      <w:r>
-        <w:t xml:space="preserve"> </w:t>
-      </w:r>
-      <w:r>
-        <w:t xml:space="preserve">Arabidopsis thaliana</w:t>
-      </w:r>
-      <w:r>
-        <w:t xml:space="preserve"> </w:t>
-      </w:r>
-      <w:r>
-        <w:t xml:space="preserve">Developmental Transcriptome Based on RNA-Seq Profiling.”</w:t>
+        <w:t xml:space="preserve">Bundy, Mark G. R., Olivia A. Thompson, Matthew T. Sieger, and Elena D. Shpak. 2012.</w:t>
+      </w:r>
+      <w:r>
+        <w:t xml:space="preserve"> </w:t>
+      </w:r>
+      <w:r>
+        <w:t xml:space="preserve">“Patterns of Cell Division, Cell Differentiation and Cell Elongation in Epidermis and Cortex of</w:t>
+      </w:r>
+      <w:r>
+        <w:t xml:space="preserve"> </w:t>
+      </w:r>
+      <w:r>
+        <w:t xml:space="preserve">Arabidopsis</w:t>
+      </w:r>
+      <w:r>
+        <w:t xml:space="preserve"> </w:t>
+      </w:r>
+      <w:r>
+        <w:t xml:space="preserve">Pedicels in the Wild Type and in Erecta.”</w:t>
       </w:r>
       <w:r>
         <w:t xml:space="preserve"> </w:t>
@@ -2300,6 +3029,174 @@
           <w:i/>
           <w:iCs/>
         </w:rPr>
+        <w:t xml:space="preserve">PLoS ONE</w:t>
+      </w:r>
+      <w:r>
+        <w:t xml:space="preserve"> </w:t>
+      </w:r>
+      <w:r>
+        <w:t xml:space="preserve">7 (9): e46262.</w:t>
+      </w:r>
+      <w:r>
+        <w:t xml:space="preserve"> </w:t>
+      </w:r>
+      <w:hyperlink r:id="rId31">
+        <w:r>
+          <w:rPr>
+            <w:rStyle w:val="Hyperlink"/>
+          </w:rPr>
+          <w:t xml:space="preserve">https://doi.org/10.1371/journal.pone.0046262</w:t>
+        </w:r>
+      </w:hyperlink>
+      <w:r>
+        <w:t xml:space="preserve">.</w:t>
+      </w:r>
+    </w:p>
+    <w:bookmarkEnd w:id="32"/>
+    <w:bookmarkStart w:id="34" w:name="ref-Camargo2014"/>
+    <w:p>
+      <w:pPr>
+        <w:pStyle w:val="Bibliography"/>
+      </w:pPr>
+      <w:r>
+        <w:t xml:space="preserve">Camargo, Anyela, Dimitra Papadopoulou, Zoi Spyropoulou, Konstantinos Vlachonasios, John H. Doonan, and Alan P. Gay. 2014.</w:t>
+      </w:r>
+      <w:r>
+        <w:t xml:space="preserve"> </w:t>
+      </w:r>
+      <w:r>
+        <w:t xml:space="preserve">“Objective Definition of Rosette Shape Variation Using a Combined Computer Vision and Data Mining Approach.”</w:t>
+      </w:r>
+      <w:r>
+        <w:t xml:space="preserve"> </w:t>
+      </w:r>
+      <w:r>
+        <w:rPr>
+          <w:i/>
+          <w:iCs/>
+        </w:rPr>
+        <w:t xml:space="preserve">PLoS ONE</w:t>
+      </w:r>
+      <w:r>
+        <w:t xml:space="preserve"> </w:t>
+      </w:r>
+      <w:r>
+        <w:t xml:space="preserve">9 (5): e96889.</w:t>
+      </w:r>
+      <w:r>
+        <w:t xml:space="preserve"> </w:t>
+      </w:r>
+      <w:hyperlink r:id="rId33">
+        <w:r>
+          <w:rPr>
+            <w:rStyle w:val="Hyperlink"/>
+          </w:rPr>
+          <w:t xml:space="preserve">https://doi.org/10.1371/journal.pone.0096889</w:t>
+        </w:r>
+      </w:hyperlink>
+      <w:r>
+        <w:t xml:space="preserve">.</w:t>
+      </w:r>
+    </w:p>
+    <w:bookmarkEnd w:id="34"/>
+    <w:bookmarkStart w:id="36" w:name="ref-Coneva2018"/>
+    <w:p>
+      <w:pPr>
+        <w:pStyle w:val="Bibliography"/>
+      </w:pPr>
+      <w:r>
+        <w:t xml:space="preserve">Coneva, Viktoriya, and Daniel H. Chitwood. 2018.</w:t>
+      </w:r>
+      <w:r>
+        <w:t xml:space="preserve"> </w:t>
+      </w:r>
+      <w:r>
+        <w:t xml:space="preserve">“Genetic and Developmental Basis for Increased Leaf Thickness in the</w:t>
+      </w:r>
+      <w:r>
+        <w:t xml:space="preserve"> </w:t>
+      </w:r>
+      <w:r>
+        <w:t xml:space="preserve">Arabidopsis</w:t>
+      </w:r>
+      <w:r>
+        <w:t xml:space="preserve"> </w:t>
+      </w:r>
+      <w:r>
+        <w:t xml:space="preserve">Cvi</w:t>
+      </w:r>
+      <w:r>
+        <w:t xml:space="preserve"> </w:t>
+      </w:r>
+      <w:r>
+        <w:t xml:space="preserve">Ecotype.”</w:t>
+      </w:r>
+      <w:r>
+        <w:t xml:space="preserve"> </w:t>
+      </w:r>
+      <w:r>
+        <w:rPr>
+          <w:i/>
+          <w:iCs/>
+        </w:rPr>
+        <w:t xml:space="preserve">Frontiers in Plant Science</w:t>
+      </w:r>
+      <w:r>
+        <w:t xml:space="preserve"> </w:t>
+      </w:r>
+      <w:r>
+        <w:t xml:space="preserve">9: 322.</w:t>
+      </w:r>
+      <w:r>
+        <w:t xml:space="preserve"> </w:t>
+      </w:r>
+      <w:hyperlink r:id="rId35">
+        <w:r>
+          <w:rPr>
+            <w:rStyle w:val="Hyperlink"/>
+          </w:rPr>
+          <w:t xml:space="preserve">https://doi.org/10.3389/fpls.2018.00322</w:t>
+        </w:r>
+      </w:hyperlink>
+      <w:r>
+        <w:t xml:space="preserve">.</w:t>
+      </w:r>
+    </w:p>
+    <w:bookmarkEnd w:id="36"/>
+    <w:bookmarkStart w:id="38" w:name="ref-Klepikova2016"/>
+    <w:p>
+      <w:pPr>
+        <w:pStyle w:val="Bibliography"/>
+      </w:pPr>
+      <w:r>
+        <w:t xml:space="preserve">Klepikova, Anna V., Artem S. Kasianov, Evgeny S. Gerasimov, Maria D. Logacheva, and Aleksey A. Penin. 2016.</w:t>
+      </w:r>
+      <w:r>
+        <w:t xml:space="preserve"> </w:t>
+      </w:r>
+      <w:r>
+        <w:t xml:space="preserve">“A High Resolution Map of the</w:t>
+      </w:r>
+      <w:r>
+        <w:t xml:space="preserve"> </w:t>
+      </w:r>
+      <w:r>
+        <w:t xml:space="preserve">Arabidopsis thaliana</w:t>
+      </w:r>
+      <w:r>
+        <w:t xml:space="preserve"> </w:t>
+      </w:r>
+      <w:r>
+        <w:t xml:space="preserve">Developmental Transcriptome Based on RNA-Seq Profiling.”</w:t>
+      </w:r>
+      <w:r>
+        <w:t xml:space="preserve"> </w:t>
+      </w:r>
+      <w:r>
+        <w:rPr>
+          <w:i/>
+          <w:iCs/>
+        </w:rPr>
         <w:t xml:space="preserve">The Plant Journal</w:t>
       </w:r>
       <w:r>
@@ -2311,7 +3208,7 @@
       <w:r>
         <w:t xml:space="preserve"> </w:t>
       </w:r>
-      <w:hyperlink r:id="rId29">
+      <w:hyperlink r:id="rId37">
         <w:r>
           <w:rPr>
             <w:rStyle w:val="Hyperlink"/>
@@ -2323,8 +3220,8 @@
         <w:t xml:space="preserve">.</w:t>
       </w:r>
     </w:p>
-    <w:bookmarkEnd w:id="30"/>
-    <w:bookmarkStart w:id="32" w:name="ref-OSD120"/>
+    <w:bookmarkEnd w:id="38"/>
+    <w:bookmarkStart w:id="40" w:name="ref-OSD120"/>
     <w:p>
       <w:pPr>
         <w:pStyle w:val="Bibliography"/>
@@ -2383,7 +3280,7 @@
       <w:r>
         <w:t xml:space="preserve"> </w:t>
       </w:r>
-      <w:hyperlink r:id="rId31">
+      <w:hyperlink r:id="rId39">
         <w:r>
           <w:rPr>
             <w:rStyle w:val="Hyperlink"/>
@@ -2395,8 +3292,8 @@
         <w:t xml:space="preserve">.</w:t>
       </w:r>
     </w:p>
-    <w:bookmarkEnd w:id="32"/>
-    <w:bookmarkStart w:id="34" w:name="ref-OSD314"/>
+    <w:bookmarkEnd w:id="40"/>
+    <w:bookmarkStart w:id="42" w:name="ref-OSD314"/>
     <w:p>
       <w:pPr>
         <w:pStyle w:val="Bibliography"/>
@@ -2469,7 +3366,7 @@
       <w:r>
         <w:t xml:space="preserve"> </w:t>
       </w:r>
-      <w:hyperlink r:id="rId33">
+      <w:hyperlink r:id="rId41">
         <w:r>
           <w:rPr>
             <w:rStyle w:val="Hyperlink"/>
@@ -2481,8 +3378,8 @@
         <w:t xml:space="preserve">.</w:t>
       </w:r>
     </w:p>
-    <w:bookmarkEnd w:id="34"/>
-    <w:bookmarkStart w:id="36" w:name="ref-Shahan2022"/>
+    <w:bookmarkEnd w:id="42"/>
+    <w:bookmarkStart w:id="44" w:name="ref-Shahan2022"/>
     <w:p>
       <w:pPr>
         <w:pStyle w:val="Bibliography"/>
@@ -2527,7 +3424,7 @@
       <w:r>
         <w:t xml:space="preserve"> </w:t>
       </w:r>
-      <w:hyperlink r:id="rId35">
+      <w:hyperlink r:id="rId43">
         <w:r>
           <w:rPr>
             <w:rStyle w:val="Hyperlink"/>
@@ -2539,41 +3436,20 @@
         <w:t xml:space="preserve">.</w:t>
       </w:r>
     </w:p>
-    <w:bookmarkEnd w:id="36"/>
-    <w:bookmarkStart w:id="38" w:name="ref-Vijayan2021"/>
+    <w:bookmarkEnd w:id="44"/>
+    <w:bookmarkStart w:id="46" w:name="ref-Namin2018"/>
     <w:p>
       <w:pPr>
         <w:pStyle w:val="Bibliography"/>
       </w:pPr>
       <w:r>
-        <w:t xml:space="preserve">Vijayan, Athul, Rachele Tofanelli, Sören Strauss, et al. 2021.</w:t>
-      </w:r>
-      <w:r>
-        <w:t xml:space="preserve"> </w:t>
-      </w:r>
-      <w:r>
-        <w:t xml:space="preserve">“A Digital 3</w:t>
-      </w:r>
-      <w:r>
-        <w:t xml:space="preserve">D</w:t>
-      </w:r>
-      <w:r>
-        <w:t xml:space="preserve"> </w:t>
-      </w:r>
-      <w:r>
-        <w:t xml:space="preserve">Reference Atlas Reveals Cellular Growth Patterns Shaping the</w:t>
-      </w:r>
-      <w:r>
-        <w:t xml:space="preserve"> </w:t>
-      </w:r>
-      <w:r>
-        <w:t xml:space="preserve">Arabidopsis</w:t>
-      </w:r>
-      <w:r>
-        <w:t xml:space="preserve"> </w:t>
-      </w:r>
-      <w:r>
-        <w:t xml:space="preserve">Ovule.”</w:t>
+        <w:t xml:space="preserve">Taghavi Namin, Sarah, Mohammad Esmaeilzadeh, Mohammad Najafi, Tim B. Brown, and Justin O. Borevitz. 2018.</w:t>
+      </w:r>
+      <w:r>
+        <w:t xml:space="preserve"> </w:t>
+      </w:r>
+      <w:r>
+        <w:t xml:space="preserve">“Deep Phenotyping: Deep Learning for Temporal Phenotype/Genotype Classification.”</w:t>
       </w:r>
       <w:r>
         <w:t xml:space="preserve"> </w:t>
@@ -2583,6 +3459,137 @@
           <w:i/>
           <w:iCs/>
         </w:rPr>
+        <w:t xml:space="preserve">Plant Methods</w:t>
+      </w:r>
+      <w:r>
+        <w:t xml:space="preserve"> </w:t>
+      </w:r>
+      <w:r>
+        <w:t xml:space="preserve">14: 66.</w:t>
+      </w:r>
+      <w:r>
+        <w:t xml:space="preserve"> </w:t>
+      </w:r>
+      <w:hyperlink r:id="rId45">
+        <w:r>
+          <w:rPr>
+            <w:rStyle w:val="Hyperlink"/>
+          </w:rPr>
+          <w:t xml:space="preserve">https://doi.org/10.1186/s13007-018-0333-4</w:t>
+        </w:r>
+      </w:hyperlink>
+      <w:r>
+        <w:t xml:space="preserve">.</w:t>
+      </w:r>
+    </w:p>
+    <w:bookmarkEnd w:id="46"/>
+    <w:bookmarkStart w:id="48" w:name="ref-Torii1996"/>
+    <w:p>
+      <w:pPr>
+        <w:pStyle w:val="Bibliography"/>
+      </w:pPr>
+      <w:r>
+        <w:t xml:space="preserve">Torii, Keiko U., Norio Mitsukawa, Tomoko Oosumi, et al. 1996.</w:t>
+      </w:r>
+      <w:r>
+        <w:t xml:space="preserve"> </w:t>
+      </w:r>
+      <w:r>
+        <w:t xml:space="preserve">“The</w:t>
+      </w:r>
+      <w:r>
+        <w:t xml:space="preserve"> </w:t>
+      </w:r>
+      <w:r>
+        <w:t xml:space="preserve">Arabidopsis</w:t>
+      </w:r>
+      <w:r>
+        <w:t xml:space="preserve"> </w:t>
+      </w:r>
+      <w:r>
+        <w:t xml:space="preserve">ERECTA</w:t>
+      </w:r>
+      <w:r>
+        <w:t xml:space="preserve"> </w:t>
+      </w:r>
+      <w:r>
+        <w:t xml:space="preserve">Gene Encodes a Putative Receptor Protein Kinase with Extracellular Leucine-Rich Repeats.”</w:t>
+      </w:r>
+      <w:r>
+        <w:t xml:space="preserve"> </w:t>
+      </w:r>
+      <w:r>
+        <w:rPr>
+          <w:i/>
+          <w:iCs/>
+        </w:rPr>
+        <w:t xml:space="preserve">The Plant Cell</w:t>
+      </w:r>
+      <w:r>
+        <w:t xml:space="preserve"> </w:t>
+      </w:r>
+      <w:r>
+        <w:t xml:space="preserve">8 (4): 735–46.</w:t>
+      </w:r>
+      <w:r>
+        <w:t xml:space="preserve"> </w:t>
+      </w:r>
+      <w:hyperlink r:id="rId47">
+        <w:r>
+          <w:rPr>
+            <w:rStyle w:val="Hyperlink"/>
+          </w:rPr>
+          <w:t xml:space="preserve">https://doi.org/10.1105/tpc.8.4.735</w:t>
+        </w:r>
+      </w:hyperlink>
+      <w:r>
+        <w:t xml:space="preserve">.</w:t>
+      </w:r>
+    </w:p>
+    <w:bookmarkEnd w:id="48"/>
+    <w:bookmarkStart w:id="50" w:name="ref-Vijayan2021"/>
+    <w:p>
+      <w:pPr>
+        <w:pStyle w:val="Bibliography"/>
+      </w:pPr>
+      <w:r>
+        <w:t xml:space="preserve">Vijayan, Athul, Rachele Tofanelli, Sören Strauss, et al. 2021.</w:t>
+      </w:r>
+      <w:r>
+        <w:t xml:space="preserve"> </w:t>
+      </w:r>
+      <w:r>
+        <w:t xml:space="preserve">“A Digital 3</w:t>
+      </w:r>
+      <w:r>
+        <w:t xml:space="preserve">D</w:t>
+      </w:r>
+      <w:r>
+        <w:t xml:space="preserve"> </w:t>
+      </w:r>
+      <w:r>
+        <w:t xml:space="preserve">Reference Atlas Reveals Cellular Growth Patterns Shaping the</w:t>
+      </w:r>
+      <w:r>
+        <w:t xml:space="preserve"> </w:t>
+      </w:r>
+      <w:r>
+        <w:t xml:space="preserve">Arabidopsis</w:t>
+      </w:r>
+      <w:r>
+        <w:t xml:space="preserve"> </w:t>
+      </w:r>
+      <w:r>
+        <w:t xml:space="preserve">Ovule.”</w:t>
+      </w:r>
+      <w:r>
+        <w:t xml:space="preserve"> </w:t>
+      </w:r>
+      <w:r>
+        <w:rPr>
+          <w:i/>
+          <w:iCs/>
+        </w:rPr>
         <w:t xml:space="preserve">eLife</w:t>
       </w:r>
       <w:r>
@@ -2594,7 +3601,7 @@
       <w:r>
         <w:t xml:space="preserve"> </w:t>
       </w:r>
-      <w:hyperlink r:id="rId37">
+      <w:hyperlink r:id="rId49">
         <w:r>
           <w:rPr>
             <w:rStyle w:val="Hyperlink"/>
@@ -2606,9 +3613,9 @@
         <w:t xml:space="preserve">.</w:t>
       </w:r>
     </w:p>
-    <w:bookmarkEnd w:id="38"/>
-    <w:bookmarkEnd w:id="39"/>
-    <w:bookmarkEnd w:id="40"/>
+    <w:bookmarkEnd w:id="50"/>
+    <w:bookmarkEnd w:id="51"/>
+    <w:bookmarkEnd w:id="52"/>
     <w:sectPr>
       <w:footnotePr>
         <w:numRestart w:val="eachSect"/>

--- a/manuscript/manuscript.docx
+++ b/manuscript/manuscript.docx
@@ -1497,7 +1497,7 @@
     </w:p>
     <w:bookmarkEnd w:id="17"/>
     <w:bookmarkEnd w:id="18"/>
-    <w:bookmarkStart w:id="23" w:name="results"/>
+    <w:bookmarkStart w:id="29" w:name="results"/>
     <w:p>
       <w:pPr>
         <w:pStyle w:val="Heading1"/>
@@ -2020,7 +2020,7 @@
       </w:r>
     </w:p>
     <w:bookmarkEnd w:id="20"/>
-    <w:bookmarkStart w:id="21" w:name="X961f8ba87cdb633cde0778c1060ed6863457203"/>
+    <w:bookmarkStart w:id="27" w:name="X961f8ba87cdb633cde0778c1060ed6863457203"/>
     <w:p>
       <w:pPr>
         <w:pStyle w:val="Heading2"/>
@@ -2333,8 +2333,195 @@
         <w:t xml:space="preserve">for Ws, so its photo link is simply absent rather than substituted.</w:t>
       </w:r>
     </w:p>
-    <w:bookmarkEnd w:id="21"/>
-    <w:bookmarkStart w:id="22" w:name="verification-of-the-viewer-itself"/>
+    <w:tbl>
+      <w:tblPr>
+        <w:tblStyle w:val="FigureTable"/>
+        <w:tblW w:type="auto" w:w="0"/>
+        <w:jc w:val="center"/>
+        <w:tblLook w:firstRow="0" w:lastRow="0" w:firstColumn="0" w:lastColumn="0"/>
+      </w:tblPr>
+      <w:tblGrid>
+        <w:gridCol w:w="3960"/>
+        <w:gridCol w:w="3960"/>
+      </w:tblGrid>
+      <w:tr>
+        <w:tc>
+          <w:tcPr/>
+          <w:p>
+            <w:pPr>
+              <w:pStyle w:val="Compact"/>
+              <w:jc w:val="center"/>
+            </w:pPr>
+            <w:r>
+              <w:drawing>
+                <wp:inline>
+                  <wp:extent cx="2667000" cy="4267200"/>
+                  <wp:effectExtent b="0" l="0" r="0" t="0"/>
+                  <wp:docPr descr="" title="" id="22" name="Picture"/>
+                  <a:graphic>
+                    <a:graphicData uri="http://schemas.openxmlformats.org/drawingml/2006/picture">
+                      <pic:pic>
+                        <pic:nvPicPr>
+                          <pic:cNvPr descr="../figures/col0_showcase.png" id="23" name="Picture"/>
+                          <pic:cNvPicPr>
+                            <a:picLocks noChangeArrowheads="1" noChangeAspect="1"/>
+                          </pic:cNvPicPr>
+                        </pic:nvPicPr>
+                        <pic:blipFill>
+                          <a:blip r:embed="rId21"/>
+                          <a:stretch>
+                            <a:fillRect/>
+                          </a:stretch>
+                        </pic:blipFill>
+                        <pic:spPr bwMode="auto">
+                          <a:xfrm>
+                            <a:off x="0" y="0"/>
+                            <a:ext cx="2667000" cy="4267200"/>
+                          </a:xfrm>
+                          <a:prstGeom prst="rect">
+                            <a:avLst/>
+                          </a:prstGeom>
+                          <a:noFill/>
+                          <a:ln w="9525">
+                            <a:noFill/>
+                            <a:headEnd/>
+                            <a:tailEnd/>
+                          </a:ln>
+                        </pic:spPr>
+                      </pic:pic>
+                    </a:graphicData>
+                  </a:graphic>
+                </wp:inline>
+              </w:drawing>
+            </w:r>
+          </w:p>
+        </w:tc>
+        <w:tc>
+          <w:tcPr/>
+          <w:p>
+            <w:pPr>
+              <w:pStyle w:val="Compact"/>
+              <w:jc w:val="center"/>
+            </w:pPr>
+            <w:r>
+              <w:drawing>
+                <wp:inline>
+                  <wp:extent cx="2667000" cy="4267200"/>
+                  <wp:effectExtent b="0" l="0" r="0" t="0"/>
+                  <wp:docPr descr="" title="" id="25" name="Picture"/>
+                  <a:graphic>
+                    <a:graphicData uri="http://schemas.openxmlformats.org/drawingml/2006/picture">
+                      <pic:pic>
+                        <pic:nvPicPr>
+                          <pic:cNvPr descr="../figures/ler_showcase.png" id="26" name="Picture"/>
+                          <pic:cNvPicPr>
+                            <a:picLocks noChangeArrowheads="1" noChangeAspect="1"/>
+                          </pic:cNvPicPr>
+                        </pic:nvPicPr>
+                        <pic:blipFill>
+                          <a:blip r:embed="rId24"/>
+                          <a:stretch>
+                            <a:fillRect/>
+                          </a:stretch>
+                        </pic:blipFill>
+                        <pic:spPr bwMode="auto">
+                          <a:xfrm>
+                            <a:off x="0" y="0"/>
+                            <a:ext cx="2667000" cy="4267200"/>
+                          </a:xfrm>
+                          <a:prstGeom prst="rect">
+                            <a:avLst/>
+                          </a:prstGeom>
+                          <a:noFill/>
+                          <a:ln w="9525">
+                            <a:noFill/>
+                            <a:headEnd/>
+                            <a:tailEnd/>
+                          </a:ln>
+                        </pic:spPr>
+                      </pic:pic>
+                    </a:graphicData>
+                  </a:graphic>
+                </wp:inline>
+              </w:drawing>
+            </w:r>
+          </w:p>
+        </w:tc>
+      </w:tr>
+    </w:tbl>
+    <w:p>
+      <w:pPr>
+        <w:pStyle w:val="ImageCaption"/>
+      </w:pPr>
+      <w:r>
+        <w:t xml:space="preserve">Col-0 (left) and Ler (right), rendered from the same live generator</w:t>
+      </w:r>
+      <w:r>
+        <w:t xml:space="preserve"> </w:t>
+      </w:r>
+      <w:r>
+        <w:t xml:space="preserve">(</w:t>
+      </w:r>
+      <w:r>
+        <w:rPr>
+          <w:rStyle w:val="VerbatimChar"/>
+        </w:rPr>
+        <w:t xml:space="preserve">app/src/geometry.ts</w:t>
+      </w:r>
+      <w:r>
+        <w:t xml:space="preserve">) used in the interactive viewer, refined offline in Blender</w:t>
+      </w:r>
+      <w:r>
+        <w:t xml:space="preserve"> </w:t>
+      </w:r>
+      <w:r>
+        <w:t xml:space="preserve">5.2 (</w:t>
+      </w:r>
+      <w:r>
+        <w:rPr>
+          <w:rStyle w:val="VerbatimChar"/>
+        </w:rPr>
+        <w:t xml:space="preserve">blender/refine_showcase.py</w:t>
+      </w:r>
+      <w:r>
+        <w:t xml:space="preserve">: a Solidify modifier and</w:t>
+      </w:r>
+      <w:r>
+        <w:t xml:space="preserve"> </w:t>
+      </w:r>
+      <w:r>
+        <w:rPr>
+          <w:rStyle w:val="VerbatimChar"/>
+        </w:rPr>
+        <w:t xml:space="preserve">shade_smooth</w:t>
+      </w:r>
+      <w:r>
+        <w:t xml:space="preserve"> </w:t>
+      </w:r>
+      <w:r>
+        <w:t xml:space="preserve">applied only to leaf-blade meshes, matching rice-atlas’s own actual technique) and rendered</w:t>
+      </w:r>
+      <w:r>
+        <w:t xml:space="preserve"> </w:t>
+      </w:r>
+      <w:r>
+        <w:t xml:space="preserve">with EEVEE. This step is separate from the live viewer, which stays fully procedural so</w:t>
+      </w:r>
+      <w:r>
+        <w:t xml:space="preserve"> </w:t>
+      </w:r>
+      <w:r>
+        <w:t xml:space="preserve">ecotype-switching keeps working; the plant shown here is the real parametric output for</w:t>
+      </w:r>
+      <w:r>
+        <w:t xml:space="preserve"> </w:t>
+      </w:r>
+      <w:r>
+        <w:t xml:space="preserve">each ecotype, not a hand-modeled illustration.</w:t>
+      </w:r>
+    </w:p>
+    <w:bookmarkEnd w:id="27"/>
+    <w:bookmarkStart w:id="28" w:name="verification-of-the-viewer-itself"/>
     <w:p>
       <w:pPr>
         <w:pStyle w:val="Heading2"/>
@@ -2375,9 +2562,9 @@
         <w:t xml:space="preserve">above, with no console errors in either environment.</w:t>
       </w:r>
     </w:p>
-    <w:bookmarkEnd w:id="22"/>
-    <w:bookmarkEnd w:id="23"/>
-    <w:bookmarkStart w:id="26" w:name="discussion"/>
+    <w:bookmarkEnd w:id="28"/>
+    <w:bookmarkEnd w:id="29"/>
+    <w:bookmarkStart w:id="32" w:name="discussion"/>
     <w:p>
       <w:pPr>
         <w:pStyle w:val="Heading1"/>
@@ -2602,7 +2789,7 @@
         <w:t xml:space="preserve">the second one is real verification.</w:t>
       </w:r>
     </w:p>
-    <w:bookmarkStart w:id="24" w:name="limitations"/>
+    <w:bookmarkStart w:id="30" w:name="limitations"/>
     <w:p>
       <w:pPr>
         <w:pStyle w:val="Heading2"/>
@@ -2692,8 +2879,8 @@
         <w:t xml:space="preserve">meta-analytic or statistically tested effect size, and should not be read as one.</w:t>
       </w:r>
     </w:p>
-    <w:bookmarkEnd w:id="24"/>
-    <w:bookmarkStart w:id="25" w:name="what-would-make-this-stronger"/>
+    <w:bookmarkEnd w:id="30"/>
+    <w:bookmarkStart w:id="31" w:name="what-would-make-this-stronger"/>
     <w:p>
       <w:pPr>
         <w:pStyle w:val="Heading2"/>
@@ -2740,9 +2927,9 @@
         <w:t xml:space="preserve">right."</w:t>
       </w:r>
     </w:p>
-    <w:bookmarkEnd w:id="25"/>
-    <w:bookmarkEnd w:id="26"/>
-    <w:bookmarkStart w:id="29" w:name="data-and-code-availability"/>
+    <w:bookmarkEnd w:id="31"/>
+    <w:bookmarkEnd w:id="32"/>
+    <w:bookmarkStart w:id="35" w:name="data-and-code-availability"/>
     <w:p>
       <w:pPr>
         <w:pStyle w:val="Heading1"/>
@@ -2761,7 +2948,7 @@
       <w:r>
         <w:t xml:space="preserve"> </w:t>
       </w:r>
-      <w:hyperlink r:id="rId27">
+      <w:hyperlink r:id="rId33">
         <w:r>
           <w:rPr>
             <w:rStyle w:val="Hyperlink"/>
@@ -2775,7 +2962,7 @@
       <w:r>
         <w:t xml:space="preserve"> </w:t>
       </w:r>
-      <w:hyperlink r:id="rId28">
+      <w:hyperlink r:id="rId34">
         <w:r>
           <w:rPr>
             <w:rStyle w:val="Hyperlink"/>
@@ -2952,8 +3139,8 @@
         <w:t xml:space="preserve">here (see Methods).</w:t>
       </w:r>
     </w:p>
-    <w:bookmarkEnd w:id="29"/>
-    <w:bookmarkStart w:id="30" w:name="competing-interests"/>
+    <w:bookmarkEnd w:id="35"/>
+    <w:bookmarkStart w:id="36" w:name="competing-interests"/>
     <w:p>
       <w:pPr>
         <w:pStyle w:val="Heading1"/>
@@ -2970,8 +3157,8 @@
         <w:t xml:space="preserve">The author declares no competing interests.</w:t>
       </w:r>
     </w:p>
-    <w:bookmarkEnd w:id="30"/>
-    <w:bookmarkStart w:id="52" w:name="acknowledgements"/>
+    <w:bookmarkEnd w:id="36"/>
+    <w:bookmarkStart w:id="58" w:name="acknowledgements"/>
     <w:p>
       <w:pPr>
         <w:pStyle w:val="Heading1"/>
@@ -2994,8 +3181,8 @@
         <w:t xml:space="preserve">Data Repository and GeneLab for curating and publishing them.</w:t>
       </w:r>
     </w:p>
-    <w:bookmarkStart w:id="51" w:name="refs"/>
-    <w:bookmarkStart w:id="32" w:name="ref-Bundy2012"/>
+    <w:bookmarkStart w:id="57" w:name="refs"/>
+    <w:bookmarkStart w:id="38" w:name="ref-Bundy2012"/>
     <w:p>
       <w:pPr>
         <w:pStyle w:val="Bibliography"/>
@@ -3040,7 +3227,7 @@
       <w:r>
         <w:t xml:space="preserve"> </w:t>
       </w:r>
-      <w:hyperlink r:id="rId31">
+      <w:hyperlink r:id="rId37">
         <w:r>
           <w:rPr>
             <w:rStyle w:val="Hyperlink"/>
@@ -3052,8 +3239,8 @@
         <w:t xml:space="preserve">.</w:t>
       </w:r>
     </w:p>
-    <w:bookmarkEnd w:id="32"/>
-    <w:bookmarkStart w:id="34" w:name="ref-Camargo2014"/>
+    <w:bookmarkEnd w:id="38"/>
+    <w:bookmarkStart w:id="40" w:name="ref-Camargo2014"/>
     <w:p>
       <w:pPr>
         <w:pStyle w:val="Bibliography"/>
@@ -3086,7 +3273,7 @@
       <w:r>
         <w:t xml:space="preserve"> </w:t>
       </w:r>
-      <w:hyperlink r:id="rId33">
+      <w:hyperlink r:id="rId39">
         <w:r>
           <w:rPr>
             <w:rStyle w:val="Hyperlink"/>
@@ -3098,8 +3285,8 @@
         <w:t xml:space="preserve">.</w:t>
       </w:r>
     </w:p>
-    <w:bookmarkEnd w:id="34"/>
-    <w:bookmarkStart w:id="36" w:name="ref-Coneva2018"/>
+    <w:bookmarkEnd w:id="40"/>
+    <w:bookmarkStart w:id="42" w:name="ref-Coneva2018"/>
     <w:p>
       <w:pPr>
         <w:pStyle w:val="Bibliography"/>
@@ -3150,7 +3337,7 @@
       <w:r>
         <w:t xml:space="preserve"> </w:t>
       </w:r>
-      <w:hyperlink r:id="rId35">
+      <w:hyperlink r:id="rId41">
         <w:r>
           <w:rPr>
             <w:rStyle w:val="Hyperlink"/>
@@ -3162,8 +3349,8 @@
         <w:t xml:space="preserve">.</w:t>
       </w:r>
     </w:p>
-    <w:bookmarkEnd w:id="36"/>
-    <w:bookmarkStart w:id="38" w:name="ref-Klepikova2016"/>
+    <w:bookmarkEnd w:id="42"/>
+    <w:bookmarkStart w:id="44" w:name="ref-Klepikova2016"/>
     <w:p>
       <w:pPr>
         <w:pStyle w:val="Bibliography"/>
@@ -3208,7 +3395,7 @@
       <w:r>
         <w:t xml:space="preserve"> </w:t>
       </w:r>
-      <w:hyperlink r:id="rId37">
+      <w:hyperlink r:id="rId43">
         <w:r>
           <w:rPr>
             <w:rStyle w:val="Hyperlink"/>
@@ -3220,8 +3407,8 @@
         <w:t xml:space="preserve">.</w:t>
       </w:r>
     </w:p>
-    <w:bookmarkEnd w:id="38"/>
-    <w:bookmarkStart w:id="40" w:name="ref-OSD120"/>
+    <w:bookmarkEnd w:id="44"/>
+    <w:bookmarkStart w:id="46" w:name="ref-OSD120"/>
     <w:p>
       <w:pPr>
         <w:pStyle w:val="Bibliography"/>
@@ -3280,7 +3467,7 @@
       <w:r>
         <w:t xml:space="preserve"> </w:t>
       </w:r>
-      <w:hyperlink r:id="rId39">
+      <w:hyperlink r:id="rId45">
         <w:r>
           <w:rPr>
             <w:rStyle w:val="Hyperlink"/>
@@ -3292,8 +3479,8 @@
         <w:t xml:space="preserve">.</w:t>
       </w:r>
     </w:p>
-    <w:bookmarkEnd w:id="40"/>
-    <w:bookmarkStart w:id="42" w:name="ref-OSD314"/>
+    <w:bookmarkEnd w:id="46"/>
+    <w:bookmarkStart w:id="48" w:name="ref-OSD314"/>
     <w:p>
       <w:pPr>
         <w:pStyle w:val="Bibliography"/>
@@ -3366,7 +3553,7 @@
       <w:r>
         <w:t xml:space="preserve"> </w:t>
       </w:r>
-      <w:hyperlink r:id="rId41">
+      <w:hyperlink r:id="rId47">
         <w:r>
           <w:rPr>
             <w:rStyle w:val="Hyperlink"/>
@@ -3378,8 +3565,8 @@
         <w:t xml:space="preserve">.</w:t>
       </w:r>
     </w:p>
-    <w:bookmarkEnd w:id="42"/>
-    <w:bookmarkStart w:id="44" w:name="ref-Shahan2022"/>
+    <w:bookmarkEnd w:id="48"/>
+    <w:bookmarkStart w:id="50" w:name="ref-Shahan2022"/>
     <w:p>
       <w:pPr>
         <w:pStyle w:val="Bibliography"/>
@@ -3424,7 +3611,7 @@
       <w:r>
         <w:t xml:space="preserve"> </w:t>
       </w:r>
-      <w:hyperlink r:id="rId43">
+      <w:hyperlink r:id="rId49">
         <w:r>
           <w:rPr>
             <w:rStyle w:val="Hyperlink"/>
@@ -3436,8 +3623,8 @@
         <w:t xml:space="preserve">.</w:t>
       </w:r>
     </w:p>
-    <w:bookmarkEnd w:id="44"/>
-    <w:bookmarkStart w:id="46" w:name="ref-Namin2018"/>
+    <w:bookmarkEnd w:id="50"/>
+    <w:bookmarkStart w:id="52" w:name="ref-Namin2018"/>
     <w:p>
       <w:pPr>
         <w:pStyle w:val="Bibliography"/>
@@ -3470,7 +3657,7 @@
       <w:r>
         <w:t xml:space="preserve"> </w:t>
       </w:r>
-      <w:hyperlink r:id="rId45">
+      <w:hyperlink r:id="rId51">
         <w:r>
           <w:rPr>
             <w:rStyle w:val="Hyperlink"/>
@@ -3482,8 +3669,8 @@
         <w:t xml:space="preserve">.</w:t>
       </w:r>
     </w:p>
-    <w:bookmarkEnd w:id="46"/>
-    <w:bookmarkStart w:id="48" w:name="ref-Torii1996"/>
+    <w:bookmarkEnd w:id="52"/>
+    <w:bookmarkStart w:id="54" w:name="ref-Torii1996"/>
     <w:p>
       <w:pPr>
         <w:pStyle w:val="Bibliography"/>
@@ -3534,7 +3721,7 @@
       <w:r>
         <w:t xml:space="preserve"> </w:t>
       </w:r>
-      <w:hyperlink r:id="rId47">
+      <w:hyperlink r:id="rId53">
         <w:r>
           <w:rPr>
             <w:rStyle w:val="Hyperlink"/>
@@ -3546,8 +3733,8 @@
         <w:t xml:space="preserve">.</w:t>
       </w:r>
     </w:p>
-    <w:bookmarkEnd w:id="48"/>
-    <w:bookmarkStart w:id="50" w:name="ref-Vijayan2021"/>
+    <w:bookmarkEnd w:id="54"/>
+    <w:bookmarkStart w:id="56" w:name="ref-Vijayan2021"/>
     <w:p>
       <w:pPr>
         <w:pStyle w:val="Bibliography"/>
@@ -3601,7 +3788,7 @@
       <w:r>
         <w:t xml:space="preserve"> </w:t>
       </w:r>
-      <w:hyperlink r:id="rId49">
+      <w:hyperlink r:id="rId55">
         <w:r>
           <w:rPr>
             <w:rStyle w:val="Hyperlink"/>
@@ -3613,9 +3800,9 @@
         <w:t xml:space="preserve">.</w:t>
       </w:r>
     </w:p>
-    <w:bookmarkEnd w:id="50"/>
-    <w:bookmarkEnd w:id="51"/>
-    <w:bookmarkEnd w:id="52"/>
+    <w:bookmarkEnd w:id="56"/>
+    <w:bookmarkEnd w:id="57"/>
+    <w:bookmarkEnd w:id="58"/>
     <w:sectPr>
       <w:footnotePr>
         <w:numRestart w:val="eachSect"/>

--- a/manuscript/manuscript.docx
+++ b/manuscript/manuscript.docx
@@ -57,7 +57,7 @@
         <w:pStyle w:val="Date"/>
       </w:pPr>
       <w:r>
-        <w:t xml:space="preserve">2026-09-18</w:t>
+        <w:t xml:space="preserve">2026-09-19</w:t>
       </w:r>
     </w:p>
     <w:p>
@@ -319,19 +319,86 @@
         <w:t xml:space="preserve"> </w:t>
       </w:r>
       <w:r>
-        <w:t xml:space="preserve">Cvi-0 varies by a directly-quoted real leaf-count difference. The result is graded against</w:t>
-      </w:r>
-      <w:r>
-        <w:t xml:space="preserve"> </w:t>
-      </w:r>
-      <w:r>
-        <w:t xml:space="preserve">our own portfolio’s evidence gate before publication, and every claim in this manuscript</w:t>
-      </w:r>
-      <w:r>
-        <w:t xml:space="preserve"> </w:t>
-      </w:r>
-      <w:r>
-        <w:t xml:space="preserve">traces to a file this repository’s own scripts produce. The main finding is procedural: an</w:t>
+        <w:t xml:space="preserve">Cvi-0 varies by a directly-quoted real leaf-count difference. A third pass adds a</w:t>
+      </w:r>
+      <w:r>
+        <w:t xml:space="preserve"> </w:t>
+      </w:r>
+      <w:r>
+        <w:t xml:space="preserve">seed-to-flowering growth animation timed to</w:t>
+      </w:r>
+      <w:r>
+        <w:t xml:space="preserve"> </w:t>
+      </w:r>
+      <w:r>
+        <w:t xml:space="preserve">Boyes et al. (2001)</w:t>
+      </w:r>
+      <w:r>
+        <w:t xml:space="preserve">’s 28 real</w:t>
+      </w:r>
+      <w:r>
+        <w:t xml:space="preserve"> </w:t>
+      </w:r>
+      <w:r>
+        <w:t xml:space="preserve">measured developmental-stage transitions rather than an invented pace, each of</w:t>
+      </w:r>
+      <w:r>
+        <w:t xml:space="preserve"> </w:t>
+      </w:r>
+      <w:r>
+        <w:t xml:space="preserve">576 frames an independently regenerated snapshot from the same live</w:t>
+      </w:r>
+      <w:r>
+        <w:t xml:space="preserve"> </w:t>
+      </w:r>
+      <w:r>
+        <w:t xml:space="preserve">generator, not an interpolated or hand-animated mesh; we explicitly do not claim this is</w:t>
+      </w:r>
+      <w:r>
+        <w:t xml:space="preserve"> </w:t>
+      </w:r>
+      <w:r>
+        <w:t xml:space="preserve">the most detailed 4D</w:t>
+      </w:r>
+      <w:r>
+        <w:t xml:space="preserve"> </w:t>
+      </w:r>
+      <w:r>
+        <w:rPr>
+          <w:i/>
+          <w:iCs/>
+        </w:rPr>
+        <w:t xml:space="preserve">Arabidopsis</w:t>
+      </w:r>
+      <w:r>
+        <w:t xml:space="preserve"> </w:t>
+      </w:r>
+      <w:r>
+        <w:t xml:space="preserve">model produced to date, since the real state of</w:t>
+      </w:r>
+      <w:r>
+        <w:t xml:space="preserve"> </w:t>
+      </w:r>
+      <w:r>
+        <w:t xml:space="preserve">the art is fragmented across cell-lineage imaging, whole-plant growth modelling, and</w:t>
+      </w:r>
+      <w:r>
+        <w:t xml:space="preserve"> </w:t>
+      </w:r>
+      <w:r>
+        <w:t xml:space="preserve">rosette phenotyping with no single existing bar to measure against. The result is graded</w:t>
+      </w:r>
+      <w:r>
+        <w:t xml:space="preserve"> </w:t>
+      </w:r>
+      <w:r>
+        <w:t xml:space="preserve">against our own portfolio’s evidence gate before publication, and every claim in this</w:t>
+      </w:r>
+      <w:r>
+        <w:t xml:space="preserve"> </w:t>
+      </w:r>
+      <w:r>
+        <w:t xml:space="preserve">manuscript traces to a file this repository’s own scripts produce. The main finding is procedural: an</w:t>
       </w:r>
       <w:r>
         <w:t xml:space="preserve"> </w:t>
@@ -1497,7 +1564,7 @@
     </w:p>
     <w:bookmarkEnd w:id="17"/>
     <w:bookmarkEnd w:id="18"/>
-    <w:bookmarkStart w:id="29" w:name="results"/>
+    <w:bookmarkStart w:id="30" w:name="results"/>
     <w:p>
       <w:pPr>
         <w:pStyle w:val="Heading1"/>
@@ -2521,12 +2588,285 @@
       </w:r>
     </w:p>
     <w:bookmarkEnd w:id="27"/>
-    <w:bookmarkStart w:id="28" w:name="verification-of-the-viewer-itself"/>
+    <w:bookmarkStart w:id="28" w:name="a-real-data-driven-growth-animation"/>
     <w:p>
       <w:pPr>
         <w:pStyle w:val="Heading2"/>
       </w:pPr>
       <w:r>
+        <w:t xml:space="preserve">A real-data-driven growth animation</w:t>
+      </w:r>
+    </w:p>
+    <w:p>
+      <w:pPr>
+        <w:pStyle w:val="FirstParagraph"/>
+      </w:pPr>
+      <w:r>
+        <w:t xml:space="preserve">A second Pages route (</w:t>
+      </w:r>
+      <w:r>
+        <w:rPr>
+          <w:rStyle w:val="VerbatimChar"/>
+        </w:rPr>
+        <w:t xml:space="preserve">growth.html</w:t>
+      </w:r>
+      <w:r>
+        <w:t xml:space="preserve">) shows a seed-to-flowering growth animation</w:t>
+      </w:r>
+      <w:r>
+        <w:t xml:space="preserve"> </w:t>
+      </w:r>
+      <w:r>
+        <w:t xml:space="preserve">timed to</w:t>
+      </w:r>
+      <w:r>
+        <w:t xml:space="preserve"> </w:t>
+      </w:r>
+      <w:r>
+        <w:t xml:space="preserve">Boyes et al. (2001)</w:t>
+      </w:r>
+      <w:r>
+        <w:t xml:space="preserve">’s real measured developmental stages rather than an invented</w:t>
+      </w:r>
+      <w:r>
+        <w:t xml:space="preserve"> </w:t>
+      </w:r>
+      <w:r>
+        <w:t xml:space="preserve">pace: 28 real stage transitions, from seed imbibition through</w:t>
+      </w:r>
+      <w:r>
+        <w:t xml:space="preserve"> </w:t>
+      </w:r>
+      <w:r>
+        <w:t xml:space="preserve">flowering complete, drive when each rosette leaf, the bolting stem, and each flower/</w:t>
+      </w:r>
+      <w:r>
+        <w:t xml:space="preserve"> </w:t>
+      </w:r>
+      <w:r>
+        <w:t xml:space="preserve">silique appears. 576 frames (24s at</w:t>
+      </w:r>
+      <w:r>
+        <w:t xml:space="preserve"> </w:t>
+      </w:r>
+      <w:r>
+        <w:t xml:space="preserve">24fps, 1920</w:t>
+      </w:r>
+      <m:oMath>
+        <m:r>
+          <m:rPr>
+            <m:sty m:val="p"/>
+          </m:rPr>
+          <m:t>×</m:t>
+        </m:r>
+      </m:oMath>
+      <w:r>
+        <w:t xml:space="preserve">1080 px, 128 Cycles samples) are each</w:t>
+      </w:r>
+      <w:r>
+        <w:t xml:space="preserve"> </w:t>
+      </w:r>
+      <w:r>
+        <w:t xml:space="preserve">an independently regenerated snapshot from the same live generator behind the interactive</w:t>
+      </w:r>
+      <w:r>
+        <w:t xml:space="preserve"> </w:t>
+      </w:r>
+      <w:r>
+        <w:t xml:space="preserve">viewer – called once per frame at that frame’s real day via</w:t>
+      </w:r>
+      <w:r>
+        <w:t xml:space="preserve"> </w:t>
+      </w:r>
+      <w:r>
+        <w:rPr>
+          <w:rStyle w:val="VerbatimChar"/>
+        </w:rPr>
+        <w:t xml:space="preserve">npx tsx export_growth_frame.ts</w:t>
+      </w:r>
+      <w:r>
+        <w:t xml:space="preserve"> </w:t>
+      </w:r>
+      <w:r>
+        <w:t xml:space="preserve">– rather than a single mesh interpolated or hand-animated in</w:t>
+      </w:r>
+      <w:r>
+        <w:t xml:space="preserve"> </w:t>
+      </w:r>
+      <w:r>
+        <w:t xml:space="preserve">Blender.</w:t>
+      </w:r>
+      <w:r>
+        <w:t xml:space="preserve"> </w:t>
+      </w:r>
+      <w:r>
+        <w:rPr>
+          <w:b/>
+          <w:bCs/>
+        </w:rPr>
+        <w:t xml:space="preserve">TODO: real total render time and measured seconds/frame, to be filled in</w:t>
+      </w:r>
+      <w:r>
+        <w:rPr>
+          <w:b/>
+          <w:bCs/>
+        </w:rPr>
+        <w:t xml:space="preserve"> </w:t>
+      </w:r>
+      <w:r>
+        <w:rPr>
+          <w:b/>
+          <w:bCs/>
+        </w:rPr>
+        <w:t xml:space="preserve">from the render log once the full sequence finishes (in progress at submission time).</w:t>
+      </w:r>
+    </w:p>
+    <w:p>
+      <w:pPr>
+        <w:pStyle w:val="BodyText"/>
+      </w:pPr>
+      <w:r>
+        <w:t xml:space="preserve">Getting this to actually finish rather than merely start surfaced two more real bugs,</w:t>
+      </w:r>
+      <w:r>
+        <w:t xml:space="preserve"> </w:t>
+      </w:r>
+      <w:r>
+        <w:t xml:space="preserve">neither guessed: rebuilding every material from scratch each frame crashed Cycles’ own</w:t>
+      </w:r>
+      <w:r>
+        <w:t xml:space="preserve"> </w:t>
+      </w:r>
+      <w:r>
+        <w:t xml:space="preserve">Metal shader compiler after roughly 9 frames (confirmed from the actual crash backtrace,</w:t>
+      </w:r>
+      <w:r>
+        <w:t xml:space="preserve"> </w:t>
+      </w:r>
+      <w:r>
+        <w:t xml:space="preserve">which pointed directly at</w:t>
+      </w:r>
+      <w:r>
+        <w:t xml:space="preserve"> </w:t>
+      </w:r>
+      <w:r>
+        <w:rPr>
+          <w:rStyle w:val="VerbatimChar"/>
+        </w:rPr>
+        <w:t xml:space="preserve">ccl::MetalKernelPipeline::compile</w:t>
+      </w:r>
+      <w:r>
+        <w:t xml:space="preserve">), fixed by building</w:t>
+      </w:r>
+      <w:r>
+        <w:t xml:space="preserve"> </w:t>
+      </w:r>
+      <w:r>
+        <w:t xml:space="preserve">materials once and reusing them across frames; and a materials-assignment helper</w:t>
+      </w:r>
+      <w:r>
+        <w:t xml:space="preserve"> </w:t>
+      </w:r>
+      <w:r>
+        <w:t xml:space="preserve">unconditionally cleared every mesh’s material list before reassigning it, silently</w:t>
+      </w:r>
+      <w:r>
+        <w:t xml:space="preserve"> </w:t>
+      </w:r>
+      <w:r>
+        <w:t xml:space="preserve">stripping the ground plane’s soil material on every single frame because "the ground" – a</w:t>
+      </w:r>
+      <w:r>
+        <w:t xml:space="preserve"> </w:t>
+      </w:r>
+      <w:r>
+        <w:t xml:space="preserve">persistent object outside the per-frame loop – matched none of the organ-name rules the</w:t>
+      </w:r>
+      <w:r>
+        <w:t xml:space="preserve"> </w:t>
+      </w:r>
+      <w:r>
+        <w:t xml:space="preserve">helper checked. Root-growth timing in the animation has no Boyes-equivalent source (that</w:t>
+      </w:r>
+      <w:r>
+        <w:t xml:space="preserve"> </w:t>
+      </w:r>
+      <w:r>
+        <w:t xml:space="preserve">paper covers shoot phenotypes only) and instead follows the rosette-growth fraction as a</w:t>
+      </w:r>
+      <w:r>
+        <w:t xml:space="preserve"> </w:t>
+      </w:r>
+      <w:r>
+        <w:t xml:space="preserve">disclosed proxy, exactly as in the static viewer.</w:t>
+      </w:r>
+    </w:p>
+    <w:p>
+      <w:pPr>
+        <w:pStyle w:val="BodyText"/>
+      </w:pPr>
+      <w:r>
+        <w:t xml:space="preserve">No claim is made that this is the most detailed 4D Arabidopsis model ever produced. The</w:t>
+      </w:r>
+      <w:r>
+        <w:t xml:space="preserve"> </w:t>
+      </w:r>
+      <w:r>
+        <w:t xml:space="preserve">real state of the art is genuinely fragmented across cell-lineage imaging</w:t>
+      </w:r>
+      <w:r>
+        <w:t xml:space="preserve"> </w:t>
+      </w:r>
+      <w:r>
+        <w:t xml:space="preserve">(Fernandez et al. 2010)</w:t>
+      </w:r>
+      <w:r>
+        <w:t xml:space="preserve">, whole-plant mechanistic growth modelling</w:t>
+      </w:r>
+      <w:r>
+        <w:t xml:space="preserve"> </w:t>
+      </w:r>
+      <w:r>
+        <w:t xml:space="preserve">(Chew et al. 2014)</w:t>
+      </w:r>
+      <w:r>
+        <w:t xml:space="preserve">, and</w:t>
+      </w:r>
+      <w:r>
+        <w:t xml:space="preserve"> </w:t>
+      </w:r>
+      <w:r>
+        <w:t xml:space="preserve">whole-rosette 4D phenotyping</w:t>
+      </w:r>
+      <w:r>
+        <w:t xml:space="preserve"> </w:t>
+      </w:r>
+      <w:r>
+        <w:t xml:space="preserve">(Apelt et al. 2015; Bernotas et al. 2019)</w:t>
+      </w:r>
+      <w:r>
+        <w:t xml:space="preserve">, each leading on a different axis</w:t>
+      </w:r>
+      <w:r>
+        <w:t xml:space="preserve"> </w:t>
+      </w:r>
+      <w:r>
+        <w:t xml:space="preserve">of "detail," with no CGI Arabidopsis growth-animation precedent found at all – there is no</w:t>
+      </w:r>
+      <w:r>
+        <w:t xml:space="preserve"> </w:t>
+      </w:r>
+      <w:r>
+        <w:t xml:space="preserve">single existing bar to measure this against, so none is asserted.</w:t>
+      </w:r>
+    </w:p>
+    <w:bookmarkEnd w:id="28"/>
+    <w:bookmarkStart w:id="29" w:name="verification-of-the-viewer-itself"/>
+    <w:p>
+      <w:pPr>
+        <w:pStyle w:val="Heading2"/>
+      </w:pPr>
+      <w:r>
         <w:t xml:space="preserve">Verification of the viewer itself</w:t>
       </w:r>
     </w:p>
@@ -2562,9 +2902,9 @@
         <w:t xml:space="preserve">above, with no console errors in either environment.</w:t>
       </w:r>
     </w:p>
-    <w:bookmarkEnd w:id="28"/>
     <w:bookmarkEnd w:id="29"/>
-    <w:bookmarkStart w:id="32" w:name="discussion"/>
+    <w:bookmarkEnd w:id="30"/>
+    <w:bookmarkStart w:id="33" w:name="discussion"/>
     <w:p>
       <w:pPr>
         <w:pStyle w:val="Heading1"/>
@@ -2789,7 +3129,57 @@
         <w:t xml:space="preserve">the second one is real verification.</w:t>
       </w:r>
     </w:p>
-    <w:bookmarkStart w:id="30" w:name="limitations"/>
+    <w:p>
+      <w:pPr>
+        <w:pStyle w:val="BodyText"/>
+      </w:pPr>
+      <w:r>
+        <w:t xml:space="preserve">Building the growth animation surfaced the same lesson from a different angle: the two</w:t>
+      </w:r>
+      <w:r>
+        <w:t xml:space="preserve"> </w:t>
+      </w:r>
+      <w:r>
+        <w:t xml:space="preserve">real bugs that actually blocked it (a crashing Metal shader compiler; a materials helper</w:t>
+      </w:r>
+      <w:r>
+        <w:t xml:space="preserve"> </w:t>
+      </w:r>
+      <w:r>
+        <w:t xml:space="preserve">silently erasing the ground’s texture every frame) were both found only by running the full</w:t>
+      </w:r>
+      <w:r>
+        <w:t xml:space="preserve"> </w:t>
+      </w:r>
+      <w:r>
+        <w:t xml:space="preserve">pipeline to completion and checking its output, not by reading the code and judging it</w:t>
+      </w:r>
+      <w:r>
+        <w:t xml:space="preserve"> </w:t>
+      </w:r>
+      <w:r>
+        <w:t xml:space="preserve">correct. A short test render of a handful of frames would not have caught the shader-cache</w:t>
+      </w:r>
+      <w:r>
+        <w:t xml:space="preserve"> </w:t>
+      </w:r>
+      <w:r>
+        <w:t xml:space="preserve">crash, which took roughly nine frames of repeated recompilation to trigger – "it worked on</w:t>
+      </w:r>
+      <w:r>
+        <w:t xml:space="preserve"> </w:t>
+      </w:r>
+      <w:r>
+        <w:t xml:space="preserve">a small sample" and "it works" are different claims for a pipeline whose failure mode is</w:t>
+      </w:r>
+      <w:r>
+        <w:t xml:space="preserve"> </w:t>
+      </w:r>
+      <w:r>
+        <w:t xml:space="preserve">cumulative rather than immediate.</w:t>
+      </w:r>
+    </w:p>
+    <w:bookmarkStart w:id="31" w:name="limitations"/>
     <w:p>
       <w:pPr>
         <w:pStyle w:val="Heading2"/>
@@ -2876,11 +3266,53 @@
         <w:t xml:space="preserve"> </w:t>
       </w:r>
       <w:r>
-        <w:t xml:space="preserve">meta-analytic or statistically tested effect size, and should not be read as one.</w:t>
-      </w:r>
-    </w:p>
-    <w:bookmarkEnd w:id="30"/>
-    <w:bookmarkStart w:id="31" w:name="what-would-make-this-stronger"/>
+        <w:t xml:space="preserve">meta-analytic or statistically tested effect size, and should not be read as one. The</w:t>
+      </w:r>
+      <w:r>
+        <w:t xml:space="preserve"> </w:t>
+      </w:r>
+      <w:r>
+        <w:t xml:space="preserve">growth animation’s timing rests on a single primary source</w:t>
+      </w:r>
+      <w:r>
+        <w:t xml:space="preserve"> </w:t>
+      </w:r>
+      <w:r>
+        <w:t xml:space="preserve">(Boyes et al. 2001)</w:t>
+      </w:r>
+      <w:r>
+        <w:t xml:space="preserve"> </w:t>
+      </w:r>
+      <w:r>
+        <w:t xml:space="preserve">– its</w:t>
+      </w:r>
+      <w:r>
+        <w:t xml:space="preserve"> </w:t>
+      </w:r>
+      <w:r>
+        <w:t xml:space="preserve">corroborating TAIR pages returned HTTP 403 to automated verification and were not</w:t>
+      </w:r>
+      <w:r>
+        <w:t xml:space="preserve"> </w:t>
+      </w:r>
+      <w:r>
+        <w:t xml:space="preserve">independently checked – and its root-growth curve, having no Boyes-equivalent measurement</w:t>
+      </w:r>
+      <w:r>
+        <w:t xml:space="preserve"> </w:t>
+      </w:r>
+      <w:r>
+        <w:t xml:space="preserve">to follow, is a disclosed proxy (the rosette-growth fraction) rather than an independently</w:t>
+      </w:r>
+      <w:r>
+        <w:t xml:space="preserve"> </w:t>
+      </w:r>
+      <w:r>
+        <w:t xml:space="preserve">timed root phenotype.</w:t>
+      </w:r>
+    </w:p>
+    <w:bookmarkEnd w:id="31"/>
+    <w:bookmarkStart w:id="32" w:name="what-would-make-this-stronger"/>
     <w:p>
       <w:pPr>
         <w:pStyle w:val="Heading2"/>
@@ -2927,9 +3359,9 @@
         <w:t xml:space="preserve">right."</w:t>
       </w:r>
     </w:p>
-    <w:bookmarkEnd w:id="31"/>
     <w:bookmarkEnd w:id="32"/>
-    <w:bookmarkStart w:id="35" w:name="data-and-code-availability"/>
+    <w:bookmarkEnd w:id="33"/>
+    <w:bookmarkStart w:id="37" w:name="data-and-code-availability"/>
     <w:p>
       <w:pPr>
         <w:pStyle w:val="Heading1"/>
@@ -2948,7 +3380,7 @@
       <w:r>
         <w:t xml:space="preserve"> </w:t>
       </w:r>
-      <w:hyperlink r:id="rId33">
+      <w:hyperlink r:id="rId34">
         <w:r>
           <w:rPr>
             <w:rStyle w:val="Hyperlink"/>
@@ -2962,7 +3394,7 @@
       <w:r>
         <w:t xml:space="preserve"> </w:t>
       </w:r>
-      <w:hyperlink r:id="rId34">
+      <w:hyperlink r:id="rId35">
         <w:r>
           <w:rPr>
             <w:rStyle w:val="Hyperlink"/>
@@ -3110,7 +3542,75 @@
         <w:t xml:space="preserve">Taghavi Namin et al. (2018)</w:t>
       </w:r>
       <w:r>
-        <w:t xml:space="preserve">. rice-atlas, the project’s own starting point,</w:t>
+        <w:t xml:space="preserve">. The growth animation (</w:t>
+      </w:r>
+      <w:hyperlink r:id="rId36">
+        <w:r>
+          <w:rPr>
+            <w:rStyle w:val="Hyperlink"/>
+          </w:rPr>
+          <w:t xml:space="preserve">https://dr-richard-barker.github.io/arabidopsis-atlas/growth.html</w:t>
+        </w:r>
+      </w:hyperlink>
+      <w:r>
+        <w:t xml:space="preserve">)</w:t>
+      </w:r>
+      <w:r>
+        <w:t xml:space="preserve"> </w:t>
+      </w:r>
+      <w:r>
+        <w:t xml:space="preserve">is timed to</w:t>
+      </w:r>
+      <w:r>
+        <w:t xml:space="preserve"> </w:t>
+      </w:r>
+      <w:r>
+        <w:t xml:space="preserve">Boyes et al. (2001)</w:t>
+      </w:r>
+      <w:r>
+        <w:t xml:space="preserve">; prior 4D plant-modelling work discussed for context is</w:t>
+      </w:r>
+      <w:r>
+        <w:t xml:space="preserve"> </w:t>
+      </w:r>
+      <w:r>
+        <w:t xml:space="preserve">Fernandez et al. (2010)</w:t>
+      </w:r>
+      <w:r>
+        <w:t xml:space="preserve">,</w:t>
+      </w:r>
+      <w:r>
+        <w:t xml:space="preserve"> </w:t>
+      </w:r>
+      <w:r>
+        <w:t xml:space="preserve">Chew et al. (2014)</w:t>
+      </w:r>
+      <w:r>
+        <w:t xml:space="preserve">,</w:t>
+      </w:r>
+      <w:r>
+        <w:t xml:space="preserve"> </w:t>
+      </w:r>
+      <w:r>
+        <w:t xml:space="preserve">Apelt et al. (2015)</w:t>
+      </w:r>
+      <w:r>
+        <w:t xml:space="preserve">, and</w:t>
+      </w:r>
+      <w:r>
+        <w:t xml:space="preserve"> </w:t>
+      </w:r>
+      <w:r>
+        <w:t xml:space="preserve">Bernotas et al. (2019)</w:t>
+      </w:r>
+      <w:r>
+        <w:t xml:space="preserve">.</w:t>
+      </w:r>
+      <w:r>
+        <w:t xml:space="preserve"> </w:t>
+      </w:r>
+      <w:r>
+        <w:t xml:space="preserve">rice-atlas, the project’s own starting point,</w:t>
       </w:r>
       <w:r>
         <w:t xml:space="preserve"> </w:t>
@@ -3139,8 +3639,8 @@
         <w:t xml:space="preserve">here (see Methods).</w:t>
       </w:r>
     </w:p>
-    <w:bookmarkEnd w:id="35"/>
-    <w:bookmarkStart w:id="36" w:name="competing-interests"/>
+    <w:bookmarkEnd w:id="37"/>
+    <w:bookmarkStart w:id="38" w:name="competing-interests"/>
     <w:p>
       <w:pPr>
         <w:pStyle w:val="Heading1"/>
@@ -3157,8 +3657,8 @@
         <w:t xml:space="preserve">The author declares no competing interests.</w:t>
       </w:r>
     </w:p>
-    <w:bookmarkEnd w:id="36"/>
-    <w:bookmarkStart w:id="58" w:name="acknowledgements"/>
+    <w:bookmarkEnd w:id="38"/>
+    <w:bookmarkStart w:id="70" w:name="acknowledgements"/>
     <w:p>
       <w:pPr>
         <w:pStyle w:val="Heading1"/>
@@ -3181,32 +3681,32 @@
         <w:t xml:space="preserve">Data Repository and GeneLab for curating and publishing them.</w:t>
       </w:r>
     </w:p>
-    <w:bookmarkStart w:id="57" w:name="refs"/>
-    <w:bookmarkStart w:id="38" w:name="ref-Bundy2012"/>
+    <w:bookmarkStart w:id="69" w:name="refs"/>
+    <w:bookmarkStart w:id="40" w:name="ref-Apelt2015"/>
     <w:p>
       <w:pPr>
         <w:pStyle w:val="Bibliography"/>
       </w:pPr>
       <w:r>
-        <w:t xml:space="preserve">Bundy, Mark G. R., Olivia A. Thompson, Matthew T. Sieger, and Elena D. Shpak. 2012.</w:t>
-      </w:r>
-      <w:r>
-        <w:t xml:space="preserve"> </w:t>
-      </w:r>
-      <w:r>
-        <w:t xml:space="preserve">“Patterns of Cell Division, Cell Differentiation and Cell Elongation in Epidermis and Cortex of</w:t>
-      </w:r>
-      <w:r>
-        <w:t xml:space="preserve"> </w:t>
-      </w:r>
-      <w:r>
-        <w:t xml:space="preserve">Arabidopsis</w:t>
-      </w:r>
-      <w:r>
-        <w:t xml:space="preserve"> </w:t>
-      </w:r>
-      <w:r>
-        <w:t xml:space="preserve">Pedicels in the Wild Type and in Erecta.”</w:t>
+        <w:t xml:space="preserve">Apelt, Federico, David Breuer, Zoran Nikoloski, Mark Stitt, and Friedrich Kragler. 2015.</w:t>
+      </w:r>
+      <w:r>
+        <w:t xml:space="preserve"> </w:t>
+      </w:r>
+      <w:r>
+        <w:t xml:space="preserve">“Phytotyping</w:t>
+      </w:r>
+      <w:r>
+        <w:t xml:space="preserve">^</w:t>
+      </w:r>
+      <w:r>
+        <w:t xml:space="preserve">4</w:t>
+      </w:r>
+      <w:r>
+        <w:t xml:space="preserve">D</w:t>
+      </w:r>
+      <w:r>
+        <w:t xml:space="preserve">: A Light-Field Imaging System for Non-Invasive and Accurate Monitoring of Spatio-Temporal Plant Growth.”</w:t>
       </w:r>
       <w:r>
         <w:t xml:space="preserve"> </w:t>
@@ -3216,6 +3716,177 @@
           <w:i/>
           <w:iCs/>
         </w:rPr>
+        <w:t xml:space="preserve">The Plant Journal</w:t>
+      </w:r>
+      <w:r>
+        <w:t xml:space="preserve"> </w:t>
+      </w:r>
+      <w:r>
+        <w:t xml:space="preserve">82 (4): 693–706.</w:t>
+      </w:r>
+      <w:r>
+        <w:t xml:space="preserve"> </w:t>
+      </w:r>
+      <w:hyperlink r:id="rId39">
+        <w:r>
+          <w:rPr>
+            <w:rStyle w:val="Hyperlink"/>
+          </w:rPr>
+          <w:t xml:space="preserve">https://doi.org/10.1111/tpj.12833</w:t>
+        </w:r>
+      </w:hyperlink>
+      <w:r>
+        <w:t xml:space="preserve">.</w:t>
+      </w:r>
+    </w:p>
+    <w:bookmarkEnd w:id="40"/>
+    <w:bookmarkStart w:id="42" w:name="ref-Bernotas2019"/>
+    <w:p>
+      <w:pPr>
+        <w:pStyle w:val="Bibliography"/>
+      </w:pPr>
+      <w:r>
+        <w:t xml:space="preserve">Bernotas, Gytis, Livia C. T. Scorza, Mark F. Hansen, et al. 2019.</w:t>
+      </w:r>
+      <w:r>
+        <w:t xml:space="preserve"> </w:t>
+      </w:r>
+      <w:r>
+        <w:t xml:space="preserve">“A Photometric Stereo-Based</w:t>
+      </w:r>
+      <w:r>
+        <w:t xml:space="preserve"> </w:t>
+      </w:r>
+      <w:r>
+        <w:t xml:space="preserve">3D</w:t>
+      </w:r>
+      <w:r>
+        <w:t xml:space="preserve"> </w:t>
+      </w:r>
+      <w:r>
+        <w:t xml:space="preserve">Imaging System Using Computer Vision and Deep Learning for Tracking Plant Growth.”</w:t>
+      </w:r>
+      <w:r>
+        <w:t xml:space="preserve"> </w:t>
+      </w:r>
+      <w:r>
+        <w:rPr>
+          <w:i/>
+          <w:iCs/>
+        </w:rPr>
+        <w:t xml:space="preserve">GigaScience</w:t>
+      </w:r>
+      <w:r>
+        <w:t xml:space="preserve"> </w:t>
+      </w:r>
+      <w:r>
+        <w:t xml:space="preserve">8 (5): giz056.</w:t>
+      </w:r>
+      <w:r>
+        <w:t xml:space="preserve"> </w:t>
+      </w:r>
+      <w:hyperlink r:id="rId41">
+        <w:r>
+          <w:rPr>
+            <w:rStyle w:val="Hyperlink"/>
+          </w:rPr>
+          <w:t xml:space="preserve">https://doi.org/10.1093/gigascience/giz056</w:t>
+        </w:r>
+      </w:hyperlink>
+      <w:r>
+        <w:t xml:space="preserve">.</w:t>
+      </w:r>
+    </w:p>
+    <w:bookmarkEnd w:id="42"/>
+    <w:bookmarkStart w:id="44" w:name="ref-Boyes2001"/>
+    <w:p>
+      <w:pPr>
+        <w:pStyle w:val="Bibliography"/>
+      </w:pPr>
+      <w:r>
+        <w:t xml:space="preserve">Boyes, Douglas C., Adel M. Zayed, Robert Ascenzi, et al. 2001.</w:t>
+      </w:r>
+      <w:r>
+        <w:t xml:space="preserve"> </w:t>
+      </w:r>
+      <w:r>
+        <w:t xml:space="preserve">“Growth Stage-Based Phenotypic Analysis of</w:t>
+      </w:r>
+      <w:r>
+        <w:t xml:space="preserve"> </w:t>
+      </w:r>
+      <w:r>
+        <w:t xml:space="preserve">Arabidopsis</w:t>
+      </w:r>
+      <w:r>
+        <w:t xml:space="preserve">: A Model for High Throughput Functional Genomics in Plants.”</w:t>
+      </w:r>
+      <w:r>
+        <w:t xml:space="preserve"> </w:t>
+      </w:r>
+      <w:r>
+        <w:rPr>
+          <w:i/>
+          <w:iCs/>
+        </w:rPr>
+        <w:t xml:space="preserve">The Plant Cell</w:t>
+      </w:r>
+      <w:r>
+        <w:t xml:space="preserve"> </w:t>
+      </w:r>
+      <w:r>
+        <w:t xml:space="preserve">13 (7): 1499–510.</w:t>
+      </w:r>
+      <w:r>
+        <w:t xml:space="preserve"> </w:t>
+      </w:r>
+      <w:hyperlink r:id="rId43">
+        <w:r>
+          <w:rPr>
+            <w:rStyle w:val="Hyperlink"/>
+          </w:rPr>
+          <w:t xml:space="preserve">https://doi.org/10.1105/tpc.010011</w:t>
+        </w:r>
+      </w:hyperlink>
+      <w:r>
+        <w:t xml:space="preserve">.</w:t>
+      </w:r>
+    </w:p>
+    <w:bookmarkEnd w:id="44"/>
+    <w:bookmarkStart w:id="46" w:name="ref-Bundy2012"/>
+    <w:p>
+      <w:pPr>
+        <w:pStyle w:val="Bibliography"/>
+      </w:pPr>
+      <w:r>
+        <w:t xml:space="preserve">Bundy, Mark G. R., Olivia A. Thompson, Matthew T. Sieger, and Elena D. Shpak. 2012.</w:t>
+      </w:r>
+      <w:r>
+        <w:t xml:space="preserve"> </w:t>
+      </w:r>
+      <w:r>
+        <w:t xml:space="preserve">“Patterns of Cell Division, Cell Differentiation and Cell Elongation in Epidermis and Cortex of</w:t>
+      </w:r>
+      <w:r>
+        <w:t xml:space="preserve"> </w:t>
+      </w:r>
+      <w:r>
+        <w:t xml:space="preserve">Arabidopsis</w:t>
+      </w:r>
+      <w:r>
+        <w:t xml:space="preserve"> </w:t>
+      </w:r>
+      <w:r>
+        <w:t xml:space="preserve">Pedicels in the Wild Type and in Erecta.”</w:t>
+      </w:r>
+      <w:r>
+        <w:t xml:space="preserve"> </w:t>
+      </w:r>
+      <w:r>
+        <w:rPr>
+          <w:i/>
+          <w:iCs/>
+        </w:rPr>
         <w:t xml:space="preserve">PLoS ONE</w:t>
       </w:r>
       <w:r>
@@ -3227,7 +3898,7 @@
       <w:r>
         <w:t xml:space="preserve"> </w:t>
       </w:r>
-      <w:hyperlink r:id="rId37">
+      <w:hyperlink r:id="rId45">
         <w:r>
           <w:rPr>
             <w:rStyle w:val="Hyperlink"/>
@@ -3239,8 +3910,8 @@
         <w:t xml:space="preserve">.</w:t>
       </w:r>
     </w:p>
-    <w:bookmarkEnd w:id="38"/>
-    <w:bookmarkStart w:id="40" w:name="ref-Camargo2014"/>
+    <w:bookmarkEnd w:id="46"/>
+    <w:bookmarkStart w:id="48" w:name="ref-Camargo2014"/>
     <w:p>
       <w:pPr>
         <w:pStyle w:val="Bibliography"/>
@@ -3273,7 +3944,7 @@
       <w:r>
         <w:t xml:space="preserve"> </w:t>
       </w:r>
-      <w:hyperlink r:id="rId39">
+      <w:hyperlink r:id="rId47">
         <w:r>
           <w:rPr>
             <w:rStyle w:val="Hyperlink"/>
@@ -3285,20 +3956,20 @@
         <w:t xml:space="preserve">.</w:t>
       </w:r>
     </w:p>
-    <w:bookmarkEnd w:id="40"/>
-    <w:bookmarkStart w:id="42" w:name="ref-Coneva2018"/>
+    <w:bookmarkEnd w:id="48"/>
+    <w:bookmarkStart w:id="50" w:name="ref-Chew2014"/>
     <w:p>
       <w:pPr>
         <w:pStyle w:val="Bibliography"/>
       </w:pPr>
       <w:r>
-        <w:t xml:space="preserve">Coneva, Viktoriya, and Daniel H. Chitwood. 2018.</w:t>
-      </w:r>
-      <w:r>
-        <w:t xml:space="preserve"> </w:t>
-      </w:r>
-      <w:r>
-        <w:t xml:space="preserve">“Genetic and Developmental Basis for Increased Leaf Thickness in the</w:t>
+        <w:t xml:space="preserve">Chew, Yin Hoon, Bénédicte Wenden, Anna Flis, et al. 2014.</w:t>
+      </w:r>
+      <w:r>
+        <w:t xml:space="preserve"> </w:t>
+      </w:r>
+      <w:r>
+        <w:t xml:space="preserve">“Multiscale Digital</w:t>
       </w:r>
       <w:r>
         <w:t xml:space="preserve"> </w:t>
@@ -3310,13 +3981,7 @@
         <w:t xml:space="preserve"> </w:t>
       </w:r>
       <w:r>
-        <w:t xml:space="preserve">Cvi</w:t>
-      </w:r>
-      <w:r>
-        <w:t xml:space="preserve"> </w:t>
-      </w:r>
-      <w:r>
-        <w:t xml:space="preserve">Ecotype.”</w:t>
+        <w:t xml:space="preserve">Predicts Individual Organ and Whole-Organism Growth.”</w:t>
       </w:r>
       <w:r>
         <w:t xml:space="preserve"> </w:t>
@@ -3326,6 +3991,70 @@
           <w:i/>
           <w:iCs/>
         </w:rPr>
+        <w:t xml:space="preserve">Proceedings of the National Academy of Sciences</w:t>
+      </w:r>
+      <w:r>
+        <w:t xml:space="preserve"> </w:t>
+      </w:r>
+      <w:r>
+        <w:t xml:space="preserve">111.</w:t>
+      </w:r>
+      <w:r>
+        <w:t xml:space="preserve"> </w:t>
+      </w:r>
+      <w:hyperlink r:id="rId49">
+        <w:r>
+          <w:rPr>
+            <w:rStyle w:val="Hyperlink"/>
+          </w:rPr>
+          <w:t xml:space="preserve">https://doi.org/10.1073/pnas.1410238111</w:t>
+        </w:r>
+      </w:hyperlink>
+      <w:r>
+        <w:t xml:space="preserve">.</w:t>
+      </w:r>
+    </w:p>
+    <w:bookmarkEnd w:id="50"/>
+    <w:bookmarkStart w:id="52" w:name="ref-Coneva2018"/>
+    <w:p>
+      <w:pPr>
+        <w:pStyle w:val="Bibliography"/>
+      </w:pPr>
+      <w:r>
+        <w:t xml:space="preserve">Coneva, Viktoriya, and Daniel H. Chitwood. 2018.</w:t>
+      </w:r>
+      <w:r>
+        <w:t xml:space="preserve"> </w:t>
+      </w:r>
+      <w:r>
+        <w:t xml:space="preserve">“Genetic and Developmental Basis for Increased Leaf Thickness in the</w:t>
+      </w:r>
+      <w:r>
+        <w:t xml:space="preserve"> </w:t>
+      </w:r>
+      <w:r>
+        <w:t xml:space="preserve">Arabidopsis</w:t>
+      </w:r>
+      <w:r>
+        <w:t xml:space="preserve"> </w:t>
+      </w:r>
+      <w:r>
+        <w:t xml:space="preserve">Cvi</w:t>
+      </w:r>
+      <w:r>
+        <w:t xml:space="preserve"> </w:t>
+      </w:r>
+      <w:r>
+        <w:t xml:space="preserve">Ecotype.”</w:t>
+      </w:r>
+      <w:r>
+        <w:t xml:space="preserve"> </w:t>
+      </w:r>
+      <w:r>
+        <w:rPr>
+          <w:i/>
+          <w:iCs/>
+        </w:rPr>
         <w:t xml:space="preserve">Frontiers in Plant Science</w:t>
       </w:r>
       <w:r>
@@ -3337,7 +4066,7 @@
       <w:r>
         <w:t xml:space="preserve"> </w:t>
       </w:r>
-      <w:hyperlink r:id="rId41">
+      <w:hyperlink r:id="rId51">
         <w:r>
           <w:rPr>
             <w:rStyle w:val="Hyperlink"/>
@@ -3349,32 +4078,26 @@
         <w:t xml:space="preserve">.</w:t>
       </w:r>
     </w:p>
-    <w:bookmarkEnd w:id="42"/>
-    <w:bookmarkStart w:id="44" w:name="ref-Klepikova2016"/>
+    <w:bookmarkEnd w:id="52"/>
+    <w:bookmarkStart w:id="54" w:name="ref-Fernandez2010"/>
     <w:p>
       <w:pPr>
         <w:pStyle w:val="Bibliography"/>
       </w:pPr>
       <w:r>
-        <w:t xml:space="preserve">Klepikova, Anna V., Artem S. Kasianov, Evgeny S. Gerasimov, Maria D. Logacheva, and Aleksey A. Penin. 2016.</w:t>
-      </w:r>
-      <w:r>
-        <w:t xml:space="preserve"> </w:t>
-      </w:r>
-      <w:r>
-        <w:t xml:space="preserve">“A High Resolution Map of the</w:t>
-      </w:r>
-      <w:r>
-        <w:t xml:space="preserve"> </w:t>
-      </w:r>
-      <w:r>
-        <w:t xml:space="preserve">Arabidopsis thaliana</w:t>
-      </w:r>
-      <w:r>
-        <w:t xml:space="preserve"> </w:t>
-      </w:r>
-      <w:r>
-        <w:t xml:space="preserve">Developmental Transcriptome Based on RNA-Seq Profiling.”</w:t>
+        <w:t xml:space="preserve">Fernandez, Romain, Pradeep Das, Vincent Mirabet, et al. 2010.</w:t>
+      </w:r>
+      <w:r>
+        <w:t xml:space="preserve"> </w:t>
+      </w:r>
+      <w:r>
+        <w:t xml:space="preserve">“Imaging Plant Growth in 4</w:t>
+      </w:r>
+      <w:r>
+        <w:t xml:space="preserve">D</w:t>
+      </w:r>
+      <w:r>
+        <w:t xml:space="preserve">: Robust Tissue Reconstruction and Lineaging at Cell Resolution.”</w:t>
       </w:r>
       <w:r>
         <w:t xml:space="preserve"> </w:t>
@@ -3384,6 +4107,64 @@
           <w:i/>
           <w:iCs/>
         </w:rPr>
+        <w:t xml:space="preserve">Nature Methods</w:t>
+      </w:r>
+      <w:r>
+        <w:t xml:space="preserve"> </w:t>
+      </w:r>
+      <w:r>
+        <w:t xml:space="preserve">7: 547–53.</w:t>
+      </w:r>
+      <w:r>
+        <w:t xml:space="preserve"> </w:t>
+      </w:r>
+      <w:hyperlink r:id="rId53">
+        <w:r>
+          <w:rPr>
+            <w:rStyle w:val="Hyperlink"/>
+          </w:rPr>
+          <w:t xml:space="preserve">https://doi.org/10.1038/nmeth.1472</w:t>
+        </w:r>
+      </w:hyperlink>
+      <w:r>
+        <w:t xml:space="preserve">.</w:t>
+      </w:r>
+    </w:p>
+    <w:bookmarkEnd w:id="54"/>
+    <w:bookmarkStart w:id="56" w:name="ref-Klepikova2016"/>
+    <w:p>
+      <w:pPr>
+        <w:pStyle w:val="Bibliography"/>
+      </w:pPr>
+      <w:r>
+        <w:t xml:space="preserve">Klepikova, Anna V., Artem S. Kasianov, Evgeny S. Gerasimov, Maria D. Logacheva, and Aleksey A. Penin. 2016.</w:t>
+      </w:r>
+      <w:r>
+        <w:t xml:space="preserve"> </w:t>
+      </w:r>
+      <w:r>
+        <w:t xml:space="preserve">“A High Resolution Map of the</w:t>
+      </w:r>
+      <w:r>
+        <w:t xml:space="preserve"> </w:t>
+      </w:r>
+      <w:r>
+        <w:t xml:space="preserve">Arabidopsis thaliana</w:t>
+      </w:r>
+      <w:r>
+        <w:t xml:space="preserve"> </w:t>
+      </w:r>
+      <w:r>
+        <w:t xml:space="preserve">Developmental Transcriptome Based on RNA-Seq Profiling.”</w:t>
+      </w:r>
+      <w:r>
+        <w:t xml:space="preserve"> </w:t>
+      </w:r>
+      <w:r>
+        <w:rPr>
+          <w:i/>
+          <w:iCs/>
+        </w:rPr>
         <w:t xml:space="preserve">The Plant Journal</w:t>
       </w:r>
       <w:r>
@@ -3395,7 +4176,7 @@
       <w:r>
         <w:t xml:space="preserve"> </w:t>
       </w:r>
-      <w:hyperlink r:id="rId43">
+      <w:hyperlink r:id="rId55">
         <w:r>
           <w:rPr>
             <w:rStyle w:val="Hyperlink"/>
@@ -3407,8 +4188,8 @@
         <w:t xml:space="preserve">.</w:t>
       </w:r>
     </w:p>
-    <w:bookmarkEnd w:id="44"/>
-    <w:bookmarkStart w:id="46" w:name="ref-OSD120"/>
+    <w:bookmarkEnd w:id="56"/>
+    <w:bookmarkStart w:id="58" w:name="ref-OSD120"/>
     <w:p>
       <w:pPr>
         <w:pStyle w:val="Bibliography"/>
@@ -3467,7 +4248,7 @@
       <w:r>
         <w:t xml:space="preserve"> </w:t>
       </w:r>
-      <w:hyperlink r:id="rId45">
+      <w:hyperlink r:id="rId57">
         <w:r>
           <w:rPr>
             <w:rStyle w:val="Hyperlink"/>
@@ -3479,8 +4260,8 @@
         <w:t xml:space="preserve">.</w:t>
       </w:r>
     </w:p>
-    <w:bookmarkEnd w:id="46"/>
-    <w:bookmarkStart w:id="48" w:name="ref-OSD314"/>
+    <w:bookmarkEnd w:id="58"/>
+    <w:bookmarkStart w:id="60" w:name="ref-OSD314"/>
     <w:p>
       <w:pPr>
         <w:pStyle w:val="Bibliography"/>
@@ -3553,7 +4334,7 @@
       <w:r>
         <w:t xml:space="preserve"> </w:t>
       </w:r>
-      <w:hyperlink r:id="rId47">
+      <w:hyperlink r:id="rId59">
         <w:r>
           <w:rPr>
             <w:rStyle w:val="Hyperlink"/>
@@ -3565,8 +4346,8 @@
         <w:t xml:space="preserve">.</w:t>
       </w:r>
     </w:p>
-    <w:bookmarkEnd w:id="48"/>
-    <w:bookmarkStart w:id="50" w:name="ref-Shahan2022"/>
+    <w:bookmarkEnd w:id="60"/>
+    <w:bookmarkStart w:id="62" w:name="ref-Shahan2022"/>
     <w:p>
       <w:pPr>
         <w:pStyle w:val="Bibliography"/>
@@ -3611,7 +4392,7 @@
       <w:r>
         <w:t xml:space="preserve"> </w:t>
       </w:r>
-      <w:hyperlink r:id="rId49">
+      <w:hyperlink r:id="rId61">
         <w:r>
           <w:rPr>
             <w:rStyle w:val="Hyperlink"/>
@@ -3623,8 +4404,8 @@
         <w:t xml:space="preserve">.</w:t>
       </w:r>
     </w:p>
-    <w:bookmarkEnd w:id="50"/>
-    <w:bookmarkStart w:id="52" w:name="ref-Namin2018"/>
+    <w:bookmarkEnd w:id="62"/>
+    <w:bookmarkStart w:id="64" w:name="ref-Namin2018"/>
     <w:p>
       <w:pPr>
         <w:pStyle w:val="Bibliography"/>
@@ -3657,7 +4438,7 @@
       <w:r>
         <w:t xml:space="preserve"> </w:t>
       </w:r>
-      <w:hyperlink r:id="rId51">
+      <w:hyperlink r:id="rId63">
         <w:r>
           <w:rPr>
             <w:rStyle w:val="Hyperlink"/>
@@ -3669,8 +4450,8 @@
         <w:t xml:space="preserve">.</w:t>
       </w:r>
     </w:p>
-    <w:bookmarkEnd w:id="52"/>
-    <w:bookmarkStart w:id="54" w:name="ref-Torii1996"/>
+    <w:bookmarkEnd w:id="64"/>
+    <w:bookmarkStart w:id="66" w:name="ref-Torii1996"/>
     <w:p>
       <w:pPr>
         <w:pStyle w:val="Bibliography"/>
@@ -3721,7 +4502,7 @@
       <w:r>
         <w:t xml:space="preserve"> </w:t>
       </w:r>
-      <w:hyperlink r:id="rId53">
+      <w:hyperlink r:id="rId65">
         <w:r>
           <w:rPr>
             <w:rStyle w:val="Hyperlink"/>
@@ -3733,8 +4514,8 @@
         <w:t xml:space="preserve">.</w:t>
       </w:r>
     </w:p>
-    <w:bookmarkEnd w:id="54"/>
-    <w:bookmarkStart w:id="56" w:name="ref-Vijayan2021"/>
+    <w:bookmarkEnd w:id="66"/>
+    <w:bookmarkStart w:id="68" w:name="ref-Vijayan2021"/>
     <w:p>
       <w:pPr>
         <w:pStyle w:val="Bibliography"/>
@@ -3788,7 +4569,7 @@
       <w:r>
         <w:t xml:space="preserve"> </w:t>
       </w:r>
-      <w:hyperlink r:id="rId55">
+      <w:hyperlink r:id="rId67">
         <w:r>
           <w:rPr>
             <w:rStyle w:val="Hyperlink"/>
@@ -3800,9 +4581,9 @@
         <w:t xml:space="preserve">.</w:t>
       </w:r>
     </w:p>
-    <w:bookmarkEnd w:id="56"/>
-    <w:bookmarkEnd w:id="57"/>
-    <w:bookmarkEnd w:id="58"/>
+    <w:bookmarkEnd w:id="68"/>
+    <w:bookmarkEnd w:id="69"/>
+    <w:bookmarkEnd w:id="70"/>
     <w:sectPr>
       <w:footnotePr>
         <w:numRestart w:val="eachSect"/>

--- a/manuscript/manuscript.docx
+++ b/manuscript/manuscript.docx
@@ -2694,31 +2694,19 @@
         <w:t xml:space="preserve"> </w:t>
       </w:r>
       <w:r>
-        <w:t xml:space="preserve">Blender.</w:t>
-      </w:r>
-      <w:r>
-        <w:t xml:space="preserve"> </w:t>
-      </w:r>
-      <w:r>
-        <w:rPr>
-          <w:b/>
-          <w:bCs/>
-        </w:rPr>
-        <w:t xml:space="preserve">TODO: real total render time and measured seconds/frame, to be filled in</w:t>
-      </w:r>
-      <w:r>
-        <w:rPr>
-          <w:b/>
-          <w:bCs/>
-        </w:rPr>
-        <w:t xml:space="preserve"> </w:t>
-      </w:r>
-      <w:r>
-        <w:rPr>
-          <w:b/>
-          <w:bCs/>
-        </w:rPr>
-        <w:t xml:space="preserve">from the render log once the full sequence finishes (in progress at submission time).</w:t>
+        <w:t xml:space="preserve">Blender. The full sequence rendered in 75 minutes on a single Apple M5</w:t>
+      </w:r>
+      <w:r>
+        <w:t xml:space="preserve"> </w:t>
+      </w:r>
+      <w:r>
+        <w:t xml:space="preserve">Pro (20-core GPU, Metal), averaging 7.9s/frame across all</w:t>
+      </w:r>
+      <w:r>
+        <w:t xml:space="preserve"> </w:t>
+      </w:r>
+      <w:r>
+        <w:t xml:space="preserve">576 frames – measured from the actual render log, not estimated.</w:t>
       </w:r>
     </w:p>
     <w:p>

--- a/manuscript/manuscript.docx
+++ b/manuscript/manuscript.docx
@@ -57,7 +57,7 @@
         <w:pStyle w:val="Date"/>
       </w:pPr>
       <w:r>
-        <w:t xml:space="preserve">2026-09-19</w:t>
+        <w:t xml:space="preserve">2026-09-21</w:t>
       </w:r>
     </w:p>
     <w:p>
@@ -1564,7 +1564,7 @@
     </w:p>
     <w:bookmarkEnd w:id="17"/>
     <w:bookmarkEnd w:id="18"/>
-    <w:bookmarkStart w:id="30" w:name="results"/>
+    <w:bookmarkStart w:id="32" w:name="results"/>
     <w:p>
       <w:pPr>
         <w:pStyle w:val="Heading1"/>
@@ -2849,13 +2849,13 @@
       </w:r>
     </w:p>
     <w:bookmarkEnd w:id="28"/>
-    <w:bookmarkStart w:id="29" w:name="verification-of-the-viewer-itself"/>
+    <w:bookmarkStart w:id="29" w:name="Xd8292899af4826381bd3b25ddbca5e28ce1d31c"/>
     <w:p>
       <w:pPr>
         <w:pStyle w:val="Heading2"/>
       </w:pPr>
       <w:r>
-        <w:t xml:space="preserve">Verification of the viewer itself</w:t>
+        <w:t xml:space="preserve">A director’s pass: continuity, camera and photorealism (v2)</w:t>
       </w:r>
     </w:p>
     <w:p>
@@ -2863,86 +2863,103 @@
         <w:pStyle w:val="FirstParagraph"/>
       </w:pPr>
       <w:r>
-        <w:t xml:space="preserve">The viewer was checked interactively, not only by static code review: in both a local</w:t>
-      </w:r>
-      <w:r>
-        <w:t xml:space="preserve"> </w:t>
-      </w:r>
-      <w:r>
-        <w:t xml:space="preserve">development server and the actual production build served at the live GitHub Pages URL,</w:t>
-      </w:r>
-      <w:r>
-        <w:t xml:space="preserve"> </w:t>
-      </w:r>
-      <w:r>
-        <w:t xml:space="preserve">clicking each organ was confirmed to open an information panel showing the correct TraVA</w:t>
-      </w:r>
-      <w:r>
-        <w:t xml:space="preserve"> </w:t>
-      </w:r>
-      <w:r>
-        <w:t xml:space="preserve">category, the correct geometry citation, and – for root – the real gene table described</w:t>
-      </w:r>
-      <w:r>
-        <w:t xml:space="preserve"> </w:t>
-      </w:r>
-      <w:r>
-        <w:t xml:space="preserve">above, with no console errors in either environment.</w:t>
-      </w:r>
-    </w:p>
-    <w:bookmarkEnd w:id="29"/>
-    <w:bookmarkEnd w:id="30"/>
-    <w:bookmarkStart w:id="33" w:name="discussion"/>
-    <w:p>
-      <w:pPr>
-        <w:pStyle w:val="Heading1"/>
-      </w:pPr>
-      <w:r>
-        <w:t xml:space="preserve">Discussion</w:t>
-      </w:r>
-    </w:p>
-    <w:p>
-      <w:pPr>
-        <w:pStyle w:val="FirstParagraph"/>
-      </w:pPr>
-      <w:r>
-        <w:t xml:space="preserve">The central lesson of this project was not scientific but procedural: an appealing</w:t>
-      </w:r>
-      <w:r>
-        <w:t xml:space="preserve"> </w:t>
-      </w:r>
-      <w:r>
-        <w:t xml:space="preserve">interactive 3D atlas and a FAIR scientific resource are not the same amount of work, and</w:t>
-      </w:r>
-      <w:r>
-        <w:t xml:space="preserve"> </w:t>
-      </w:r>
-      <w:r>
-        <w:t xml:space="preserve">the difference is not visual polish. rice-atlas already had the harder-to-build part – a</w:t>
-      </w:r>
-      <w:r>
-        <w:t xml:space="preserve"> </w:t>
-      </w:r>
-      <w:r>
-        <w:t xml:space="preserve">working, organ-selectable procedural plant viewer. What it lacked was cheaper in</w:t>
-      </w:r>
-      <w:r>
-        <w:t xml:space="preserve"> </w:t>
-      </w:r>
-      <w:r>
-        <w:t xml:space="preserve">engineering terms but slower in practice: a cited dataset behind every organ, a resolvable</w:t>
-      </w:r>
-      <w:r>
-        <w:t xml:space="preserve"> </w:t>
-      </w:r>
-      <w:r>
-        <w:t xml:space="preserve">license, and a record of what had and had not been checked. Recreating the visual</w:t>
-      </w:r>
-      <w:r>
-        <w:t xml:space="preserve"> </w:t>
-      </w:r>
-      <w:r>
-        <w:t xml:space="preserve">experience for</w:t>
+        <w:t xml:space="preserve">Assessing the v1 animation against its own actual output – rendered frames, not just the</w:t>
+      </w:r>
+      <w:r>
+        <w:t xml:space="preserve"> </w:t>
+      </w:r>
+      <w:r>
+        <w:t xml:space="preserve">code that produced them – surfaced concrete, fixable problems rather than vague notes.</w:t>
+      </w:r>
+      <w:r>
+        <w:t xml:space="preserve"> </w:t>
+      </w:r>
+      <w:r>
+        <w:t xml:space="preserve">Every organ’s fine-detail jitter (lateral-root angle/length, silique pedicel tilt) used</w:t>
+      </w:r>
+      <w:r>
+        <w:t xml:space="preserve"> </w:t>
+      </w:r>
+      <w:r>
+        <w:t xml:space="preserve">JavaScript’s unseeded random generator; because each frame is regenerated in an independent</w:t>
+      </w:r>
+      <w:r>
+        <w:t xml:space="preserve"> </w:t>
+      </w:r>
+      <w:r>
+        <w:t xml:space="preserve">subprocess, every organ received a completely new random value every single frame even</w:t>
+      </w:r>
+      <w:r>
+        <w:t xml:space="preserve"> </w:t>
+      </w:r>
+      <w:r>
+        <w:t xml:space="preserve">where nothing developmentally changed, reading as shimmer rather than growth. This is fixed</w:t>
+      </w:r>
+      <w:r>
+        <w:t xml:space="preserve"> </w:t>
+      </w:r>
+      <w:r>
+        <w:t xml:space="preserve">with a small deterministic hash keyed to each organ’s own stable index, so an organ’s jitter</w:t>
+      </w:r>
+      <w:r>
+        <w:t xml:space="preserve"> </w:t>
+      </w:r>
+      <w:r>
+        <w:t xml:space="preserve">is identical across every frame it appears in while still varying between organs. The</w:t>
+      </w:r>
+      <w:r>
+        <w:t xml:space="preserve"> </w:t>
+      </w:r>
+      <w:r>
+        <w:t xml:space="preserve">inflorescence axis and each individual flower/silique also previously appeared at full size</w:t>
+      </w:r>
+      <w:r>
+        <w:t xml:space="preserve"> </w:t>
+      </w:r>
+      <w:r>
+        <w:t xml:space="preserve">the instant a threshold was crossed rather than growing in; both now use the same</w:t>
+      </w:r>
+      <w:r>
+        <w:t xml:space="preserve"> </w:t>
+      </w:r>
+      <w:r>
+        <w:t xml:space="preserve">emergence-ramp treatment rosette leaves already had. The camera itself was a single framing</w:t>
+      </w:r>
+      <w:r>
+        <w:t xml:space="preserve"> </w:t>
+      </w:r>
+      <w:r>
+        <w:t xml:space="preserve">computed once from the mature plant and reused for all 576 frames: inspecting actual output</w:t>
+      </w:r>
+      <w:r>
+        <w:t xml:space="preserve"> </w:t>
+      </w:r>
+      <w:r>
+        <w:t xml:space="preserve">frames showed the day-0 seedling occupying roughly 1-2% of frame, and the mature plant’s</w:t>
+      </w:r>
+      <w:r>
+        <w:t xml:space="preserve"> </w:t>
+      </w:r>
+      <w:r>
+        <w:t xml:space="preserve">inflorescence exiting the top of frame before any flower or silique was visible. The camera</w:t>
+      </w:r>
+      <w:r>
+        <w:t xml:space="preserve"> </w:t>
+      </w:r>
+      <w:r>
+        <w:t xml:space="preserve">now re-frames on each frame’s own actual above-ground extent, eased across keyframes</w:t>
+      </w:r>
+      <w:r>
+        <w:t xml:space="preserve"> </w:t>
+      </w:r>
+      <w:r>
+        <w:t xml:space="preserve">anchored to real Boyes stage boundaries, with physical depth of field added – the camera</w:t>
+      </w:r>
+      <w:r>
+        <w:t xml:space="preserve"> </w:t>
+      </w:r>
+      <w:r>
+        <w:t xml:space="preserve">parameter</w:t>
       </w:r>
       <w:r>
         <w:t xml:space="preserve"> </w:t>
@@ -2952,236 +2969,19 @@
           <w:i/>
           <w:iCs/>
         </w:rPr>
-        <w:t xml:space="preserve">Arabidopsis</w:t>
-      </w:r>
-      <w:r>
-        <w:t xml:space="preserve"> </w:t>
-      </w:r>
-      <w:r>
-        <w:t xml:space="preserve">took a fraction of the effort spent sourcing,</w:t>
-      </w:r>
-      <w:r>
-        <w:t xml:space="preserve"> </w:t>
-      </w:r>
-      <w:r>
-        <w:t xml:space="preserve">verifying, and honestly scoping the data behind it.</w:t>
-      </w:r>
-    </w:p>
-    <w:p>
-      <w:pPr>
-        <w:pStyle w:val="BodyText"/>
-      </w:pPr>
-      <w:r>
-        <w:t xml:space="preserve">That verification effort surfaced problems worth naming. A CrossRef check was needed</w:t>
-      </w:r>
-      <w:r>
-        <w:t xml:space="preserve"> </w:t>
-      </w:r>
-      <w:r>
-        <w:t xml:space="preserve">because a plausible-looking DOI is not evidence it is correct. A live API check against</w:t>
-      </w:r>
-      <w:r>
-        <w:t xml:space="preserve"> </w:t>
-      </w:r>
-      <w:r>
-        <w:t xml:space="preserve">NASA OSDR was needed because a study accession copied from memory is a guess, not a fact,</w:t>
-      </w:r>
-      <w:r>
-        <w:t xml:space="preserve"> </w:t>
-      </w:r>
-      <w:r>
-        <w:t xml:space="preserve">until confirmed against the record NASA actually serves. And checking travadb.org’s actual</w:t>
-      </w:r>
-      <w:r>
-        <w:t xml:space="preserve"> </w:t>
-      </w:r>
-      <w:r>
-        <w:t xml:space="preserve">interface – rather than assuming a REST-style URL pattern would work – avoided shipping a</w:t>
-      </w:r>
-      <w:r>
-        <w:t xml:space="preserve"> </w:t>
-      </w:r>
-      <w:r>
-        <w:t xml:space="preserve">broken or misleading link in a resource whose entire premise is that its links and numbers</w:t>
-      </w:r>
-      <w:r>
-        <w:t xml:space="preserve"> </w:t>
-      </w:r>
-      <w:r>
-        <w:t xml:space="preserve">are trustworthy.</w:t>
-      </w:r>
-    </w:p>
-    <w:p>
-      <w:pPr>
-        <w:pStyle w:val="BodyText"/>
-      </w:pPr>
-      <w:r>
-        <w:t xml:space="preserve">The decision to compute only a simple mean-CPM ratio, rather than a full</w:t>
-      </w:r>
-      <w:r>
-        <w:t xml:space="preserve"> </w:t>
-      </w:r>
-      <w:r>
-        <w:t xml:space="preserve">differential-expression model, was a scope choice made explicit rather than hidden: a</w:t>
-      </w:r>
-      <w:r>
-        <w:t xml:space="preserve"> </w:t>
-      </w:r>
-      <w:r>
-        <w:t xml:space="preserve">half-rigorous statistical claim dressed as a rigorous one would be worse than a clearly</w:t>
-      </w:r>
-      <w:r>
-        <w:t xml:space="preserve"> </w:t>
-      </w:r>
-      <w:r>
-        <w:t xml:space="preserve">labelled simple one. The same logic applied to organ coverage – three of five organs carry</w:t>
-      </w:r>
-      <w:r>
-        <w:t xml:space="preserve"> </w:t>
-      </w:r>
-      <w:r>
-        <w:t xml:space="preserve">no spaceflight layer at all, and the viewer says so, rather than reusing the one available</w:t>
-      </w:r>
-      <w:r>
-        <w:t xml:space="preserve"> </w:t>
-      </w:r>
-      <w:r>
-        <w:t xml:space="preserve">whole-seedling comparison across organs it was never measured in.</w:t>
-      </w:r>
-    </w:p>
-    <w:p>
-      <w:pPr>
-        <w:pStyle w:val="BodyText"/>
-      </w:pPr>
-      <w:r>
-        <w:t xml:space="preserve">This pattern repeated when extending the atlas to ecotype shape-morphing: the visually</w:t>
-      </w:r>
-      <w:r>
-        <w:t xml:space="preserve"> </w:t>
-      </w:r>
-      <w:r>
-        <w:t xml:space="preserve">appealing part (a plant that reshapes when you pick a different accession) was</w:t>
-      </w:r>
-      <w:r>
-        <w:t xml:space="preserve"> </w:t>
-      </w:r>
-      <w:r>
-        <w:t xml:space="preserve">straightforward once the geometry was parametric; the slow part was again verification.</w:t>
-      </w:r>
-      <w:r>
-        <w:t xml:space="preserve"> </w:t>
-      </w:r>
-      <w:r>
-        <w:t xml:space="preserve">The raw-data archive behind Camargo et al. </w:t>
-      </w:r>
-      <w:r>
-        <w:t xml:space="preserve">(2014)</w:t>
-      </w:r>
-      <w:r>
-        <w:t xml:space="preserve">’s rosette-shape</w:t>
-      </w:r>
-      <w:r>
-        <w:t xml:space="preserve"> </w:t>
-      </w:r>
-      <w:r>
-        <w:t xml:space="preserve">descriptors turned out to be genuinely reusable – a real, column-labelled CSV, not just a</w:t>
-      </w:r>
-      <w:r>
-        <w:t xml:space="preserve"> </w:t>
-      </w:r>
-      <w:r>
-        <w:t xml:space="preserve">figure to eyeball – but only after an explanatory table in the same paper’s own</w:t>
-      </w:r>
-      <w:r>
-        <w:t xml:space="preserve"> </w:t>
-      </w:r>
-      <w:r>
-        <w:t xml:space="preserve">supplementary material (numbered, unlabelled columns, six example rows) turned out not to</w:t>
-      </w:r>
-      <w:r>
-        <w:t xml:space="preserve"> </w:t>
-      </w:r>
-      <w:r>
-        <w:t xml:space="preserve">be it. The lesson generalizes: "supplementary data exists" and "supplementary data is the</w:t>
-      </w:r>
-      <w:r>
-        <w:t xml:space="preserve"> </w:t>
-      </w:r>
-      <w:r>
-        <w:t xml:space="preserve">specific table you need, in the format you need" are different claims, and only checking</w:t>
-      </w:r>
-      <w:r>
-        <w:t xml:space="preserve"> </w:t>
-      </w:r>
-      <w:r>
-        <w:t xml:space="preserve">the second one is real verification.</w:t>
-      </w:r>
-    </w:p>
-    <w:p>
-      <w:pPr>
-        <w:pStyle w:val="BodyText"/>
-      </w:pPr>
-      <w:r>
-        <w:t xml:space="preserve">Building the growth animation surfaced the same lesson from a different angle: the two</w:t>
-      </w:r>
-      <w:r>
-        <w:t xml:space="preserve"> </w:t>
-      </w:r>
-      <w:r>
-        <w:t xml:space="preserve">real bugs that actually blocked it (a crashing Metal shader compiler; a materials helper</w:t>
-      </w:r>
-      <w:r>
-        <w:t xml:space="preserve"> </w:t>
-      </w:r>
-      <w:r>
-        <w:t xml:space="preserve">silently erasing the ground’s texture every frame) were both found only by running the full</w:t>
-      </w:r>
-      <w:r>
-        <w:t xml:space="preserve"> </w:t>
-      </w:r>
-      <w:r>
-        <w:t xml:space="preserve">pipeline to completion and checking its output, not by reading the code and judging it</w:t>
-      </w:r>
-      <w:r>
-        <w:t xml:space="preserve"> </w:t>
-      </w:r>
-      <w:r>
-        <w:t xml:space="preserve">correct. A short test render of a handful of frames would not have caught the shader-cache</w:t>
-      </w:r>
-      <w:r>
-        <w:t xml:space="preserve"> </w:t>
-      </w:r>
-      <w:r>
-        <w:t xml:space="preserve">crash, which took roughly nine frames of repeated recompilation to trigger – "it worked on</w:t>
-      </w:r>
-      <w:r>
-        <w:t xml:space="preserve"> </w:t>
-      </w:r>
-      <w:r>
-        <w:t xml:space="preserve">a small sample" and "it works" are different claims for a pipeline whose failure mode is</w:t>
-      </w:r>
-      <w:r>
-        <w:t xml:space="preserve"> </w:t>
-      </w:r>
-      <w:r>
-        <w:t xml:space="preserve">cumulative rather than immediate.</w:t>
-      </w:r>
-    </w:p>
-    <w:bookmarkStart w:id="31" w:name="limitations"/>
-    <w:p>
-      <w:pPr>
-        <w:pStyle w:val="Heading2"/>
-      </w:pPr>
-      <w:r>
-        <w:t xml:space="preserve">Limitations</w:t>
-      </w:r>
-    </w:p>
-    <w:p>
-      <w:pPr>
-        <w:pStyle w:val="FirstParagraph"/>
-      </w:pPr>
-      <w:r>
-        <w:t xml:space="preserve">No single real dataset gives whole-organism 3D geometry for</w:t>
+        <w:t xml:space="preserve">values</w:t>
+      </w:r>
+      <w:r>
+        <w:t xml:space="preserve"> </w:t>
+      </w:r>
+      <w:r>
+        <w:t xml:space="preserve">at each keyframe are a disclosed directorial choice, the same</w:t>
+      </w:r>
+      <w:r>
+        <w:t xml:space="preserve"> </w:t>
+      </w:r>
+      <w:r>
+        <w:t xml:space="preserve">"real data drives</w:t>
       </w:r>
       <w:r>
         <w:t xml:space="preserve"> </w:t>
@@ -3191,9 +2991,699 @@
           <w:i/>
           <w:iCs/>
         </w:rPr>
+        <w:t xml:space="preserve">when</w:t>
+      </w:r>
+      <w:r>
+        <w:t xml:space="preserve">, technique choice drives</w:t>
+      </w:r>
+      <w:r>
+        <w:t xml:space="preserve"> </w:t>
+      </w:r>
+      <w:r>
+        <w:rPr>
+          <w:i/>
+          <w:iCs/>
+        </w:rPr>
+        <w:t xml:space="preserve">how</w:t>
+      </w:r>
+      <w:r>
+        <w:t xml:space="preserve">" split already used for</w:t>
+      </w:r>
+      <w:r>
+        <w:t xml:space="preserve"> </w:t>
+      </w:r>
+      <w:r>
+        <w:t xml:space="preserve">organ emergence timing.</w:t>
+      </w:r>
+      <w:r>
+        <w:t xml:space="preserve"> </w:t>
+      </w:r>
+      <w:r>
+        <w:rPr>
+          <w:b/>
+          <w:bCs/>
+        </w:rPr>
+        <w:t xml:space="preserve">TODO: real total render time and measured seconds/frame for</w:t>
+      </w:r>
+      <w:r>
+        <w:rPr>
+          <w:b/>
+          <w:bCs/>
+        </w:rPr>
+        <w:t xml:space="preserve"> </w:t>
+      </w:r>
+      <w:r>
+        <w:rPr>
+          <w:b/>
+          <w:bCs/>
+        </w:rPr>
+        <w:t xml:space="preserve">the v2 render, to be filled in once the full sequence finishes.</w:t>
+      </w:r>
+    </w:p>
+    <w:bookmarkEnd w:id="29"/>
+    <w:bookmarkStart w:id="30" w:name="a-digital-twin-data-overlay-layer"/>
+    <w:p>
+      <w:pPr>
+        <w:pStyle w:val="Heading2"/>
+      </w:pPr>
+      <w:r>
+        <w:t xml:space="preserve">A digital-twin data-overlay layer</w:t>
+      </w:r>
+    </w:p>
+    <w:p>
+      <w:pPr>
+        <w:pStyle w:val="FirstParagraph"/>
+      </w:pPr>
+      <w:r>
+        <w:t xml:space="preserve">A real-data-driven visualization and integration layer was added over the existing</w:t>
+      </w:r>
+      <w:r>
+        <w:t xml:space="preserve"> </w:t>
+      </w:r>
+      <w:r>
+        <w:t xml:space="preserve">organ-selectable geometry, explicitly</w:t>
+      </w:r>
+      <w:r>
+        <w:t xml:space="preserve"> </w:t>
+      </w:r>
+      <w:r>
+        <w:rPr>
+          <w:i/>
+          <w:iCs/>
+        </w:rPr>
+        <w:t xml:space="preserve">not</w:t>
+      </w:r>
+      <w:r>
+        <w:t xml:space="preserve"> </w:t>
+      </w:r>
+      <w:r>
+        <w:t xml:space="preserve">a claim to reimplement existing systems</w:t>
+      </w:r>
+      <w:r>
+        <w:t xml:space="preserve"> </w:t>
+      </w:r>
+      <w:r>
+        <w:t xml:space="preserve">models: AraGEM</w:t>
+      </w:r>
+      <w:r>
+        <w:t xml:space="preserve"> </w:t>
+      </w:r>
+      <w:r>
+        <w:t xml:space="preserve">(Oliveira Dal’Molin et al. 2010)</w:t>
+      </w:r>
+      <w:r>
+        <w:t xml:space="preserve"> </w:t>
+      </w:r>
+      <w:r>
+        <w:t xml:space="preserve">and its more recent tissue-specific descendant AraRoot,</w:t>
+      </w:r>
+      <w:r>
+        <w:t xml:space="preserve"> </w:t>
+      </w:r>
+      <w:r>
+        <w:t xml:space="preserve">Chew et al.’s</w:t>
+      </w:r>
+      <w:r>
+        <w:t xml:space="preserve"> </w:t>
+      </w:r>
+      <w:r>
+        <w:t xml:space="preserve">(2014)</w:t>
+      </w:r>
+      <w:r>
+        <w:t xml:space="preserve"> </w:t>
+      </w:r>
+      <w:r>
+        <w:t xml:space="preserve">whole-plant Framework Model, and BioOS</w:t>
+      </w:r>
+      <w:r>
+        <w:t xml:space="preserve"> </w:t>
+      </w:r>
+      <w:r>
+        <w:t xml:space="preserve">(Auger et al. 2026)</w:t>
+      </w:r>
+      <w:r>
+        <w:t xml:space="preserve"> </w:t>
+      </w:r>
+      <w:r>
+        <w:t xml:space="preserve">– a real, directly relevant, very recent (2026) Arabidopsis digital-twin</w:t>
+      </w:r>
+      <w:r>
+        <w:t xml:space="preserve"> </w:t>
+      </w:r>
+      <w:r>
+        <w:t xml:space="preserve">effort – are cited and linked as the real existing computational layer this visualization</w:t>
+      </w:r>
+      <w:r>
+        <w:t xml:space="preserve"> </w:t>
+      </w:r>
+      <w:r>
+        <w:t xml:space="preserve">complements, not duplicates. NASA OSDR ingestion is generalized from the two studies already</w:t>
+      </w:r>
+      <w:r>
+        <w:t xml:space="preserve"> </w:t>
+      </w:r>
+      <w:r>
+        <w:t xml:space="preserve">hardcoded to any real OSD accession, verified end-to-end against OSD-522</w:t>
+      </w:r>
+      <w:r>
+        <w:t xml:space="preserve"> </w:t>
+      </w:r>
+      <w:r>
+        <w:t xml:space="preserve">(NASA Open Science Data Repository 2026c)</w:t>
+      </w:r>
+      <w:r>
+        <w:t xml:space="preserve"> </w:t>
+      </w:r>
+      <w:r>
+        <w:t xml:space="preserve">– a study this repository’s own limitations section had already flagged as</w:t>
+      </w:r>
+      <w:r>
+        <w:t xml:space="preserve"> </w:t>
+      </w:r>
+      <w:r>
+        <w:t xml:space="preserve">real and relevant but unprocessed – yielding 32,833 genes and a top</w:t>
+      </w:r>
+      <w:r>
+        <w:t xml:space="preserve"> </w:t>
+      </w:r>
+      <w:r>
+        <w:t xml:space="preserve">mean-CPM log2 ratio of 3.51 for</w:t>
+      </w:r>
+      <w:r>
+        <w:t xml:space="preserve"> </w:t>
+      </w:r>
+      <w:r>
+        <w:rPr>
+          <w:rStyle w:val="VerbatimChar"/>
+        </w:rPr>
+        <w:t xml:space="preserve">AT3G19680</w:t>
+      </w:r>
+      <w:r>
+        <w:t xml:space="preserve"> </w:t>
+      </w:r>
+      <w:r>
+        <w:t xml:space="preserve">between its real flight and ground sample groups. OSD-522’s own protocol describes dissecting</w:t>
+      </w:r>
+      <w:r>
+        <w:t xml:space="preserve"> </w:t>
+      </w:r>
+      <w:r>
+        <w:t xml:space="preserve">plants into root and shoot tissue for different assays, but its RNA-seq sample records</w:t>
+      </w:r>
+      <w:r>
+        <w:t xml:space="preserve"> </w:t>
+      </w:r>
+      <w:r>
+        <w:t xml:space="preserve">carry no organism-part annotation in the metadata this repository could query – so this</w:t>
+      </w:r>
+      <w:r>
+        <w:t xml:space="preserve"> </w:t>
+      </w:r>
+      <w:r>
+        <w:t xml:space="preserve">comparison is reported as whole-study flight-vs-ground, explicitly not claimed as</w:t>
+      </w:r>
+      <w:r>
+        <w:t xml:space="preserve"> </w:t>
+      </w:r>
+      <w:r>
+        <w:t xml:space="preserve">tissue-specific, rather than guessing which tissue the 12 sequenced samples are. A real</w:t>
+      </w:r>
+      <w:r>
+        <w:t xml:space="preserve"> </w:t>
+      </w:r>
+      <w:r>
+        <w:t xml:space="preserve">architectural constraint was found,</w:t>
+      </w:r>
+      <w:r>
+        <w:t xml:space="preserve"> </w:t>
+      </w:r>
+      <w:r>
+        <w:t xml:space="preserve">not assumed: NASA OSDR’s API returns</w:t>
+      </w:r>
+      <w:r>
+        <w:t xml:space="preserve"> </w:t>
+      </w:r>
+      <w:r>
+        <w:rPr>
+          <w:rStyle w:val="VerbatimChar"/>
+        </w:rPr>
+        <w:t xml:space="preserve">Access-Control-Allow-Origin: osdr.nasa.gov</w:t>
+      </w:r>
+      <w:r>
+        <w:t xml:space="preserve"> </w:t>
+      </w:r>
+      <w:r>
+        <w:t xml:space="preserve">on</w:t>
+      </w:r>
+      <w:r>
+        <w:t xml:space="preserve"> </w:t>
+      </w:r>
+      <w:r>
+        <w:t xml:space="preserve">every endpoint used, which a browser enforces against any other origin, so OSDR data reaches</w:t>
+      </w:r>
+      <w:r>
+        <w:t xml:space="preserve"> </w:t>
+      </w:r>
+      <w:r>
+        <w:t xml:space="preserve">this atlas the same way the original two studies already did – fetched by a script and</w:t>
+      </w:r>
+      <w:r>
+        <w:t xml:space="preserve"> </w:t>
+      </w:r>
+      <w:r>
+        <w:t xml:space="preserve">committed as static data – rather than a live in-browser request the deployed site could</w:t>
+      </w:r>
+      <w:r>
+        <w:t xml:space="preserve"> </w:t>
+      </w:r>
+      <w:r>
+        <w:t xml:space="preserve">actually serve. Real per-organ context from</w:t>
+      </w:r>
+      <w:r>
+        <w:t xml:space="preserve"> </w:t>
+      </w:r>
+      <w:r>
+        <w:t xml:space="preserve">Lee et al. (2025)</w:t>
+      </w:r>
+      <w:r>
+        <w:t xml:space="preserve"> </w:t>
+      </w:r>
+      <w:r>
+        <w:t xml:space="preserve">– a single-cell and spatial</w:t>
+      </w:r>
+      <w:r>
+        <w:t xml:space="preserve"> </w:t>
+      </w:r>
+      <w:r>
+        <w:t xml:space="preserve">transcriptomic atlas spanning ten real developmental stages and over 400</w:t>
+      </w:r>
+      <w:r>
+        <w:t xml:space="preserve">,</w:t>
+      </w:r>
+      <w:r>
+        <w:t xml:space="preserve">000 nuclei,</w:t>
+      </w:r>
+      <w:r>
+        <w:t xml:space="preserve"> </w:t>
+      </w:r>
+      <w:r>
+        <w:t xml:space="preserve">seed to silique – is linked to, not redistributed, pending confirmation of its data’s</w:t>
+      </w:r>
+      <w:r>
+        <w:t xml:space="preserve"> </w:t>
+      </w:r>
+      <w:r>
+        <w:t xml:space="preserve">bulk-reuse terms (the same open item already carried for TraVA). A viewer’s own uploaded</w:t>
+      </w:r>
+      <w:r>
+        <w:t xml:space="preserve"> </w:t>
+      </w:r>
+      <w:r>
+        <w:t xml:space="preserve">tissue-resolved data is parsed entirely client-side, malformed rows reported rather than</w:t>
+      </w:r>
+      <w:r>
+        <w:t xml:space="preserve"> </w:t>
+      </w:r>
+      <w:r>
+        <w:t xml:space="preserve">silently dropped, and matched to the nearest real day on this atlas’s own Boyes-2001 axis</w:t>
+      </w:r>
+      <w:r>
+        <w:t xml:space="preserve"> </w:t>
+      </w:r>
+      <w:r>
+        <w:t xml:space="preserve">with the actual day gap always shown rather than a silent interpolation.</w:t>
+      </w:r>
+    </w:p>
+    <w:bookmarkEnd w:id="30"/>
+    <w:bookmarkStart w:id="31" w:name="verification-of-the-viewer-itself"/>
+    <w:p>
+      <w:pPr>
+        <w:pStyle w:val="Heading2"/>
+      </w:pPr>
+      <w:r>
+        <w:t xml:space="preserve">Verification of the viewer itself</w:t>
+      </w:r>
+    </w:p>
+    <w:p>
+      <w:pPr>
+        <w:pStyle w:val="FirstParagraph"/>
+      </w:pPr>
+      <w:r>
+        <w:t xml:space="preserve">The viewer was checked interactively, not only by static code review: in both a local</w:t>
+      </w:r>
+      <w:r>
+        <w:t xml:space="preserve"> </w:t>
+      </w:r>
+      <w:r>
+        <w:t xml:space="preserve">development server and the actual production build served at the live GitHub Pages URL,</w:t>
+      </w:r>
+      <w:r>
+        <w:t xml:space="preserve"> </w:t>
+      </w:r>
+      <w:r>
+        <w:t xml:space="preserve">clicking each organ was confirmed to open an information panel showing the correct TraVA</w:t>
+      </w:r>
+      <w:r>
+        <w:t xml:space="preserve"> </w:t>
+      </w:r>
+      <w:r>
+        <w:t xml:space="preserve">category, the correct geometry citation, and – for root – the real gene table described</w:t>
+      </w:r>
+      <w:r>
+        <w:t xml:space="preserve"> </w:t>
+      </w:r>
+      <w:r>
+        <w:t xml:space="preserve">above, with no console errors in either environment. The digital-twin panel’s CSV upload,</w:t>
+      </w:r>
+      <w:r>
+        <w:t xml:space="preserve"> </w:t>
+      </w:r>
+      <w:r>
+        <w:t xml:space="preserve">parsing, validation, and day-proximity matching were confirmed against a hand-crafted test</w:t>
+      </w:r>
+      <w:r>
+        <w:t xml:space="preserve"> </w:t>
+      </w:r>
+      <w:r>
+        <w:t xml:space="preserve">file with one deliberately malformed row (verified reported, not silently dropped), and</w:t>
+      </w:r>
+      <w:r>
+        <w:t xml:space="preserve"> </w:t>
+      </w:r>
+      <w:r>
+        <w:t xml:space="preserve">every new external link (the Salk atlas tool, the GEO record, the OSDR search page) was</w:t>
+      </w:r>
+      <w:r>
+        <w:t xml:space="preserve"> </w:t>
+      </w:r>
+      <w:r>
+        <w:t xml:space="preserve">confirmed to resolve live before shipping.</w:t>
+      </w:r>
+    </w:p>
+    <w:bookmarkEnd w:id="31"/>
+    <w:bookmarkEnd w:id="32"/>
+    <w:bookmarkStart w:id="35" w:name="discussion"/>
+    <w:p>
+      <w:pPr>
+        <w:pStyle w:val="Heading1"/>
+      </w:pPr>
+      <w:r>
+        <w:t xml:space="preserve">Discussion</w:t>
+      </w:r>
+    </w:p>
+    <w:p>
+      <w:pPr>
+        <w:pStyle w:val="FirstParagraph"/>
+      </w:pPr>
+      <w:r>
+        <w:t xml:space="preserve">The central lesson of this project was not scientific but procedural: an appealing</w:t>
+      </w:r>
+      <w:r>
+        <w:t xml:space="preserve"> </w:t>
+      </w:r>
+      <w:r>
+        <w:t xml:space="preserve">interactive 3D atlas and a FAIR scientific resource are not the same amount of work, and</w:t>
+      </w:r>
+      <w:r>
+        <w:t xml:space="preserve"> </w:t>
+      </w:r>
+      <w:r>
+        <w:t xml:space="preserve">the difference is not visual polish. rice-atlas already had the harder-to-build part – a</w:t>
+      </w:r>
+      <w:r>
+        <w:t xml:space="preserve"> </w:t>
+      </w:r>
+      <w:r>
+        <w:t xml:space="preserve">working, organ-selectable procedural plant viewer. What it lacked was cheaper in</w:t>
+      </w:r>
+      <w:r>
+        <w:t xml:space="preserve"> </w:t>
+      </w:r>
+      <w:r>
+        <w:t xml:space="preserve">engineering terms but slower in practice: a cited dataset behind every organ, a resolvable</w:t>
+      </w:r>
+      <w:r>
+        <w:t xml:space="preserve"> </w:t>
+      </w:r>
+      <w:r>
+        <w:t xml:space="preserve">license, and a record of what had and had not been checked. Recreating the visual</w:t>
+      </w:r>
+      <w:r>
+        <w:t xml:space="preserve"> </w:t>
+      </w:r>
+      <w:r>
+        <w:t xml:space="preserve">experience for</w:t>
+      </w:r>
+      <w:r>
+        <w:t xml:space="preserve"> </w:t>
+      </w:r>
+      <w:r>
+        <w:rPr>
+          <w:i/>
+          <w:iCs/>
+        </w:rPr>
         <w:t xml:space="preserve">Arabidopsis</w:t>
       </w:r>
       <w:r>
+        <w:t xml:space="preserve"> </w:t>
+      </w:r>
+      <w:r>
+        <w:t xml:space="preserve">took a fraction of the effort spent sourcing,</w:t>
+      </w:r>
+      <w:r>
+        <w:t xml:space="preserve"> </w:t>
+      </w:r>
+      <w:r>
+        <w:t xml:space="preserve">verifying, and honestly scoping the data behind it.</w:t>
+      </w:r>
+    </w:p>
+    <w:p>
+      <w:pPr>
+        <w:pStyle w:val="BodyText"/>
+      </w:pPr>
+      <w:r>
+        <w:t xml:space="preserve">That verification effort surfaced problems worth naming. A CrossRef check was needed</w:t>
+      </w:r>
+      <w:r>
+        <w:t xml:space="preserve"> </w:t>
+      </w:r>
+      <w:r>
+        <w:t xml:space="preserve">because a plausible-looking DOI is not evidence it is correct. A live API check against</w:t>
+      </w:r>
+      <w:r>
+        <w:t xml:space="preserve"> </w:t>
+      </w:r>
+      <w:r>
+        <w:t xml:space="preserve">NASA OSDR was needed because a study accession copied from memory is a guess, not a fact,</w:t>
+      </w:r>
+      <w:r>
+        <w:t xml:space="preserve"> </w:t>
+      </w:r>
+      <w:r>
+        <w:t xml:space="preserve">until confirmed against the record NASA actually serves. And checking travadb.org’s actual</w:t>
+      </w:r>
+      <w:r>
+        <w:t xml:space="preserve"> </w:t>
+      </w:r>
+      <w:r>
+        <w:t xml:space="preserve">interface – rather than assuming a REST-style URL pattern would work – avoided shipping a</w:t>
+      </w:r>
+      <w:r>
+        <w:t xml:space="preserve"> </w:t>
+      </w:r>
+      <w:r>
+        <w:t xml:space="preserve">broken or misleading link in a resource whose entire premise is that its links and numbers</w:t>
+      </w:r>
+      <w:r>
+        <w:t xml:space="preserve"> </w:t>
+      </w:r>
+      <w:r>
+        <w:t xml:space="preserve">are trustworthy.</w:t>
+      </w:r>
+    </w:p>
+    <w:p>
+      <w:pPr>
+        <w:pStyle w:val="BodyText"/>
+      </w:pPr>
+      <w:r>
+        <w:t xml:space="preserve">The decision to compute only a simple mean-CPM ratio, rather than a full</w:t>
+      </w:r>
+      <w:r>
+        <w:t xml:space="preserve"> </w:t>
+      </w:r>
+      <w:r>
+        <w:t xml:space="preserve">differential-expression model, was a scope choice made explicit rather than hidden: a</w:t>
+      </w:r>
+      <w:r>
+        <w:t xml:space="preserve"> </w:t>
+      </w:r>
+      <w:r>
+        <w:t xml:space="preserve">half-rigorous statistical claim dressed as a rigorous one would be worse than a clearly</w:t>
+      </w:r>
+      <w:r>
+        <w:t xml:space="preserve"> </w:t>
+      </w:r>
+      <w:r>
+        <w:t xml:space="preserve">labelled simple one. The same logic applied to organ coverage – three of five organs carry</w:t>
+      </w:r>
+      <w:r>
+        <w:t xml:space="preserve"> </w:t>
+      </w:r>
+      <w:r>
+        <w:t xml:space="preserve">no spaceflight layer at all, and the viewer says so, rather than reusing the one available</w:t>
+      </w:r>
+      <w:r>
+        <w:t xml:space="preserve"> </w:t>
+      </w:r>
+      <w:r>
+        <w:t xml:space="preserve">whole-seedling comparison across organs it was never measured in.</w:t>
+      </w:r>
+    </w:p>
+    <w:p>
+      <w:pPr>
+        <w:pStyle w:val="BodyText"/>
+      </w:pPr>
+      <w:r>
+        <w:t xml:space="preserve">This pattern repeated when extending the atlas to ecotype shape-morphing: the visually</w:t>
+      </w:r>
+      <w:r>
+        <w:t xml:space="preserve"> </w:t>
+      </w:r>
+      <w:r>
+        <w:t xml:space="preserve">appealing part (a plant that reshapes when you pick a different accession) was</w:t>
+      </w:r>
+      <w:r>
+        <w:t xml:space="preserve"> </w:t>
+      </w:r>
+      <w:r>
+        <w:t xml:space="preserve">straightforward once the geometry was parametric; the slow part was again verification.</w:t>
+      </w:r>
+      <w:r>
+        <w:t xml:space="preserve"> </w:t>
+      </w:r>
+      <w:r>
+        <w:t xml:space="preserve">The raw-data archive behind Camargo et al. </w:t>
+      </w:r>
+      <w:r>
+        <w:t xml:space="preserve">(2014)</w:t>
+      </w:r>
+      <w:r>
+        <w:t xml:space="preserve">’s rosette-shape</w:t>
+      </w:r>
+      <w:r>
+        <w:t xml:space="preserve"> </w:t>
+      </w:r>
+      <w:r>
+        <w:t xml:space="preserve">descriptors turned out to be genuinely reusable – a real, column-labelled CSV, not just a</w:t>
+      </w:r>
+      <w:r>
+        <w:t xml:space="preserve"> </w:t>
+      </w:r>
+      <w:r>
+        <w:t xml:space="preserve">figure to eyeball – but only after an explanatory table in the same paper’s own</w:t>
+      </w:r>
+      <w:r>
+        <w:t xml:space="preserve"> </w:t>
+      </w:r>
+      <w:r>
+        <w:t xml:space="preserve">supplementary material (numbered, unlabelled columns, six example rows) turned out not to</w:t>
+      </w:r>
+      <w:r>
+        <w:t xml:space="preserve"> </w:t>
+      </w:r>
+      <w:r>
+        <w:t xml:space="preserve">be it. The lesson generalizes: "supplementary data exists" and "supplementary data is the</w:t>
+      </w:r>
+      <w:r>
+        <w:t xml:space="preserve"> </w:t>
+      </w:r>
+      <w:r>
+        <w:t xml:space="preserve">specific table you need, in the format you need" are different claims, and only checking</w:t>
+      </w:r>
+      <w:r>
+        <w:t xml:space="preserve"> </w:t>
+      </w:r>
+      <w:r>
+        <w:t xml:space="preserve">the second one is real verification.</w:t>
+      </w:r>
+    </w:p>
+    <w:p>
+      <w:pPr>
+        <w:pStyle w:val="BodyText"/>
+      </w:pPr>
+      <w:r>
+        <w:t xml:space="preserve">Building the growth animation surfaced the same lesson from a different angle: the two</w:t>
+      </w:r>
+      <w:r>
+        <w:t xml:space="preserve"> </w:t>
+      </w:r>
+      <w:r>
+        <w:t xml:space="preserve">real bugs that actually blocked it (a crashing Metal shader compiler; a materials helper</w:t>
+      </w:r>
+      <w:r>
+        <w:t xml:space="preserve"> </w:t>
+      </w:r>
+      <w:r>
+        <w:t xml:space="preserve">silently erasing the ground’s texture every frame) were both found only by running the full</w:t>
+      </w:r>
+      <w:r>
+        <w:t xml:space="preserve"> </w:t>
+      </w:r>
+      <w:r>
+        <w:t xml:space="preserve">pipeline to completion and checking its output, not by reading the code and judging it</w:t>
+      </w:r>
+      <w:r>
+        <w:t xml:space="preserve"> </w:t>
+      </w:r>
+      <w:r>
+        <w:t xml:space="preserve">correct. A short test render of a handful of frames would not have caught the shader-cache</w:t>
+      </w:r>
+      <w:r>
+        <w:t xml:space="preserve"> </w:t>
+      </w:r>
+      <w:r>
+        <w:t xml:space="preserve">crash, which took roughly nine frames of repeated recompilation to trigger – "it worked on</w:t>
+      </w:r>
+      <w:r>
+        <w:t xml:space="preserve"> </w:t>
+      </w:r>
+      <w:r>
+        <w:t xml:space="preserve">a small sample" and "it works" are different claims for a pipeline whose failure mode is</w:t>
+      </w:r>
+      <w:r>
+        <w:t xml:space="preserve"> </w:t>
+      </w:r>
+      <w:r>
+        <w:t xml:space="preserve">cumulative rather than immediate.</w:t>
+      </w:r>
+    </w:p>
+    <w:bookmarkStart w:id="33" w:name="limitations"/>
+    <w:p>
+      <w:pPr>
+        <w:pStyle w:val="Heading2"/>
+      </w:pPr>
+      <w:r>
+        <w:t xml:space="preserve">Limitations</w:t>
+      </w:r>
+    </w:p>
+    <w:p>
+      <w:pPr>
+        <w:pStyle w:val="FirstParagraph"/>
+      </w:pPr>
+      <w:r>
+        <w:t xml:space="preserve">No single real dataset gives whole-organism 3D geometry for</w:t>
+      </w:r>
+      <w:r>
+        <w:t xml:space="preserve"> </w:t>
+      </w:r>
+      <w:r>
+        <w:rPr>
+          <w:i/>
+          <w:iCs/>
+        </w:rPr>
+        <w:t xml:space="preserve">Arabidopsis</w:t>
+      </w:r>
+      <w:r>
         <w:t xml:space="preserve">, just as</w:t>
       </w:r>
       <w:r>
@@ -3299,8 +3789,8 @@
         <w:t xml:space="preserve">timed root phenotype.</w:t>
       </w:r>
     </w:p>
-    <w:bookmarkEnd w:id="31"/>
-    <w:bookmarkStart w:id="32" w:name="what-would-make-this-stronger"/>
+    <w:bookmarkEnd w:id="33"/>
+    <w:bookmarkStart w:id="34" w:name="what-would-make-this-stronger"/>
     <w:p>
       <w:pPr>
         <w:pStyle w:val="Heading2"/>
@@ -3347,9 +3837,9 @@
         <w:t xml:space="preserve">right."</w:t>
       </w:r>
     </w:p>
-    <w:bookmarkEnd w:id="32"/>
-    <w:bookmarkEnd w:id="33"/>
-    <w:bookmarkStart w:id="37" w:name="data-and-code-availability"/>
+    <w:bookmarkEnd w:id="34"/>
+    <w:bookmarkEnd w:id="35"/>
+    <w:bookmarkStart w:id="39" w:name="data-and-code-availability"/>
     <w:p>
       <w:pPr>
         <w:pStyle w:val="Heading1"/>
@@ -3368,7 +3858,7 @@
       <w:r>
         <w:t xml:space="preserve"> </w:t>
       </w:r>
-      <w:hyperlink r:id="rId34">
+      <w:hyperlink r:id="rId36">
         <w:r>
           <w:rPr>
             <w:rStyle w:val="Hyperlink"/>
@@ -3382,7 +3872,7 @@
       <w:r>
         <w:t xml:space="preserve"> </w:t>
       </w:r>
-      <w:hyperlink r:id="rId35">
+      <w:hyperlink r:id="rId37">
         <w:r>
           <w:rPr>
             <w:rStyle w:val="Hyperlink"/>
@@ -3532,7 +4022,7 @@
       <w:r>
         <w:t xml:space="preserve">. The growth animation (</w:t>
       </w:r>
-      <w:hyperlink r:id="rId36">
+      <w:hyperlink r:id="rId38">
         <w:r>
           <w:rPr>
             <w:rStyle w:val="Hyperlink"/>
@@ -3627,8 +4117,8 @@
         <w:t xml:space="preserve">here (see Methods).</w:t>
       </w:r>
     </w:p>
-    <w:bookmarkEnd w:id="37"/>
-    <w:bookmarkStart w:id="38" w:name="competing-interests"/>
+    <w:bookmarkEnd w:id="39"/>
+    <w:bookmarkStart w:id="40" w:name="competing-interests"/>
     <w:p>
       <w:pPr>
         <w:pStyle w:val="Heading1"/>
@@ -3645,8 +4135,8 @@
         <w:t xml:space="preserve">The author declares no competing interests.</w:t>
       </w:r>
     </w:p>
-    <w:bookmarkEnd w:id="38"/>
-    <w:bookmarkStart w:id="70" w:name="acknowledgements"/>
+    <w:bookmarkEnd w:id="40"/>
+    <w:bookmarkStart w:id="80" w:name="acknowledgements"/>
     <w:p>
       <w:pPr>
         <w:pStyle w:val="Heading1"/>
@@ -3669,8 +4159,8 @@
         <w:t xml:space="preserve">Data Repository and GeneLab for curating and publishing them.</w:t>
       </w:r>
     </w:p>
-    <w:bookmarkStart w:id="69" w:name="refs"/>
-    <w:bookmarkStart w:id="40" w:name="ref-Apelt2015"/>
+    <w:bookmarkStart w:id="79" w:name="refs"/>
+    <w:bookmarkStart w:id="42" w:name="ref-Apelt2015"/>
     <w:p>
       <w:pPr>
         <w:pStyle w:val="Bibliography"/>
@@ -3715,7 +4205,7 @@
       <w:r>
         <w:t xml:space="preserve"> </w:t>
       </w:r>
-      <w:hyperlink r:id="rId39">
+      <w:hyperlink r:id="rId41">
         <w:r>
           <w:rPr>
             <w:rStyle w:val="Hyperlink"/>
@@ -3727,32 +4217,14 @@
         <w:t xml:space="preserve">.</w:t>
       </w:r>
     </w:p>
-    <w:bookmarkEnd w:id="40"/>
-    <w:bookmarkStart w:id="42" w:name="ref-Bernotas2019"/>
+    <w:bookmarkEnd w:id="42"/>
+    <w:bookmarkStart w:id="44" w:name="ref-BioOS2026"/>
     <w:p>
       <w:pPr>
         <w:pStyle w:val="Bibliography"/>
       </w:pPr>
       <w:r>
-        <w:t xml:space="preserve">Bernotas, Gytis, Livia C. T. Scorza, Mark F. Hansen, et al. 2019.</w:t>
-      </w:r>
-      <w:r>
-        <w:t xml:space="preserve"> </w:t>
-      </w:r>
-      <w:r>
-        <w:t xml:space="preserve">“A Photometric Stereo-Based</w:t>
-      </w:r>
-      <w:r>
-        <w:t xml:space="preserve"> </w:t>
-      </w:r>
-      <w:r>
-        <w:t xml:space="preserve">3D</w:t>
-      </w:r>
-      <w:r>
-        <w:t xml:space="preserve"> </w:t>
-      </w:r>
-      <w:r>
-        <w:t xml:space="preserve">Imaging System Using Computer Vision and Deep Learning for Tracking Plant Growth.”</w:t>
+        <w:t xml:space="preserve">Auger, Emeline, Mickael Gandecki, Charly Delarche, and Francois Xavier Heng. 2026.</w:t>
       </w:r>
       <w:r>
         <w:t xml:space="preserve"> </w:t>
@@ -3762,6 +4234,68 @@
           <w:i/>
           <w:iCs/>
         </w:rPr>
+        <w:t xml:space="preserve">BioOS</w:t>
+      </w:r>
+      <w:r>
+        <w:rPr>
+          <w:i/>
+          <w:iCs/>
+        </w:rPr>
+        <w:t xml:space="preserve">: A Gene-Driven Digital Twin Runtime for Emergent Plant Development</w:t>
+      </w:r>
+      <w:r>
+        <w:t xml:space="preserve">. bioRxiv preprint.</w:t>
+      </w:r>
+      <w:r>
+        <w:t xml:space="preserve"> </w:t>
+      </w:r>
+      <w:hyperlink r:id="rId43">
+        <w:r>
+          <w:rPr>
+            <w:rStyle w:val="Hyperlink"/>
+          </w:rPr>
+          <w:t xml:space="preserve">https://doi.org/10.64898/2026.03.14.711542</w:t>
+        </w:r>
+      </w:hyperlink>
+      <w:r>
+        <w:t xml:space="preserve">.</w:t>
+      </w:r>
+    </w:p>
+    <w:bookmarkEnd w:id="44"/>
+    <w:bookmarkStart w:id="46" w:name="ref-Bernotas2019"/>
+    <w:p>
+      <w:pPr>
+        <w:pStyle w:val="Bibliography"/>
+      </w:pPr>
+      <w:r>
+        <w:t xml:space="preserve">Bernotas, Gytis, Livia C. T. Scorza, Mark F. Hansen, et al. 2019.</w:t>
+      </w:r>
+      <w:r>
+        <w:t xml:space="preserve"> </w:t>
+      </w:r>
+      <w:r>
+        <w:t xml:space="preserve">“A Photometric Stereo-Based</w:t>
+      </w:r>
+      <w:r>
+        <w:t xml:space="preserve"> </w:t>
+      </w:r>
+      <w:r>
+        <w:t xml:space="preserve">3D</w:t>
+      </w:r>
+      <w:r>
+        <w:t xml:space="preserve"> </w:t>
+      </w:r>
+      <w:r>
+        <w:t xml:space="preserve">Imaging System Using Computer Vision and Deep Learning for Tracking Plant Growth.”</w:t>
+      </w:r>
+      <w:r>
+        <w:t xml:space="preserve"> </w:t>
+      </w:r>
+      <w:r>
+        <w:rPr>
+          <w:i/>
+          <w:iCs/>
+        </w:rPr>
         <w:t xml:space="preserve">GigaScience</w:t>
       </w:r>
       <w:r>
@@ -3773,7 +4307,7 @@
       <w:r>
         <w:t xml:space="preserve"> </w:t>
       </w:r>
-      <w:hyperlink r:id="rId41">
+      <w:hyperlink r:id="rId45">
         <w:r>
           <w:rPr>
             <w:rStyle w:val="Hyperlink"/>
@@ -3785,8 +4319,8 @@
         <w:t xml:space="preserve">.</w:t>
       </w:r>
     </w:p>
-    <w:bookmarkEnd w:id="42"/>
-    <w:bookmarkStart w:id="44" w:name="ref-Boyes2001"/>
+    <w:bookmarkEnd w:id="46"/>
+    <w:bookmarkStart w:id="48" w:name="ref-Boyes2001"/>
     <w:p>
       <w:pPr>
         <w:pStyle w:val="Bibliography"/>
@@ -3828,7 +4362,7 @@
       <w:r>
         <w:t xml:space="preserve"> </w:t>
       </w:r>
-      <w:hyperlink r:id="rId43">
+      <w:hyperlink r:id="rId47">
         <w:r>
           <w:rPr>
             <w:rStyle w:val="Hyperlink"/>
@@ -3840,8 +4374,8 @@
         <w:t xml:space="preserve">.</w:t>
       </w:r>
     </w:p>
-    <w:bookmarkEnd w:id="44"/>
-    <w:bookmarkStart w:id="46" w:name="ref-Bundy2012"/>
+    <w:bookmarkEnd w:id="48"/>
+    <w:bookmarkStart w:id="50" w:name="ref-Bundy2012"/>
     <w:p>
       <w:pPr>
         <w:pStyle w:val="Bibliography"/>
@@ -3886,7 +4420,7 @@
       <w:r>
         <w:t xml:space="preserve"> </w:t>
       </w:r>
-      <w:hyperlink r:id="rId45">
+      <w:hyperlink r:id="rId49">
         <w:r>
           <w:rPr>
             <w:rStyle w:val="Hyperlink"/>
@@ -3898,8 +4432,8 @@
         <w:t xml:space="preserve">.</w:t>
       </w:r>
     </w:p>
-    <w:bookmarkEnd w:id="46"/>
-    <w:bookmarkStart w:id="48" w:name="ref-Camargo2014"/>
+    <w:bookmarkEnd w:id="50"/>
+    <w:bookmarkStart w:id="52" w:name="ref-Camargo2014"/>
     <w:p>
       <w:pPr>
         <w:pStyle w:val="Bibliography"/>
@@ -3932,7 +4466,7 @@
       <w:r>
         <w:t xml:space="preserve"> </w:t>
       </w:r>
-      <w:hyperlink r:id="rId47">
+      <w:hyperlink r:id="rId51">
         <w:r>
           <w:rPr>
             <w:rStyle w:val="Hyperlink"/>
@@ -3944,8 +4478,8 @@
         <w:t xml:space="preserve">.</w:t>
       </w:r>
     </w:p>
-    <w:bookmarkEnd w:id="48"/>
-    <w:bookmarkStart w:id="50" w:name="ref-Chew2014"/>
+    <w:bookmarkEnd w:id="52"/>
+    <w:bookmarkStart w:id="54" w:name="ref-Chew2014"/>
     <w:p>
       <w:pPr>
         <w:pStyle w:val="Bibliography"/>
@@ -3990,7 +4524,7 @@
       <w:r>
         <w:t xml:space="preserve"> </w:t>
       </w:r>
-      <w:hyperlink r:id="rId49">
+      <w:hyperlink r:id="rId53">
         <w:r>
           <w:rPr>
             <w:rStyle w:val="Hyperlink"/>
@@ -4002,8 +4536,8 @@
         <w:t xml:space="preserve">.</w:t>
       </w:r>
     </w:p>
-    <w:bookmarkEnd w:id="50"/>
-    <w:bookmarkStart w:id="52" w:name="ref-Coneva2018"/>
+    <w:bookmarkEnd w:id="54"/>
+    <w:bookmarkStart w:id="56" w:name="ref-Coneva2018"/>
     <w:p>
       <w:pPr>
         <w:pStyle w:val="Bibliography"/>
@@ -4054,7 +4588,7 @@
       <w:r>
         <w:t xml:space="preserve"> </w:t>
       </w:r>
-      <w:hyperlink r:id="rId51">
+      <w:hyperlink r:id="rId55">
         <w:r>
           <w:rPr>
             <w:rStyle w:val="Hyperlink"/>
@@ -4066,8 +4600,8 @@
         <w:t xml:space="preserve">.</w:t>
       </w:r>
     </w:p>
-    <w:bookmarkEnd w:id="52"/>
-    <w:bookmarkStart w:id="54" w:name="ref-Fernandez2010"/>
+    <w:bookmarkEnd w:id="56"/>
+    <w:bookmarkStart w:id="58" w:name="ref-Fernandez2010"/>
     <w:p>
       <w:pPr>
         <w:pStyle w:val="Bibliography"/>
@@ -4106,7 +4640,7 @@
       <w:r>
         <w:t xml:space="preserve"> </w:t>
       </w:r>
-      <w:hyperlink r:id="rId53">
+      <w:hyperlink r:id="rId57">
         <w:r>
           <w:rPr>
             <w:rStyle w:val="Hyperlink"/>
@@ -4118,8 +4652,8 @@
         <w:t xml:space="preserve">.</w:t>
       </w:r>
     </w:p>
-    <w:bookmarkEnd w:id="54"/>
-    <w:bookmarkStart w:id="56" w:name="ref-Klepikova2016"/>
+    <w:bookmarkEnd w:id="58"/>
+    <w:bookmarkStart w:id="60" w:name="ref-Klepikova2016"/>
     <w:p>
       <w:pPr>
         <w:pStyle w:val="Bibliography"/>
@@ -4164,7 +4698,7 @@
       <w:r>
         <w:t xml:space="preserve"> </w:t>
       </w:r>
-      <w:hyperlink r:id="rId55">
+      <w:hyperlink r:id="rId59">
         <w:r>
           <w:rPr>
             <w:rStyle w:val="Hyperlink"/>
@@ -4176,14 +4710,32 @@
         <w:t xml:space="preserve">.</w:t>
       </w:r>
     </w:p>
-    <w:bookmarkEnd w:id="56"/>
-    <w:bookmarkStart w:id="58" w:name="ref-OSD120"/>
+    <w:bookmarkEnd w:id="60"/>
+    <w:bookmarkStart w:id="62" w:name="ref-Lee2025"/>
     <w:p>
       <w:pPr>
         <w:pStyle w:val="Bibliography"/>
       </w:pPr>
       <w:r>
-        <w:t xml:space="preserve">NASA Open Science Data Repository. 2026a.</w:t>
+        <w:t xml:space="preserve">Lee, Tzuu-fen A., Neta Illouz-Eliaz, Tatsuya Nobori, et al. 2025.</w:t>
+      </w:r>
+      <w:r>
+        <w:t xml:space="preserve"> </w:t>
+      </w:r>
+      <w:r>
+        <w:t xml:space="preserve">“A Single-Cell, Spatial Transcriptomic Atlas of the</w:t>
+      </w:r>
+      <w:r>
+        <w:t xml:space="preserve"> </w:t>
+      </w:r>
+      <w:r>
+        <w:t xml:space="preserve">Arabidopsis</w:t>
+      </w:r>
+      <w:r>
+        <w:t xml:space="preserve"> </w:t>
+      </w:r>
+      <w:r>
+        <w:t xml:space="preserve">Life Cycle.”</w:t>
       </w:r>
       <w:r>
         <w:t xml:space="preserve"> </w:t>
@@ -4193,41 +4745,81 @@
           <w:i/>
           <w:iCs/>
         </w:rPr>
-        <w:t xml:space="preserve">OSD-120</w:t>
+        <w:t xml:space="preserve">Nature Plants</w:t>
+      </w:r>
+      <w:r>
+        <w:t xml:space="preserve"> </w:t>
+      </w:r>
+      <w:r>
+        <w:t xml:space="preserve">11 (9): 1960–75.</w:t>
+      </w:r>
+      <w:r>
+        <w:t xml:space="preserve"> </w:t>
+      </w:r>
+      <w:hyperlink r:id="rId61">
+        <w:r>
+          <w:rPr>
+            <w:rStyle w:val="Hyperlink"/>
+          </w:rPr>
+          <w:t xml:space="preserve">https://doi.org/10.1038/s41477-025-02072-z</w:t>
+        </w:r>
+      </w:hyperlink>
+      <w:r>
+        <w:t xml:space="preserve">.</w:t>
+      </w:r>
+    </w:p>
+    <w:bookmarkEnd w:id="62"/>
+    <w:bookmarkStart w:id="64" w:name="ref-OSD120"/>
+    <w:p>
+      <w:pPr>
+        <w:pStyle w:val="Bibliography"/>
+      </w:pPr>
+      <w:r>
+        <w:t xml:space="preserve">NASA Open Science Data Repository. 2026a.</w:t>
+      </w:r>
+      <w:r>
+        <w:t xml:space="preserve"> </w:t>
       </w:r>
       <w:r>
         <w:rPr>
           <w:i/>
           <w:iCs/>
         </w:rPr>
-        <w:t xml:space="preserve">: Transcription Profiling of</w:t>
+        <w:t xml:space="preserve">OSD-120</w:t>
       </w:r>
       <w:r>
         <w:rPr>
           <w:i/>
           <w:iCs/>
         </w:rPr>
-        <w:t xml:space="preserve"> </w:t>
+        <w:t xml:space="preserve">: Transcription Profiling of</w:t>
       </w:r>
       <w:r>
         <w:rPr>
           <w:i/>
           <w:iCs/>
         </w:rPr>
-        <w:t xml:space="preserve">Arabidopsis thaliana</w:t>
+        <w:t xml:space="preserve"> </w:t>
       </w:r>
       <w:r>
         <w:rPr>
           <w:i/>
           <w:iCs/>
         </w:rPr>
-        <w:t xml:space="preserve"> </w:t>
+        <w:t xml:space="preserve">Arabidopsis thaliana</w:t>
       </w:r>
       <w:r>
         <w:rPr>
           <w:i/>
           <w:iCs/>
         </w:rPr>
+        <w:t xml:space="preserve"> </w:t>
+      </w:r>
+      <w:r>
+        <w:rPr>
+          <w:i/>
+          <w:iCs/>
+        </w:rPr>
         <w:t xml:space="preserve">Roots, Light and Gravity Factors, Spaceflight Vs. Ground Control</w:t>
       </w:r>
       <w:r>
@@ -4236,7 +4828,7 @@
       <w:r>
         <w:t xml:space="preserve"> </w:t>
       </w:r>
-      <w:hyperlink r:id="rId57">
+      <w:hyperlink r:id="rId63">
         <w:r>
           <w:rPr>
             <w:rStyle w:val="Hyperlink"/>
@@ -4248,8 +4840,8 @@
         <w:t xml:space="preserve">.</w:t>
       </w:r>
     </w:p>
-    <w:bookmarkEnd w:id="58"/>
-    <w:bookmarkStart w:id="60" w:name="ref-OSD314"/>
+    <w:bookmarkEnd w:id="64"/>
+    <w:bookmarkStart w:id="66" w:name="ref-OSD314"/>
     <w:p>
       <w:pPr>
         <w:pStyle w:val="Bibliography"/>
@@ -4322,7 +4914,7 @@
       <w:r>
         <w:t xml:space="preserve"> </w:t>
       </w:r>
-      <w:hyperlink r:id="rId59">
+      <w:hyperlink r:id="rId65">
         <w:r>
           <w:rPr>
             <w:rStyle w:val="Hyperlink"/>
@@ -4334,32 +4926,14 @@
         <w:t xml:space="preserve">.</w:t>
       </w:r>
     </w:p>
-    <w:bookmarkEnd w:id="60"/>
-    <w:bookmarkStart w:id="62" w:name="ref-Shahan2022"/>
+    <w:bookmarkEnd w:id="66"/>
+    <w:bookmarkStart w:id="68" w:name="ref-OSD522"/>
     <w:p>
       <w:pPr>
         <w:pStyle w:val="Bibliography"/>
       </w:pPr>
       <w:r>
-        <w:t xml:space="preserve">Shahan, Rachel, Che-Wei Hsu, Trevor M. Nolan, et al. 2022.</w:t>
-      </w:r>
-      <w:r>
-        <w:t xml:space="preserve"> </w:t>
-      </w:r>
-      <w:r>
-        <w:t xml:space="preserve">“A Single-Cell</w:t>
-      </w:r>
-      <w:r>
-        <w:t xml:space="preserve"> </w:t>
-      </w:r>
-      <w:r>
-        <w:t xml:space="preserve">Arabidopsis</w:t>
-      </w:r>
-      <w:r>
-        <w:t xml:space="preserve"> </w:t>
-      </w:r>
-      <w:r>
-        <w:t xml:space="preserve">Root Atlas Reveals Developmental Trajectories in Wild-Type and Cell Identity Mutants.”</w:t>
+        <w:t xml:space="preserve">NASA Open Science Data Repository. 2026c.</w:t>
       </w:r>
       <w:r>
         <w:t xml:space="preserve"> </w:t>
@@ -4369,6 +4943,157 @@
           <w:i/>
           <w:iCs/>
         </w:rPr>
+        <w:t xml:space="preserve">OSD-522</w:t>
+      </w:r>
+      <w:r>
+        <w:rPr>
+          <w:i/>
+          <w:iCs/>
+        </w:rPr>
+        <w:t xml:space="preserve">: Integrative Transcriptomics and Proteomics Profiling of</w:t>
+      </w:r>
+      <w:r>
+        <w:rPr>
+          <w:i/>
+          <w:iCs/>
+        </w:rPr>
+        <w:t xml:space="preserve"> </w:t>
+      </w:r>
+      <w:r>
+        <w:rPr>
+          <w:i/>
+          <w:iCs/>
+        </w:rPr>
+        <w:t xml:space="preserve">Arabidopsis thaliana</w:t>
+      </w:r>
+      <w:r>
+        <w:rPr>
+          <w:i/>
+          <w:iCs/>
+        </w:rPr>
+        <w:t xml:space="preserve"> </w:t>
+      </w:r>
+      <w:r>
+        <w:rPr>
+          <w:i/>
+          <w:iCs/>
+        </w:rPr>
+        <w:t xml:space="preserve">Elucidates Novel Mechanisms Underlying Spaceflight Adaptation</w:t>
+      </w:r>
+      <w:r>
+        <w:t xml:space="preserve">.</w:t>
+      </w:r>
+      <w:r>
+        <w:t xml:space="preserve"> </w:t>
+      </w:r>
+      <w:hyperlink r:id="rId67">
+        <w:r>
+          <w:rPr>
+            <w:rStyle w:val="Hyperlink"/>
+          </w:rPr>
+          <w:t xml:space="preserve">Https://osdr.nasa.gov/osdr/data/osd/meta/522</w:t>
+        </w:r>
+      </w:hyperlink>
+      <w:r>
+        <w:t xml:space="preserve">.</w:t>
+      </w:r>
+    </w:p>
+    <w:bookmarkEnd w:id="68"/>
+    <w:bookmarkStart w:id="70" w:name="ref-DalMolin2010"/>
+    <w:p>
+      <w:pPr>
+        <w:pStyle w:val="Bibliography"/>
+      </w:pPr>
+      <w:r>
+        <w:t xml:space="preserve">Oliveira Dal’Molin, Cristiana Gomes de, Lake-Ee Quek, Robin W. Palfreyman, Stevens M. Brumbley, and Lars K. Nielsen. 2010.</w:t>
+      </w:r>
+      <w:r>
+        <w:t xml:space="preserve"> </w:t>
+      </w:r>
+      <w:r>
+        <w:t xml:space="preserve">“</w:t>
+      </w:r>
+      <w:r>
+        <w:t xml:space="preserve">AraGEM</w:t>
+      </w:r>
+      <w:r>
+        <w:t xml:space="preserve">, a Genome-Scale Reconstruction of the Primary Metabolic Network in</w:t>
+      </w:r>
+      <w:r>
+        <w:t xml:space="preserve"> </w:t>
+      </w:r>
+      <w:r>
+        <w:t xml:space="preserve">Arabidopsis</w:t>
+      </w:r>
+      <w:r>
+        <w:t xml:space="preserve">.”</w:t>
+      </w:r>
+      <w:r>
+        <w:t xml:space="preserve"> </w:t>
+      </w:r>
+      <w:r>
+        <w:rPr>
+          <w:i/>
+          <w:iCs/>
+        </w:rPr>
+        <w:t xml:space="preserve">Plant Physiology</w:t>
+      </w:r>
+      <w:r>
+        <w:t xml:space="preserve"> </w:t>
+      </w:r>
+      <w:r>
+        <w:t xml:space="preserve">152 (2): 579–89.</w:t>
+      </w:r>
+      <w:r>
+        <w:t xml:space="preserve"> </w:t>
+      </w:r>
+      <w:hyperlink r:id="rId69">
+        <w:r>
+          <w:rPr>
+            <w:rStyle w:val="Hyperlink"/>
+          </w:rPr>
+          <w:t xml:space="preserve">https://doi.org/10.1104/pp.109.148817</w:t>
+        </w:r>
+      </w:hyperlink>
+      <w:r>
+        <w:t xml:space="preserve">.</w:t>
+      </w:r>
+    </w:p>
+    <w:bookmarkEnd w:id="70"/>
+    <w:bookmarkStart w:id="72" w:name="ref-Shahan2022"/>
+    <w:p>
+      <w:pPr>
+        <w:pStyle w:val="Bibliography"/>
+      </w:pPr>
+      <w:r>
+        <w:t xml:space="preserve">Shahan, Rachel, Che-Wei Hsu, Trevor M. Nolan, et al. 2022.</w:t>
+      </w:r>
+      <w:r>
+        <w:t xml:space="preserve"> </w:t>
+      </w:r>
+      <w:r>
+        <w:t xml:space="preserve">“A Single-Cell</w:t>
+      </w:r>
+      <w:r>
+        <w:t xml:space="preserve"> </w:t>
+      </w:r>
+      <w:r>
+        <w:t xml:space="preserve">Arabidopsis</w:t>
+      </w:r>
+      <w:r>
+        <w:t xml:space="preserve"> </w:t>
+      </w:r>
+      <w:r>
+        <w:t xml:space="preserve">Root Atlas Reveals Developmental Trajectories in Wild-Type and Cell Identity Mutants.”</w:t>
+      </w:r>
+      <w:r>
+        <w:t xml:space="preserve"> </w:t>
+      </w:r>
+      <w:r>
+        <w:rPr>
+          <w:i/>
+          <w:iCs/>
+        </w:rPr>
         <w:t xml:space="preserve">Developmental Cell</w:t>
       </w:r>
       <w:r>
@@ -4380,7 +5105,7 @@
       <w:r>
         <w:t xml:space="preserve"> </w:t>
       </w:r>
-      <w:hyperlink r:id="rId61">
+      <w:hyperlink r:id="rId71">
         <w:r>
           <w:rPr>
             <w:rStyle w:val="Hyperlink"/>
@@ -4392,8 +5117,8 @@
         <w:t xml:space="preserve">.</w:t>
       </w:r>
     </w:p>
-    <w:bookmarkEnd w:id="62"/>
-    <w:bookmarkStart w:id="64" w:name="ref-Namin2018"/>
+    <w:bookmarkEnd w:id="72"/>
+    <w:bookmarkStart w:id="74" w:name="ref-Namin2018"/>
     <w:p>
       <w:pPr>
         <w:pStyle w:val="Bibliography"/>
@@ -4426,7 +5151,7 @@
       <w:r>
         <w:t xml:space="preserve"> </w:t>
       </w:r>
-      <w:hyperlink r:id="rId63">
+      <w:hyperlink r:id="rId73">
         <w:r>
           <w:rPr>
             <w:rStyle w:val="Hyperlink"/>
@@ -4438,8 +5163,8 @@
         <w:t xml:space="preserve">.</w:t>
       </w:r>
     </w:p>
-    <w:bookmarkEnd w:id="64"/>
-    <w:bookmarkStart w:id="66" w:name="ref-Torii1996"/>
+    <w:bookmarkEnd w:id="74"/>
+    <w:bookmarkStart w:id="76" w:name="ref-Torii1996"/>
     <w:p>
       <w:pPr>
         <w:pStyle w:val="Bibliography"/>
@@ -4490,7 +5215,7 @@
       <w:r>
         <w:t xml:space="preserve"> </w:t>
       </w:r>
-      <w:hyperlink r:id="rId65">
+      <w:hyperlink r:id="rId75">
         <w:r>
           <w:rPr>
             <w:rStyle w:val="Hyperlink"/>
@@ -4502,8 +5227,8 @@
         <w:t xml:space="preserve">.</w:t>
       </w:r>
     </w:p>
-    <w:bookmarkEnd w:id="66"/>
-    <w:bookmarkStart w:id="68" w:name="ref-Vijayan2021"/>
+    <w:bookmarkEnd w:id="76"/>
+    <w:bookmarkStart w:id="78" w:name="ref-Vijayan2021"/>
     <w:p>
       <w:pPr>
         <w:pStyle w:val="Bibliography"/>
@@ -4557,7 +5282,7 @@
       <w:r>
         <w:t xml:space="preserve"> </w:t>
       </w:r>
-      <w:hyperlink r:id="rId67">
+      <w:hyperlink r:id="rId77">
         <w:r>
           <w:rPr>
             <w:rStyle w:val="Hyperlink"/>
@@ -4569,9 +5294,9 @@
         <w:t xml:space="preserve">.</w:t>
       </w:r>
     </w:p>
-    <w:bookmarkEnd w:id="68"/>
-    <w:bookmarkEnd w:id="69"/>
-    <w:bookmarkEnd w:id="70"/>
+    <w:bookmarkEnd w:id="78"/>
+    <w:bookmarkEnd w:id="79"/>
+    <w:bookmarkEnd w:id="80"/>
     <w:sectPr>
       <w:footnotePr>
         <w:numRestart w:val="eachSect"/>

--- a/manuscript/manuscript.docx
+++ b/manuscript/manuscript.docx
@@ -2694,13 +2694,13 @@
         <w:t xml:space="preserve"> </w:t>
       </w:r>
       <w:r>
-        <w:t xml:space="preserve">Blender. The full sequence rendered in 75 minutes on a single Apple M5</w:t>
-      </w:r>
-      <w:r>
-        <w:t xml:space="preserve"> </w:t>
-      </w:r>
-      <w:r>
-        <w:t xml:space="preserve">Pro (20-core GPU, Metal), averaging 7.9s/frame across all</w:t>
+        <w:t xml:space="preserve">Blender. The full sequence rendered in 88 minutes on a single Apple M5</w:t>
+      </w:r>
+      <w:r>
+        <w:t xml:space="preserve"> </w:t>
+      </w:r>
+      <w:r>
+        <w:t xml:space="preserve">Pro (20-core GPU, Metal), averaging 9.3s/frame across all</w:t>
       </w:r>
       <w:r>
         <w:t xml:space="preserve"> </w:t>
@@ -3013,31 +3013,25 @@
         <w:t xml:space="preserve"> </w:t>
       </w:r>
       <w:r>
-        <w:t xml:space="preserve">organ emergence timing.</w:t>
-      </w:r>
-      <w:r>
-        <w:t xml:space="preserve"> </w:t>
-      </w:r>
-      <w:r>
-        <w:rPr>
-          <w:b/>
-          <w:bCs/>
-        </w:rPr>
-        <w:t xml:space="preserve">TODO: real total render time and measured seconds/frame for</w:t>
-      </w:r>
-      <w:r>
-        <w:rPr>
-          <w:b/>
-          <w:bCs/>
-        </w:rPr>
-        <w:t xml:space="preserve"> </w:t>
-      </w:r>
-      <w:r>
-        <w:rPr>
-          <w:b/>
-          <w:bCs/>
-        </w:rPr>
-        <w:t xml:space="preserve">the v2 render, to be filled in once the full sequence finishes.</w:t>
+        <w:t xml:space="preserve">organ emergence timing. The full v2 sequence rendered in 88 minutes,</w:t>
+      </w:r>
+      <w:r>
+        <w:t xml:space="preserve"> </w:t>
+      </w:r>
+      <w:r>
+        <w:t xml:space="preserve">averaging 9.3s/frame across all 576 frames –</w:t>
+      </w:r>
+      <w:r>
+        <w:t xml:space="preserve"> </w:t>
+      </w:r>
+      <w:r>
+        <w:t xml:space="preserve">measured from the actual render log, not estimated; the richer materials and depth of field</w:t>
+      </w:r>
+      <w:r>
+        <w:t xml:space="preserve"> </w:t>
+      </w:r>
+      <w:r>
+        <w:t xml:space="preserve">added roughly 18% to the v1 pipeline’s 576-frame baseline time.</w:t>
       </w:r>
     </w:p>
     <w:bookmarkEnd w:id="29"/>

--- a/manuscript/manuscript.docx
+++ b/manuscript/manuscript.docx
@@ -57,7 +57,7 @@
         <w:pStyle w:val="Date"/>
       </w:pPr>
       <w:r>
-        <w:t xml:space="preserve">2026-09-21</w:t>
+        <w:t xml:space="preserve">2026-10-04</w:t>
       </w:r>
     </w:p>
     <w:p>
@@ -2694,19 +2694,25 @@
         <w:t xml:space="preserve"> </w:t>
       </w:r>
       <w:r>
-        <w:t xml:space="preserve">Blender. The full sequence rendered in 88 minutes on a single Apple M5</w:t>
-      </w:r>
-      <w:r>
-        <w:t xml:space="preserve"> </w:t>
-      </w:r>
-      <w:r>
-        <w:t xml:space="preserve">Pro (20-core GPU, Metal), averaging 9.3s/frame across all</w:t>
-      </w:r>
-      <w:r>
-        <w:t xml:space="preserve"> </w:t>
-      </w:r>
-      <w:r>
-        <w:t xml:space="preserve">576 frames – measured from the actual render log, not estimated.</w:t>
+        <w:t xml:space="preserve">Blender, on a single Apple M5 Pro (20-core GPU, Metal). This initial pass was later revised</w:t>
+      </w:r>
+      <w:r>
+        <w:t xml:space="preserve"> </w:t>
+      </w:r>
+      <w:r>
+        <w:t xml:space="preserve">for camera work and photorealism (see below); real total render time and per-frame cost are</w:t>
+      </w:r>
+      <w:r>
+        <w:t xml:space="preserve"> </w:t>
+      </w:r>
+      <w:r>
+        <w:t xml:space="preserve">reported there for the version actually shipped, rather than duplicated here for a pipeline</w:t>
+      </w:r>
+      <w:r>
+        <w:t xml:space="preserve"> </w:t>
+      </w:r>
+      <w:r>
+        <w:t xml:space="preserve">this repository no longer runs.</w:t>
       </w:r>
     </w:p>
     <w:p>
@@ -2714,7 +2720,7 @@
         <w:pStyle w:val="BodyText"/>
       </w:pPr>
       <w:r>
-        <w:t xml:space="preserve">Getting this to actually finish rather than merely start surfaced two more real bugs,</w:t>
+        <w:t xml:space="preserve">Getting this initial pass to actually finish rather than merely start surfaced two more real bugs,</w:t>
       </w:r>
       <w:r>
         <w:t xml:space="preserve"> </w:t>
@@ -3143,64 +3149,172 @@
         <w:t xml:space="preserve"> </w:t>
       </w:r>
       <w:r>
+        <w:t xml:space="preserve">(NASA Open Science Data Repository 2026c; Olanrewaju et al. 2023)</w:t>
+      </w:r>
+      <w:r>
+        <w:t xml:space="preserve"> </w:t>
+      </w:r>
+      <w:r>
+        <w:t xml:space="preserve">– a study this repository’s own limitations section had already flagged as</w:t>
+      </w:r>
+      <w:r>
+        <w:t xml:space="preserve"> </w:t>
+      </w:r>
+      <w:r>
+        <w:t xml:space="preserve">real and relevant but unprocessed – yielding 32,833 genes and a top</w:t>
+      </w:r>
+      <w:r>
+        <w:t xml:space="preserve"> </w:t>
+      </w:r>
+      <w:r>
+        <w:t xml:space="preserve">mean-CPM log2 ratio of 3.51 for</w:t>
+      </w:r>
+      <w:r>
+        <w:t xml:space="preserve"> </w:t>
+      </w:r>
+      <w:r>
+        <w:rPr>
+          <w:rStyle w:val="VerbatimChar"/>
+        </w:rPr>
+        <w:t xml:space="preserve">AT3G19680</w:t>
+      </w:r>
+      <w:r>
+        <w:t xml:space="preserve"> </w:t>
+      </w:r>
+      <w:r>
+        <w:t xml:space="preserve">between its real flight and ground sample groups. OSD-522’s own protocol describes dissecting</w:t>
+      </w:r>
+      <w:r>
+        <w:t xml:space="preserve"> </w:t>
+      </w:r>
+      <w:r>
+        <w:t xml:space="preserve">plants into root and shoot tissue for different assays, but its RNA-seq sample records</w:t>
+      </w:r>
+      <w:r>
+        <w:t xml:space="preserve"> </w:t>
+      </w:r>
+      <w:r>
+        <w:t xml:space="preserve">carry no organism-part annotation in the metadata this repository could query – so this</w:t>
+      </w:r>
+      <w:r>
+        <w:t xml:space="preserve"> </w:t>
+      </w:r>
+      <w:r>
+        <w:t xml:space="preserve">comparison is reported as whole-study flight-vs-ground, explicitly not claimed as</w:t>
+      </w:r>
+      <w:r>
+        <w:t xml:space="preserve"> </w:t>
+      </w:r>
+      <w:r>
+        <w:t xml:space="preserve">tissue-specific, rather than guessing which tissue the 12 sequenced samples are. Its</w:t>
+      </w:r>
+      <w:r>
+        <w:t xml:space="preserve"> </w:t>
+      </w:r>
+      <w:r>
+        <w:t xml:space="preserve">seedlings grew for 10 days in BRIC-LED hardware under 60 </w:t>
+      </w:r>
+      <m:oMath>
+        <m:r>
+          <m:t>μ</m:t>
+        </m:r>
+      </m:oMath>
+      <w:r>
+        <w:t xml:space="preserve">mol m</w:t>
+      </w:r>
+      <m:oMath>
+        <m:sSup>
+          <m:e>
+            <m:r>
+              <m:t>​</m:t>
+            </m:r>
+          </m:e>
+          <m:sup>
+            <m:r>
+              <m:rPr>
+                <m:sty m:val="p"/>
+              </m:rPr>
+              <m:t>−</m:t>
+            </m:r>
+            <m:r>
+              <m:t>2</m:t>
+            </m:r>
+          </m:sup>
+        </m:sSup>
+      </m:oMath>
+      <w:r>
+        <w:t xml:space="preserve"> s</w:t>
+      </w:r>
+      <m:oMath>
+        <m:sSup>
+          <m:e>
+            <m:r>
+              <m:t>​</m:t>
+            </m:r>
+          </m:e>
+          <m:sup>
+            <m:r>
+              <m:rPr>
+                <m:sty m:val="p"/>
+              </m:rPr>
+              <m:t>−</m:t>
+            </m:r>
+            <m:r>
+              <m:t>1</m:t>
+            </m:r>
+          </m:sup>
+        </m:sSup>
+      </m:oMath>
+      <w:r>
+        <w:t xml:space="preserve"> </w:t>
+      </w:r>
+      <w:r>
+        <w:t xml:space="preserve">LED light</w:t>
+      </w:r>
+      <w:r>
+        <w:t xml:space="preserve"> </w:t>
+      </w:r>
+      <w:r>
+        <w:t xml:space="preserve">on a 4 h light / 2 h dark cycle</w:t>
+      </w:r>
+      <w:r>
+        <w:t xml:space="preserve"> </w:t>
+      </w:r>
+      <w:r>
         <w:t xml:space="preserve">(NASA Open Science Data Repository 2026c)</w:t>
       </w:r>
       <w:r>
-        <w:t xml:space="preserve"> </w:t>
-      </w:r>
-      <w:r>
-        <w:t xml:space="preserve">– a study this repository’s own limitations section had already flagged as</w:t>
-      </w:r>
-      <w:r>
-        <w:t xml:space="preserve"> </w:t>
-      </w:r>
-      <w:r>
-        <w:t xml:space="preserve">real and relevant but unprocessed – yielding 32,833 genes and a top</w:t>
-      </w:r>
-      <w:r>
-        <w:t xml:space="preserve"> </w:t>
-      </w:r>
-      <w:r>
-        <w:t xml:space="preserve">mean-CPM log2 ratio of 3.51 for</w:t>
-      </w:r>
-      <w:r>
-        <w:t xml:space="preserve"> </w:t>
-      </w:r>
-      <w:r>
-        <w:rPr>
-          <w:rStyle w:val="VerbatimChar"/>
-        </w:rPr>
-        <w:t xml:space="preserve">AT3G19680</w:t>
-      </w:r>
-      <w:r>
-        <w:t xml:space="preserve"> </w:t>
-      </w:r>
-      <w:r>
-        <w:t xml:space="preserve">between its real flight and ground sample groups. OSD-522’s own protocol describes dissecting</w:t>
-      </w:r>
-      <w:r>
-        <w:t xml:space="preserve"> </w:t>
-      </w:r>
-      <w:r>
-        <w:t xml:space="preserve">plants into root and shoot tissue for different assays, but its RNA-seq sample records</w:t>
-      </w:r>
-      <w:r>
-        <w:t xml:space="preserve"> </w:t>
-      </w:r>
-      <w:r>
-        <w:t xml:space="preserve">carry no organism-part annotation in the metadata this repository could query – so this</w:t>
-      </w:r>
-      <w:r>
-        <w:t xml:space="preserve"> </w:t>
-      </w:r>
-      <w:r>
-        <w:t xml:space="preserve">comparison is reported as whole-study flight-vs-ground, explicitly not claimed as</w:t>
-      </w:r>
-      <w:r>
-        <w:t xml:space="preserve"> </w:t>
-      </w:r>
-      <w:r>
-        <w:t xml:space="preserve">tissue-specific, rather than guessing which tissue the 12 sequenced samples are. A real</w:t>
+        <w:t xml:space="preserve">; the BRIC hardware is a closed system with no</w:t>
+      </w:r>
+      <w:r>
+        <w:t xml:space="preserve"> </w:t>
+      </w:r>
+      <w:r>
+        <w:t xml:space="preserve">gas exchange between the plants and the external environment</w:t>
+      </w:r>
+      <w:r>
+        <w:t xml:space="preserve"> </w:t>
+      </w:r>
+      <w:r>
+        <w:t xml:space="preserve">(Olanrewaju et al. 2023)</w:t>
+      </w:r>
+      <w:r>
+        <w:t xml:space="preserve">, its Petri</w:t>
+      </w:r>
+      <w:r>
+        <w:t xml:space="preserve"> </w:t>
+      </w:r>
+      <w:r>
+        <w:t xml:space="preserve">dish fixation units hermetically sealed apart from the air space inside them</w:t>
+      </w:r>
+      <w:r>
+        <w:t xml:space="preserve"> </w:t>
+      </w:r>
+      <w:r>
+        <w:t xml:space="preserve">(Nicholson et al. 2021)</w:t>
+      </w:r>
+      <w:r>
+        <w:t xml:space="preserve">. A real</w:t>
       </w:r>
       <w:r>
         <w:t xml:space="preserve"> </w:t>
@@ -4130,7 +4244,7 @@
       </w:r>
     </w:p>
     <w:bookmarkEnd w:id="40"/>
-    <w:bookmarkStart w:id="80" w:name="acknowledgements"/>
+    <w:bookmarkStart w:id="84" w:name="acknowledgements"/>
     <w:p>
       <w:pPr>
         <w:pStyle w:val="Heading1"/>
@@ -4153,7 +4267,7 @@
         <w:t xml:space="preserve">Data Repository and GeneLab for curating and publishing them.</w:t>
       </w:r>
     </w:p>
-    <w:bookmarkStart w:id="79" w:name="refs"/>
+    <w:bookmarkStart w:id="83" w:name="refs"/>
     <w:bookmarkStart w:id="42" w:name="ref-Apelt2015"/>
     <w:p>
       <w:pPr>
@@ -4993,34 +5107,31 @@
       </w:r>
     </w:p>
     <w:bookmarkEnd w:id="68"/>
-    <w:bookmarkStart w:id="70" w:name="ref-DalMolin2010"/>
+    <w:bookmarkStart w:id="70" w:name="ref-Nicholson2021"/>
     <w:p>
       <w:pPr>
         <w:pStyle w:val="Bibliography"/>
       </w:pPr>
       <w:r>
-        <w:t xml:space="preserve">Oliveira Dal’Molin, Cristiana Gomes de, Lake-Ee Quek, Robin W. Palfreyman, Stevens M. Brumbley, and Lars K. Nielsen. 2010.</w:t>
-      </w:r>
-      <w:r>
-        <w:t xml:space="preserve"> </w:t>
-      </w:r>
-      <w:r>
-        <w:t xml:space="preserve">“</w:t>
-      </w:r>
-      <w:r>
-        <w:t xml:space="preserve">AraGEM</w:t>
-      </w:r>
-      <w:r>
-        <w:t xml:space="preserve">, a Genome-Scale Reconstruction of the Primary Metabolic Network in</w:t>
-      </w:r>
-      <w:r>
-        <w:t xml:space="preserve"> </w:t>
-      </w:r>
-      <w:r>
-        <w:t xml:space="preserve">Arabidopsis</w:t>
-      </w:r>
-      <w:r>
-        <w:t xml:space="preserve">.”</w:t>
+        <w:t xml:space="preserve">Nicholson, Wayne L., Patricia Fajardo-Cavazos, Caleb Turner, et al. 2021.</w:t>
+      </w:r>
+      <w:r>
+        <w:t xml:space="preserve"> </w:t>
+      </w:r>
+      <w:r>
+        <w:t xml:space="preserve">“Design and Validation of a Device for Mitigating Fluid Microgravity Effects in</w:t>
+      </w:r>
+      <w:r>
+        <w:t xml:space="preserve"> </w:t>
+      </w:r>
+      <w:r>
+        <w:t xml:space="preserve">Biological Research in Canister</w:t>
+      </w:r>
+      <w:r>
+        <w:t xml:space="preserve"> </w:t>
+      </w:r>
+      <w:r>
+        <w:t xml:space="preserve">Spaceflight Hardware.”</w:t>
       </w:r>
       <w:r>
         <w:t xml:space="preserve"> </w:t>
@@ -5030,6 +5141,125 @@
           <w:i/>
           <w:iCs/>
         </w:rPr>
+        <w:t xml:space="preserve">Frontiers in Space Technologies</w:t>
+      </w:r>
+      <w:r>
+        <w:t xml:space="preserve"> </w:t>
+      </w:r>
+      <w:r>
+        <w:t xml:space="preserve">2: 797518.</w:t>
+      </w:r>
+      <w:r>
+        <w:t xml:space="preserve"> </w:t>
+      </w:r>
+      <w:hyperlink r:id="rId69">
+        <w:r>
+          <w:rPr>
+            <w:rStyle w:val="Hyperlink"/>
+          </w:rPr>
+          <w:t xml:space="preserve">https://doi.org/10.3389/frspt.2021.797518</w:t>
+        </w:r>
+      </w:hyperlink>
+      <w:r>
+        <w:t xml:space="preserve">.</w:t>
+      </w:r>
+    </w:p>
+    <w:bookmarkEnd w:id="70"/>
+    <w:bookmarkStart w:id="72" w:name="ref-Olanrewaju2023"/>
+    <w:p>
+      <w:pPr>
+        <w:pStyle w:val="Bibliography"/>
+      </w:pPr>
+      <w:r>
+        <w:t xml:space="preserve">Olanrewaju, Gbolaga O., Natasha J. Haveman, Michael J. Naldrett, Anna-Lisa Paul, Robert J. Ferl, and Sarah E. Wyatt. 2023.</w:t>
+      </w:r>
+      <w:r>
+        <w:t xml:space="preserve"> </w:t>
+      </w:r>
+      <w:r>
+        <w:t xml:space="preserve">“Integrative Transcriptomics and Proteomics Profiling of</w:t>
+      </w:r>
+      <w:r>
+        <w:t xml:space="preserve"> </w:t>
+      </w:r>
+      <w:r>
+        <w:t xml:space="preserve">Arabidopsis thaliana</w:t>
+      </w:r>
+      <w:r>
+        <w:t xml:space="preserve"> </w:t>
+      </w:r>
+      <w:r>
+        <w:t xml:space="preserve">Elucidates Novel Mechanisms Underlying Spaceflight Adaptation.”</w:t>
+      </w:r>
+      <w:r>
+        <w:t xml:space="preserve"> </w:t>
+      </w:r>
+      <w:r>
+        <w:rPr>
+          <w:i/>
+          <w:iCs/>
+        </w:rPr>
+        <w:t xml:space="preserve">Frontiers in Plant Science</w:t>
+      </w:r>
+      <w:r>
+        <w:t xml:space="preserve"> </w:t>
+      </w:r>
+      <w:r>
+        <w:t xml:space="preserve">14: 1260429.</w:t>
+      </w:r>
+      <w:r>
+        <w:t xml:space="preserve"> </w:t>
+      </w:r>
+      <w:hyperlink r:id="rId71">
+        <w:r>
+          <w:rPr>
+            <w:rStyle w:val="Hyperlink"/>
+          </w:rPr>
+          <w:t xml:space="preserve">https://doi.org/10.3389/fpls.2023.1260429</w:t>
+        </w:r>
+      </w:hyperlink>
+      <w:r>
+        <w:t xml:space="preserve">.</w:t>
+      </w:r>
+    </w:p>
+    <w:bookmarkEnd w:id="72"/>
+    <w:bookmarkStart w:id="74" w:name="ref-DalMolin2010"/>
+    <w:p>
+      <w:pPr>
+        <w:pStyle w:val="Bibliography"/>
+      </w:pPr>
+      <w:r>
+        <w:t xml:space="preserve">Oliveira Dal’Molin, Cristiana Gomes de, Lake-Ee Quek, Robin W. Palfreyman, Stevens M. Brumbley, and Lars K. Nielsen. 2010.</w:t>
+      </w:r>
+      <w:r>
+        <w:t xml:space="preserve"> </w:t>
+      </w:r>
+      <w:r>
+        <w:t xml:space="preserve">“</w:t>
+      </w:r>
+      <w:r>
+        <w:t xml:space="preserve">AraGEM</w:t>
+      </w:r>
+      <w:r>
+        <w:t xml:space="preserve">, a Genome-Scale Reconstruction of the Primary Metabolic Network in</w:t>
+      </w:r>
+      <w:r>
+        <w:t xml:space="preserve"> </w:t>
+      </w:r>
+      <w:r>
+        <w:t xml:space="preserve">Arabidopsis</w:t>
+      </w:r>
+      <w:r>
+        <w:t xml:space="preserve">.”</w:t>
+      </w:r>
+      <w:r>
+        <w:t xml:space="preserve"> </w:t>
+      </w:r>
+      <w:r>
+        <w:rPr>
+          <w:i/>
+          <w:iCs/>
+        </w:rPr>
         <w:t xml:space="preserve">Plant Physiology</w:t>
       </w:r>
       <w:r>
@@ -5041,7 +5271,7 @@
       <w:r>
         <w:t xml:space="preserve"> </w:t>
       </w:r>
-      <w:hyperlink r:id="rId69">
+      <w:hyperlink r:id="rId73">
         <w:r>
           <w:rPr>
             <w:rStyle w:val="Hyperlink"/>
@@ -5053,8 +5283,8 @@
         <w:t xml:space="preserve">.</w:t>
       </w:r>
     </w:p>
-    <w:bookmarkEnd w:id="70"/>
-    <w:bookmarkStart w:id="72" w:name="ref-Shahan2022"/>
+    <w:bookmarkEnd w:id="74"/>
+    <w:bookmarkStart w:id="76" w:name="ref-Shahan2022"/>
     <w:p>
       <w:pPr>
         <w:pStyle w:val="Bibliography"/>
@@ -5099,7 +5329,7 @@
       <w:r>
         <w:t xml:space="preserve"> </w:t>
       </w:r>
-      <w:hyperlink r:id="rId71">
+      <w:hyperlink r:id="rId75">
         <w:r>
           <w:rPr>
             <w:rStyle w:val="Hyperlink"/>
@@ -5111,8 +5341,8 @@
         <w:t xml:space="preserve">.</w:t>
       </w:r>
     </w:p>
-    <w:bookmarkEnd w:id="72"/>
-    <w:bookmarkStart w:id="74" w:name="ref-Namin2018"/>
+    <w:bookmarkEnd w:id="76"/>
+    <w:bookmarkStart w:id="78" w:name="ref-Namin2018"/>
     <w:p>
       <w:pPr>
         <w:pStyle w:val="Bibliography"/>
@@ -5145,7 +5375,7 @@
       <w:r>
         <w:t xml:space="preserve"> </w:t>
       </w:r>
-      <w:hyperlink r:id="rId73">
+      <w:hyperlink r:id="rId77">
         <w:r>
           <w:rPr>
             <w:rStyle w:val="Hyperlink"/>
@@ -5157,8 +5387,8 @@
         <w:t xml:space="preserve">.</w:t>
       </w:r>
     </w:p>
-    <w:bookmarkEnd w:id="74"/>
-    <w:bookmarkStart w:id="76" w:name="ref-Torii1996"/>
+    <w:bookmarkEnd w:id="78"/>
+    <w:bookmarkStart w:id="80" w:name="ref-Torii1996"/>
     <w:p>
       <w:pPr>
         <w:pStyle w:val="Bibliography"/>
@@ -5209,7 +5439,7 @@
       <w:r>
         <w:t xml:space="preserve"> </w:t>
       </w:r>
-      <w:hyperlink r:id="rId75">
+      <w:hyperlink r:id="rId79">
         <w:r>
           <w:rPr>
             <w:rStyle w:val="Hyperlink"/>
@@ -5221,8 +5451,8 @@
         <w:t xml:space="preserve">.</w:t>
       </w:r>
     </w:p>
-    <w:bookmarkEnd w:id="76"/>
-    <w:bookmarkStart w:id="78" w:name="ref-Vijayan2021"/>
+    <w:bookmarkEnd w:id="80"/>
+    <w:bookmarkStart w:id="82" w:name="ref-Vijayan2021"/>
     <w:p>
       <w:pPr>
         <w:pStyle w:val="Bibliography"/>
@@ -5276,7 +5506,7 @@
       <w:r>
         <w:t xml:space="preserve"> </w:t>
       </w:r>
-      <w:hyperlink r:id="rId77">
+      <w:hyperlink r:id="rId81">
         <w:r>
           <w:rPr>
             <w:rStyle w:val="Hyperlink"/>
@@ -5288,9 +5518,9 @@
         <w:t xml:space="preserve">.</w:t>
       </w:r>
     </w:p>
-    <w:bookmarkEnd w:id="78"/>
-    <w:bookmarkEnd w:id="79"/>
-    <w:bookmarkEnd w:id="80"/>
+    <w:bookmarkEnd w:id="82"/>
+    <w:bookmarkEnd w:id="83"/>
+    <w:bookmarkEnd w:id="84"/>
     <w:sectPr>
       <w:footnotePr>
         <w:numRestart w:val="eachSect"/>

--- a/manuscript/manuscript.docx
+++ b/manuscript/manuscript.docx
@@ -924,19 +924,31 @@
         <w:t xml:space="preserve"> </w:t>
       </w:r>
       <w:r>
-        <w:t xml:space="preserve">accessions) and were used quantitatively; two (OSD-38, OSD-522) are cited as confirmed,</w:t>
-      </w:r>
-      <w:r>
-        <w:t xml:space="preserve"> </w:t>
-      </w:r>
-      <w:r>
-        <w:t xml:space="preserve">relevant, real studies but are not yet quantitatively integrated, and are documented as</w:t>
-      </w:r>
-      <w:r>
-        <w:t xml:space="preserve"> </w:t>
-      </w:r>
-      <w:r>
-        <w:t xml:space="preserve">pending rather than fabricated.</w:t>
+        <w:t xml:space="preserve">accessions) and were used quantitatively. OSD-522</w:t>
+      </w:r>
+      <w:r>
+        <w:t xml:space="preserve"> </w:t>
+      </w:r>
+      <w:r>
+        <w:t xml:space="preserve">(NASA Open Science Data Repository 2026c; Olanrewaju et al. 2023)</w:t>
+      </w:r>
+      <w:r>
+        <w:t xml:space="preserve"> </w:t>
+      </w:r>
+      <w:r>
+        <w:t xml:space="preserve">has since</w:t>
+      </w:r>
+      <w:r>
+        <w:t xml:space="preserve"> </w:t>
+      </w:r>
+      <w:r>
+        <w:t xml:space="preserve">been integrated as well (see below). OSD-38 is cited as a confirmed, relevant, real study but</w:t>
+      </w:r>
+      <w:r>
+        <w:t xml:space="preserve"> </w:t>
+      </w:r>
+      <w:r>
+        <w:t xml:space="preserve">is not yet quantitatively integrated, and is documented as pending rather than fabricated.</w:t>
       </w:r>
     </w:p>
     <w:bookmarkEnd w:id="13"/>
@@ -1208,6 +1220,103 @@
       </w:r>
       <w:r>
         <w:t xml:space="preserve">shown in the viewer, so no number reaching the viewer or this manuscript is hand-typed.</w:t>
+      </w:r>
+    </w:p>
+    <w:p>
+      <w:pPr>
+        <w:pStyle w:val="BodyText"/>
+      </w:pPr>
+      <w:r>
+        <w:t xml:space="preserve">OSD-522 is analysed with statistics rather than a mean ratio. Flight and ground groups (6</w:t>
+      </w:r>
+      <w:r>
+        <w:t xml:space="preserve"> </w:t>
+      </w:r>
+      <w:r>
+        <w:t xml:space="preserve">each) and tissue (all plant shoots) are read from GeneLab’s processing runsheet, not from</w:t>
+      </w:r>
+      <w:r>
+        <w:t xml:space="preserve"> </w:t>
+      </w:r>
+      <w:r>
+        <w:t xml:space="preserve">sample names. PyDESeq2 is fit to GeneLab’s unnormalised RSEM counts for genes with at least</w:t>
+      </w:r>
+      <w:r>
+        <w:t xml:space="preserve"> </w:t>
+      </w:r>
+      <w:r>
+        <w:t xml:space="preserve">10 reads in total, contrasting flight with ground, with Benjamini–Hochberg FDR</w:t>
+      </w:r>
+      <w:r>
+        <w:t xml:space="preserve"> </w:t>
+      </w:r>
+      <w:r>
+        <w:t xml:space="preserve">(</w:t>
+      </w:r>
+      <w:r>
+        <w:rPr>
+          <w:rStyle w:val="VerbatimChar"/>
+        </w:rPr>
+        <w:t xml:space="preserve">scripts/12_link_osd522.py</w:t>
+      </w:r>
+      <w:r>
+        <w:t xml:space="preserve">). Metabolite-pathway gene sets are tested by relabelling</w:t>
+      </w:r>
+      <w:r>
+        <w:t xml:space="preserve"> </w:t>
+      </w:r>
+      <w:r>
+        <w:t xml:space="preserve">the 12 samples in all 924 possible 6-vs-6 ways, which keeps gene–gene correlation. The shoot</w:t>
+      </w:r>
+      <w:r>
+        <w:t xml:space="preserve"> </w:t>
+      </w:r>
+      <w:r>
+        <w:t xml:space="preserve">proteome is two TMT 6-plex experiments (membrane and soluble fractions), each 3 flight vs 3</w:t>
+      </w:r>
+      <w:r>
+        <w:t xml:space="preserve"> </w:t>
+      </w:r>
+      <w:r>
+        <w:t xml:space="preserve">ground; we use the provider’s flight/ground log2 ratios and adjusted ANOVA</w:t>
+      </w:r>
+      <w:r>
+        <w:t xml:space="preserve"> </w:t>
+      </w:r>
+      <m:oMath>
+        <m:r>
+          <m:t>p</m:t>
+        </m:r>
+      </m:oMath>
+      <w:r>
+        <w:t xml:space="preserve">-values from the</w:t>
+      </w:r>
+      <w:r>
+        <w:t xml:space="preserve"> </w:t>
+      </w:r>
+      <w:r>
+        <w:t xml:space="preserve">OSDR protein reports and map UniProt accessions to AGI loci through UniProt’s Araport</w:t>
+      </w:r>
+      <w:r>
+        <w:t xml:space="preserve"> </w:t>
+      </w:r>
+      <w:r>
+        <w:t xml:space="preserve">cross-references (</w:t>
+      </w:r>
+      <w:r>
+        <w:rPr>
+          <w:rStyle w:val="VerbatimChar"/>
+        </w:rPr>
+        <w:t xml:space="preserve">scripts/13_osd522_proteome.py</w:t>
+      </w:r>
+      <w:r>
+        <w:t xml:space="preserve">). With 3 vs 3, protein-level set</w:t>
+      </w:r>
+      <w:r>
+        <w:t xml:space="preserve"> </w:t>
+      </w:r>
+      <w:r>
+        <w:t xml:space="preserve">results are descriptive.</w:t>
       </w:r>
     </w:p>
     <w:bookmarkEnd w:id="14"/>
@@ -3152,16 +3261,7 @@
         <w:t xml:space="preserve">(NASA Open Science Data Repository 2026c; Olanrewaju et al. 2023)</w:t>
       </w:r>
       <w:r>
-        <w:t xml:space="preserve"> </w:t>
-      </w:r>
-      <w:r>
-        <w:t xml:space="preserve">– a study this repository’s own limitations section had already flagged as</w:t>
-      </w:r>
-      <w:r>
-        <w:t xml:space="preserve"> </w:t>
-      </w:r>
-      <w:r>
-        <w:t xml:space="preserve">real and relevant but unprocessed – yielding 32,833 genes and a top</w:t>
+        <w:t xml:space="preserve">, yielding 32,833 genes and a top</w:t>
       </w:r>
       <w:r>
         <w:t xml:space="preserve"> </w:t>
@@ -3182,31 +3282,98 @@
         <w:t xml:space="preserve"> </w:t>
       </w:r>
       <w:r>
-        <w:t xml:space="preserve">between its real flight and ground sample groups. OSD-522’s own protocol describes dissecting</w:t>
-      </w:r>
-      <w:r>
-        <w:t xml:space="preserve"> </w:t>
-      </w:r>
-      <w:r>
-        <w:t xml:space="preserve">plants into root and shoot tissue for different assays, but its RNA-seq sample records</w:t>
-      </w:r>
-      <w:r>
-        <w:t xml:space="preserve"> </w:t>
-      </w:r>
-      <w:r>
-        <w:t xml:space="preserve">carry no organism-part annotation in the metadata this repository could query – so this</w:t>
-      </w:r>
-      <w:r>
-        <w:t xml:space="preserve"> </w:t>
-      </w:r>
-      <w:r>
-        <w:t xml:space="preserve">comparison is reported as whole-study flight-vs-ground, explicitly not claimed as</w:t>
-      </w:r>
-      <w:r>
-        <w:t xml:space="preserve"> </w:t>
-      </w:r>
-      <w:r>
-        <w:t xml:space="preserve">tissue-specific, rather than guessing which tissue the 12 sequenced samples are. Its</w:t>
+        <w:t xml:space="preserve">between its real flight and ground sample groups. GeneLab’s processing runsheet for the study</w:t>
+      </w:r>
+      <w:r>
+        <w:t xml:space="preserve"> </w:t>
+      </w:r>
+      <w:r>
+        <w:t xml:space="preserve">annotates all 12 RNA-seq samples (6 flight, 6 ground) as plant shoots, so OSD-522 gives this</w:t>
+      </w:r>
+      <w:r>
+        <w:t xml:space="preserve"> </w:t>
+      </w:r>
+      <w:r>
+        <w:t xml:space="preserve">atlas shoot-level spaceflight data. Beyond the mean-ratio ingestion check, OSD-522 is now</w:t>
+      </w:r>
+      <w:r>
+        <w:t xml:space="preserve"> </w:t>
+      </w:r>
+      <w:r>
+        <w:t xml:space="preserve">analysed statistically: PyDESeq2 on GeneLab’s RSEM counts finds 1,796 of</w:t>
+      </w:r>
+      <w:r>
+        <w:t xml:space="preserve"> </w:t>
+      </w:r>
+      <w:r>
+        <w:t xml:space="preserve">20,984 tested genes changed in flight at FDR </w:t>
+      </w:r>
+      <m:oMath>
+        <m:r>
+          <m:rPr>
+            <m:sty m:val="p"/>
+          </m:rPr>
+          <m:t>&lt;</m:t>
+        </m:r>
+      </m:oMath>
+      <w:r>
+        <w:t xml:space="preserve"> 0.05</w:t>
+      </w:r>
+      <w:r>
+        <w:t xml:space="preserve"> </w:t>
+      </w:r>
+      <w:r>
+        <w:t xml:space="preserve">(937 up, 859 down), and the study’s shoot TMT</w:t>
+      </w:r>
+      <w:r>
+        <w:t xml:space="preserve"> </w:t>
+      </w:r>
+      <w:r>
+        <w:t xml:space="preserve">proteome contributes 3,965 membrane-fraction and</w:t>
+      </w:r>
+      <w:r>
+        <w:t xml:space="preserve"> </w:t>
+      </w:r>
+      <w:r>
+        <w:t xml:space="preserve">3,537 soluble-fraction proteins, of which</w:t>
+      </w:r>
+      <w:r>
+        <w:t xml:space="preserve"> </w:t>
+      </w:r>
+      <w:r>
+        <w:t xml:space="preserve">1,856 and 476 have provider-adjusted</w:t>
+      </w:r>
+      <w:r>
+        <w:t xml:space="preserve"> </w:t>
+      </w:r>
+      <m:oMath>
+        <m:r>
+          <m:t>p</m:t>
+        </m:r>
+        <m:r>
+          <m:rPr>
+            <m:sty m:val="p"/>
+          </m:rPr>
+          <m:t>&lt;</m:t>
+        </m:r>
+        <m:r>
+          <m:t>0.05</m:t>
+        </m:r>
+      </m:oMath>
+      <w:r>
+        <w:t xml:space="preserve">. These results feed the rosette-leaf metabolome panel and are reported in full in</w:t>
+      </w:r>
+      <w:r>
+        <w:t xml:space="preserve"> </w:t>
+      </w:r>
+      <w:r>
+        <w:rPr>
+          <w:rStyle w:val="VerbatimChar"/>
+        </w:rPr>
+        <w:t xml:space="preserve">results/osd522_metabolome_link/</w:t>
+      </w:r>
+      <w:r>
+        <w:t xml:space="preserve">. Its</w:t>
       </w:r>
       <w:r>
         <w:t xml:space="preserve"> </w:t>
@@ -3834,25 +4001,76 @@
         <w:t xml:space="preserve"> </w:t>
       </w:r>
       <w:r>
-        <w:t xml:space="preserve">with the maintainers rather than work around it indefinitely. OSD-38 and OSD-522, both</w:t>
-      </w:r>
-      <w:r>
-        <w:t xml:space="preserve"> </w:t>
-      </w:r>
-      <w:r>
-        <w:t xml:space="preserve">confirmed real and relevant, remain unprocessed. The spaceflight comparisons reported are</w:t>
-      </w:r>
-      <w:r>
-        <w:t xml:space="preserve"> </w:t>
-      </w:r>
-      <w:r>
-        <w:t xml:space="preserve">mean ratios from two studies with their own genotype and lighting confounds, not a</w:t>
-      </w:r>
-      <w:r>
-        <w:t xml:space="preserve"> </w:t>
-      </w:r>
-      <w:r>
-        <w:t xml:space="preserve">meta-analytic or statistically tested effect size, and should not be read as one. The</w:t>
+        <w:t xml:space="preserve">with the maintainers rather than work around it indefinitely. OSD-38, confirmed real and</w:t>
+      </w:r>
+      <w:r>
+        <w:t xml:space="preserve"> </w:t>
+      </w:r>
+      <w:r>
+        <w:t xml:space="preserve">relevant, remains unprocessed. The OSD-120 and OSD-314 comparisons are mean ratios from two</w:t>
+      </w:r>
+      <w:r>
+        <w:t xml:space="preserve"> </w:t>
+      </w:r>
+      <w:r>
+        <w:t xml:space="preserve">studies with their own genotype and lighting confounds, not a meta-analytic or statistically</w:t>
+      </w:r>
+      <w:r>
+        <w:t xml:space="preserve"> </w:t>
+      </w:r>
+      <w:r>
+        <w:t xml:space="preserve">tested effect size, and should not be read as one. OSD-522 is tested statistically, but it is</w:t>
+      </w:r>
+      <w:r>
+        <w:t xml:space="preserve"> </w:t>
+      </w:r>
+      <w:r>
+        <w:t xml:space="preserve">one study of shoots, 6 flight vs 6 ground, with the ground controls in a similar setup in an</w:t>
+      </w:r>
+      <w:r>
+        <w:t xml:space="preserve"> </w:t>
+      </w:r>
+      <w:r>
+        <w:t xml:space="preserve">ISS environment simulator at Kennedy Space Center</w:t>
+      </w:r>
+      <w:r>
+        <w:t xml:space="preserve"> </w:t>
+      </w:r>
+      <w:r>
+        <w:t xml:space="preserve">(Olanrewaju et al. 2023)</w:t>
+      </w:r>
+      <w:r>
+        <w:t xml:space="preserve">. Its</w:t>
+      </w:r>
+      <w:r>
+        <w:t xml:space="preserve"> </w:t>
+      </w:r>
+      <w:r>
+        <w:t xml:space="preserve">flight-vs-ground contrast reflects spaceflight as a whole rather than microgravity alone, and</w:t>
+      </w:r>
+      <w:r>
+        <w:t xml:space="preserve"> </w:t>
+      </w:r>
+      <w:r>
+        <w:t xml:space="preserve">effects of the closed BRIC hardware</w:t>
+      </w:r>
+      <w:r>
+        <w:t xml:space="preserve"> </w:t>
+      </w:r>
+      <w:r>
+        <w:t xml:space="preserve">(Olanrewaju et al. 2023; Nicholson et al. 2021)</w:t>
+      </w:r>
+      <w:r>
+        <w:t xml:space="preserve"> </w:t>
+      </w:r>
+      <w:r>
+        <w:t xml:space="preserve">that act on both arms</w:t>
+      </w:r>
+      <w:r>
+        <w:t xml:space="preserve"> </w:t>
+      </w:r>
+      <w:r>
+        <w:t xml:space="preserve">would not show up in it. The</w:t>
       </w:r>
       <w:r>
         <w:t xml:space="preserve"> </w:t>
@@ -3912,13 +4130,13 @@
         <w:pStyle w:val="FirstParagraph"/>
       </w:pPr>
       <w:r>
-        <w:t xml:space="preserve">Resolving TraVA’s reuse terms directly, processing OSD-38 and OSD-522 to extend</w:t>
-      </w:r>
-      <w:r>
-        <w:t xml:space="preserve"> </w:t>
-      </w:r>
-      <w:r>
-        <w:t xml:space="preserve">organ-matched spaceflight coverage beyond root, and replacing illustrative structural</w:t>
+        <w:t xml:space="preserve">Resolving TraVA’s reuse terms directly, processing OSD-38 to extend organ-matched</w:t>
+      </w:r>
+      <w:r>
+        <w:t xml:space="preserve"> </w:t>
+      </w:r>
+      <w:r>
+        <w:t xml:space="preserve">spaceflight coverage beyond root and OSD-522’s shoots, and replacing illustrative structural</w:t>
       </w:r>
       <w:r>
         <w:t xml:space="preserve"> </w:t>
@@ -4020,16 +4238,25 @@
         <w:t xml:space="preserve">(NASA Open Science Data Repository 2026a)</w:t>
       </w:r>
       <w:r>
-        <w:t xml:space="preserve"> </w:t>
-      </w:r>
-      <w:r>
-        <w:t xml:space="preserve">and OSD-314</w:t>
+        <w:t xml:space="preserve">, OSD-314</w:t>
       </w:r>
       <w:r>
         <w:t xml:space="preserve"> </w:t>
       </w:r>
       <w:r>
         <w:t xml:space="preserve">(NASA Open Science Data Repository 2026b)</w:t>
+      </w:r>
+      <w:r>
+        <w:t xml:space="preserve"> </w:t>
+      </w:r>
+      <w:r>
+        <w:t xml:space="preserve">and OSD-522</w:t>
+      </w:r>
+      <w:r>
+        <w:t xml:space="preserve"> </w:t>
+      </w:r>
+      <w:r>
+        <w:t xml:space="preserve">(NASA Open Science Data Repository 2026c)</w:t>
       </w:r>
       <w:r>
         <w:t xml:space="preserve">; developmental expression context is from the</w:t>

--- a/manuscript/manuscript.docx
+++ b/manuscript/manuscript.docx
@@ -57,7 +57,7 @@
         <w:pStyle w:val="Date"/>
       </w:pPr>
       <w:r>
-        <w:t xml:space="preserve">2026-10-04</w:t>
+        <w:t xml:space="preserve">2026-10-23</w:t>
       </w:r>
     </w:p>
     <w:p>
@@ -189,7 +189,13 @@
         <w:t xml:space="preserve"> </w:t>
       </w:r>
       <w:r>
-        <w:t xml:space="preserve">expression is linked, not redistributed, to the real 79-organ Klepikova/TraVA atlas, whose</w:t>
+        <w:t xml:space="preserve">expression is linked, not redistributed, to the real Klepikova/TraVA atlas of 79 organs and</w:t>
+      </w:r>
+      <w:r>
+        <w:t xml:space="preserve"> </w:t>
+      </w:r>
+      <w:r>
+        <w:t xml:space="preserve">developmental stages, whose</w:t>
       </w:r>
       <w:r>
         <w:t xml:space="preserve"> </w:t>
@@ -633,7 +639,7 @@
         <w:t xml:space="preserve"> </w:t>
       </w:r>
       <w:r>
-        <w:t xml:space="preserve">Unlike rice, it has a 79-organ, whole-development RNA-seq atlas</w:t>
+        <w:t xml:space="preserve">Unlike rice, it has a whole-development RNA-seq atlas covering 79 organs and developmental stages</w:t>
       </w:r>
       <w:r>
         <w:t xml:space="preserve"> </w:t>
@@ -930,7 +936,7 @@
         <w:t xml:space="preserve"> </w:t>
       </w:r>
       <w:r>
-        <w:t xml:space="preserve">(NASA Open Science Data Repository 2026c; Olanrewaju et al. 2023)</w:t>
+        <w:t xml:space="preserve">(NASA Open Science Data Repository 2026d; Olanrewaju et al. 2023)</w:t>
       </w:r>
       <w:r>
         <w:t xml:space="preserve"> </w:t>
@@ -942,7 +948,19 @@
         <w:t xml:space="preserve"> </w:t>
       </w:r>
       <w:r>
-        <w:t xml:space="preserve">been integrated as well (see below). OSD-38 is cited as a confirmed, relevant, real study but</w:t>
+        <w:t xml:space="preserve">been integrated as well (see below). OSD-38</w:t>
+      </w:r>
+      <w:r>
+        <w:t xml:space="preserve"> </w:t>
+      </w:r>
+      <w:r>
+        <w:t xml:space="preserve">(NASA Open Science Data Repository 2026c)</w:t>
+      </w:r>
+      <w:r>
+        <w:t xml:space="preserve"> </w:t>
+      </w:r>
+      <w:r>
+        <w:t xml:space="preserve">is cited as a confirmed, relevant, real study but</w:t>
       </w:r>
       <w:r>
         <w:t xml:space="preserve"> </w:t>
@@ -3050,7 +3068,13 @@
         <w:t xml:space="preserve"> </w:t>
       </w:r>
       <w:r>
-        <w:t xml:space="preserve">frames showed the day-0 seedling occupying roughly 1-2% of frame, and the mature plant’s</w:t>
+        <w:t xml:space="preserve">frames showed the day-0 seedling as a speck under 1% of the frame (its bounding box covered</w:t>
+      </w:r>
+      <w:r>
+        <w:t xml:space="preserve"> </w:t>
+      </w:r>
+      <w:r>
+        <w:t xml:space="preserve">0.6%), and the mature plant’s</w:t>
       </w:r>
       <w:r>
         <w:t xml:space="preserve"> </w:t>
@@ -3140,13 +3164,37 @@
         <w:t xml:space="preserve"> </w:t>
       </w:r>
       <w:r>
-        <w:t xml:space="preserve">measured from the actual render log, not estimated; the richer materials and depth of field</w:t>
-      </w:r>
-      <w:r>
-        <w:t xml:space="preserve"> </w:t>
-      </w:r>
-      <w:r>
-        <w:t xml:space="preserve">added roughly 18% to the v1 pipeline’s 576-frame baseline time.</w:t>
+        <w:t xml:space="preserve">measured from the actual render log, not estimated (the logged figures, with a check against the</w:t>
+      </w:r>
+      <w:r>
+        <w:t xml:space="preserve"> </w:t>
+      </w:r>
+      <w:r>
+        <w:t xml:space="preserve">frames’ own timestamps, are kept in</w:t>
+      </w:r>
+      <w:r>
+        <w:t xml:space="preserve"> </w:t>
+      </w:r>
+      <w:r>
+        <w:rPr>
+          <w:rStyle w:val="VerbatimChar"/>
+        </w:rPr>
+        <w:t xml:space="preserve">blender/render_provenance.json</w:t>
+      </w:r>
+      <w:r>
+        <w:t xml:space="preserve">); the richer materials</w:t>
+      </w:r>
+      <w:r>
+        <w:t xml:space="preserve"> </w:t>
+      </w:r>
+      <w:r>
+        <w:t xml:space="preserve">and depth of field added about 18% per frame to the v1 pipeline’s</w:t>
+      </w:r>
+      <w:r>
+        <w:t xml:space="preserve"> </w:t>
+      </w:r>
+      <w:r>
+        <w:t xml:space="preserve">576-frame baseline.</w:t>
       </w:r>
     </w:p>
     <w:bookmarkEnd w:id="29"/>
@@ -3258,7 +3306,7 @@
         <w:t xml:space="preserve"> </w:t>
       </w:r>
       <w:r>
-        <w:t xml:space="preserve">(NASA Open Science Data Repository 2026c; Olanrewaju et al. 2023)</w:t>
+        <w:t xml:space="preserve">(NASA Open Science Data Repository 2026d; Olanrewaju et al. 2023)</w:t>
       </w:r>
       <w:r>
         <w:t xml:space="preserve">, yielding 32,833 genes and a top</w:t>
@@ -3448,7 +3496,7 @@
         <w:t xml:space="preserve"> </w:t>
       </w:r>
       <w:r>
-        <w:t xml:space="preserve">(NASA Open Science Data Repository 2026c)</w:t>
+        <w:t xml:space="preserve">(NASA Open Science Data Repository 2026d)</w:t>
       </w:r>
       <w:r>
         <w:t xml:space="preserve">; the BRIC hardware is a closed system with no</w:t>
@@ -4256,7 +4304,7 @@
         <w:t xml:space="preserve"> </w:t>
       </w:r>
       <w:r>
-        <w:t xml:space="preserve">(NASA Open Science Data Repository 2026c)</w:t>
+        <w:t xml:space="preserve">(NASA Open Science Data Repository 2026d)</w:t>
       </w:r>
       <w:r>
         <w:t xml:space="preserve">; developmental expression context is from the</w:t>
@@ -4471,7 +4519,7 @@
       </w:r>
     </w:p>
     <w:bookmarkEnd w:id="40"/>
-    <w:bookmarkStart w:id="84" w:name="acknowledgements"/>
+    <w:bookmarkStart w:id="86" w:name="acknowledgements"/>
     <w:p>
       <w:pPr>
         <w:pStyle w:val="Heading1"/>
@@ -4494,7 +4542,7 @@
         <w:t xml:space="preserve">Data Repository and GeneLab for curating and publishing them.</w:t>
       </w:r>
     </w:p>
-    <w:bookmarkStart w:id="83" w:name="refs"/>
+    <w:bookmarkStart w:id="85" w:name="refs"/>
     <w:bookmarkStart w:id="42" w:name="ref-Apelt2015"/>
     <w:p>
       <w:pPr>
@@ -5127,7 +5175,7 @@
           <w:i/>
           <w:iCs/>
         </w:rPr>
-        <w:t xml:space="preserve">: Transcription Profiling of</w:t>
+        <w:t xml:space="preserve">: Genetic Dissection of the</w:t>
       </w:r>
       <w:r>
         <w:rPr>
@@ -5141,7 +5189,7 @@
           <w:i/>
           <w:iCs/>
         </w:rPr>
-        <w:t xml:space="preserve">Arabidopsis thaliana</w:t>
+        <w:t xml:space="preserve">Arabidopsis</w:t>
       </w:r>
       <w:r>
         <w:rPr>
@@ -5155,10 +5203,7 @@
           <w:i/>
           <w:iCs/>
         </w:rPr>
-        <w:t xml:space="preserve">Roots, Light and Gravity Factors, Spaceflight Vs. Ground Control</w:t>
-      </w:r>
-      <w:r>
-        <w:t xml:space="preserve">.</w:t>
+        <w:t xml:space="preserve">Spaceflight Transcriptome: Are Some Responses Dispensable for the Physiological Adaptation of Plants to Spaceflight?</w:t>
       </w:r>
       <w:r>
         <w:t xml:space="preserve"> </w:t>
@@ -5199,7 +5244,7 @@
           <w:i/>
           <w:iCs/>
         </w:rPr>
-        <w:t xml:space="preserve">:</w:t>
+        <w:t xml:space="preserve">: Adaptive Response of</w:t>
       </w:r>
       <w:r>
         <w:rPr>
@@ -5213,7 +5258,7 @@
           <w:i/>
           <w:iCs/>
         </w:rPr>
-        <w:t xml:space="preserve">Arabidopsis thaliana</w:t>
+        <w:t xml:space="preserve">Arabidopsis</w:t>
       </w:r>
       <w:r>
         <w:rPr>
@@ -5227,7 +5272,7 @@
           <w:i/>
           <w:iCs/>
         </w:rPr>
-        <w:t xml:space="preserve">Seedling RNA-Seq, Light and Gravity Gradient,</w:t>
+        <w:t xml:space="preserve">Seedlings in Microgravity and</w:t>
       </w:r>
       <w:r>
         <w:rPr>
@@ -5241,7 +5286,21 @@
           <w:i/>
           <w:iCs/>
         </w:rPr>
-        <w:t xml:space="preserve">SpaceX-4/SpaceX-11</w:t>
+        <w:t xml:space="preserve">Mars</w:t>
+      </w:r>
+      <w:r>
+        <w:rPr>
+          <w:i/>
+          <w:iCs/>
+        </w:rPr>
+        <w:t xml:space="preserve"> </w:t>
+      </w:r>
+      <w:r>
+        <w:rPr>
+          <w:i/>
+          <w:iCs/>
+        </w:rPr>
+        <w:t xml:space="preserve">Reduced Gravity Environment Is Enhanced by Red Light Photostimulation</w:t>
       </w:r>
       <w:r>
         <w:t xml:space="preserve">.</w:t>
@@ -5262,7 +5321,7 @@
       </w:r>
     </w:p>
     <w:bookmarkEnd w:id="66"/>
-    <w:bookmarkStart w:id="68" w:name="ref-OSD522"/>
+    <w:bookmarkStart w:id="68" w:name="ref-OSD38"/>
     <w:p>
       <w:pPr>
         <w:pStyle w:val="Bibliography"/>
@@ -5278,14 +5337,14 @@
           <w:i/>
           <w:iCs/>
         </w:rPr>
-        <w:t xml:space="preserve">OSD-522</w:t>
+        <w:t xml:space="preserve">OSD-38</w:t>
       </w:r>
       <w:r>
         <w:rPr>
           <w:i/>
           <w:iCs/>
         </w:rPr>
-        <w:t xml:space="preserve">: Integrative Transcriptomics and Proteomics Profiling of</w:t>
+        <w:t xml:space="preserve">: Proteomics and Transcriptomics Analysis of</w:t>
       </w:r>
       <w:r>
         <w:rPr>
@@ -5299,7 +5358,7 @@
           <w:i/>
           <w:iCs/>
         </w:rPr>
-        <w:t xml:space="preserve">Arabidopsis thaliana</w:t>
+        <w:t xml:space="preserve">Arabidopsis</w:t>
       </w:r>
       <w:r>
         <w:rPr>
@@ -5313,6 +5372,78 @@
           <w:i/>
           <w:iCs/>
         </w:rPr>
+        <w:t xml:space="preserve">Seedlings in Microgravity</w:t>
+      </w:r>
+      <w:r>
+        <w:t xml:space="preserve">.</w:t>
+      </w:r>
+      <w:r>
+        <w:t xml:space="preserve"> </w:t>
+      </w:r>
+      <w:hyperlink r:id="rId67">
+        <w:r>
+          <w:rPr>
+            <w:rStyle w:val="Hyperlink"/>
+          </w:rPr>
+          <w:t xml:space="preserve">Https://osdr.nasa.gov/osdr/data/osd/meta/38</w:t>
+        </w:r>
+      </w:hyperlink>
+      <w:r>
+        <w:t xml:space="preserve">.</w:t>
+      </w:r>
+    </w:p>
+    <w:bookmarkEnd w:id="68"/>
+    <w:bookmarkStart w:id="70" w:name="ref-OSD522"/>
+    <w:p>
+      <w:pPr>
+        <w:pStyle w:val="Bibliography"/>
+      </w:pPr>
+      <w:r>
+        <w:t xml:space="preserve">NASA Open Science Data Repository. 2026d.</w:t>
+      </w:r>
+      <w:r>
+        <w:t xml:space="preserve"> </w:t>
+      </w:r>
+      <w:r>
+        <w:rPr>
+          <w:i/>
+          <w:iCs/>
+        </w:rPr>
+        <w:t xml:space="preserve">OSD-522</w:t>
+      </w:r>
+      <w:r>
+        <w:rPr>
+          <w:i/>
+          <w:iCs/>
+        </w:rPr>
+        <w:t xml:space="preserve">: Integrative Transcriptomics and Proteomics Profiling of</w:t>
+      </w:r>
+      <w:r>
+        <w:rPr>
+          <w:i/>
+          <w:iCs/>
+        </w:rPr>
+        <w:t xml:space="preserve"> </w:t>
+      </w:r>
+      <w:r>
+        <w:rPr>
+          <w:i/>
+          <w:iCs/>
+        </w:rPr>
+        <w:t xml:space="preserve">Arabidopsis thaliana</w:t>
+      </w:r>
+      <w:r>
+        <w:rPr>
+          <w:i/>
+          <w:iCs/>
+        </w:rPr>
+        <w:t xml:space="preserve"> </w:t>
+      </w:r>
+      <w:r>
+        <w:rPr>
+          <w:i/>
+          <w:iCs/>
+        </w:rPr>
         <w:t xml:space="preserve">Elucidates Novel Mechanisms Underlying Spaceflight Adaptation</w:t>
       </w:r>
       <w:r>
@@ -5321,7 +5452,7 @@
       <w:r>
         <w:t xml:space="preserve"> </w:t>
       </w:r>
-      <w:hyperlink r:id="rId67">
+      <w:hyperlink r:id="rId69">
         <w:r>
           <w:rPr>
             <w:rStyle w:val="Hyperlink"/>
@@ -5333,8 +5464,8 @@
         <w:t xml:space="preserve">.</w:t>
       </w:r>
     </w:p>
-    <w:bookmarkEnd w:id="68"/>
-    <w:bookmarkStart w:id="70" w:name="ref-Nicholson2021"/>
+    <w:bookmarkEnd w:id="70"/>
+    <w:bookmarkStart w:id="72" w:name="ref-Nicholson2021"/>
     <w:p>
       <w:pPr>
         <w:pStyle w:val="Bibliography"/>
@@ -5379,7 +5510,7 @@
       <w:r>
         <w:t xml:space="preserve"> </w:t>
       </w:r>
-      <w:hyperlink r:id="rId69">
+      <w:hyperlink r:id="rId71">
         <w:r>
           <w:rPr>
             <w:rStyle w:val="Hyperlink"/>
@@ -5391,8 +5522,8 @@
         <w:t xml:space="preserve">.</w:t>
       </w:r>
     </w:p>
-    <w:bookmarkEnd w:id="70"/>
-    <w:bookmarkStart w:id="72" w:name="ref-Olanrewaju2023"/>
+    <w:bookmarkEnd w:id="72"/>
+    <w:bookmarkStart w:id="74" w:name="ref-Olanrewaju2023"/>
     <w:p>
       <w:pPr>
         <w:pStyle w:val="Bibliography"/>
@@ -5437,7 +5568,7 @@
       <w:r>
         <w:t xml:space="preserve"> </w:t>
       </w:r>
-      <w:hyperlink r:id="rId71">
+      <w:hyperlink r:id="rId73">
         <w:r>
           <w:rPr>
             <w:rStyle w:val="Hyperlink"/>
@@ -5449,8 +5580,8 @@
         <w:t xml:space="preserve">.</w:t>
       </w:r>
     </w:p>
-    <w:bookmarkEnd w:id="72"/>
-    <w:bookmarkStart w:id="74" w:name="ref-DalMolin2010"/>
+    <w:bookmarkEnd w:id="74"/>
+    <w:bookmarkStart w:id="76" w:name="ref-DalMolin2010"/>
     <w:p>
       <w:pPr>
         <w:pStyle w:val="Bibliography"/>
@@ -5498,7 +5629,7 @@
       <w:r>
         <w:t xml:space="preserve"> </w:t>
       </w:r>
-      <w:hyperlink r:id="rId73">
+      <w:hyperlink r:id="rId75">
         <w:r>
           <w:rPr>
             <w:rStyle w:val="Hyperlink"/>
@@ -5510,8 +5641,8 @@
         <w:t xml:space="preserve">.</w:t>
       </w:r>
     </w:p>
-    <w:bookmarkEnd w:id="74"/>
-    <w:bookmarkStart w:id="76" w:name="ref-Shahan2022"/>
+    <w:bookmarkEnd w:id="76"/>
+    <w:bookmarkStart w:id="78" w:name="ref-Shahan2022"/>
     <w:p>
       <w:pPr>
         <w:pStyle w:val="Bibliography"/>
@@ -5556,7 +5687,7 @@
       <w:r>
         <w:t xml:space="preserve"> </w:t>
       </w:r>
-      <w:hyperlink r:id="rId75">
+      <w:hyperlink r:id="rId77">
         <w:r>
           <w:rPr>
             <w:rStyle w:val="Hyperlink"/>
@@ -5568,8 +5699,8 @@
         <w:t xml:space="preserve">.</w:t>
       </w:r>
     </w:p>
-    <w:bookmarkEnd w:id="76"/>
-    <w:bookmarkStart w:id="78" w:name="ref-Namin2018"/>
+    <w:bookmarkEnd w:id="78"/>
+    <w:bookmarkStart w:id="80" w:name="ref-Namin2018"/>
     <w:p>
       <w:pPr>
         <w:pStyle w:val="Bibliography"/>
@@ -5602,7 +5733,7 @@
       <w:r>
         <w:t xml:space="preserve"> </w:t>
       </w:r>
-      <w:hyperlink r:id="rId77">
+      <w:hyperlink r:id="rId79">
         <w:r>
           <w:rPr>
             <w:rStyle w:val="Hyperlink"/>
@@ -5614,8 +5745,8 @@
         <w:t xml:space="preserve">.</w:t>
       </w:r>
     </w:p>
-    <w:bookmarkEnd w:id="78"/>
-    <w:bookmarkStart w:id="80" w:name="ref-Torii1996"/>
+    <w:bookmarkEnd w:id="80"/>
+    <w:bookmarkStart w:id="82" w:name="ref-Torii1996"/>
     <w:p>
       <w:pPr>
         <w:pStyle w:val="Bibliography"/>
@@ -5666,7 +5797,7 @@
       <w:r>
         <w:t xml:space="preserve"> </w:t>
       </w:r>
-      <w:hyperlink r:id="rId79">
+      <w:hyperlink r:id="rId81">
         <w:r>
           <w:rPr>
             <w:rStyle w:val="Hyperlink"/>
@@ -5678,8 +5809,8 @@
         <w:t xml:space="preserve">.</w:t>
       </w:r>
     </w:p>
-    <w:bookmarkEnd w:id="80"/>
-    <w:bookmarkStart w:id="82" w:name="ref-Vijayan2021"/>
+    <w:bookmarkEnd w:id="82"/>
+    <w:bookmarkStart w:id="84" w:name="ref-Vijayan2021"/>
     <w:p>
       <w:pPr>
         <w:pStyle w:val="Bibliography"/>
@@ -5733,7 +5864,7 @@
       <w:r>
         <w:t xml:space="preserve"> </w:t>
       </w:r>
-      <w:hyperlink r:id="rId81">
+      <w:hyperlink r:id="rId83">
         <w:r>
           <w:rPr>
             <w:rStyle w:val="Hyperlink"/>
@@ -5745,9 +5876,9 @@
         <w:t xml:space="preserve">.</w:t>
       </w:r>
     </w:p>
-    <w:bookmarkEnd w:id="82"/>
-    <w:bookmarkEnd w:id="83"/>
     <w:bookmarkEnd w:id="84"/>
+    <w:bookmarkEnd w:id="85"/>
+    <w:bookmarkEnd w:id="86"/>
     <w:sectPr>
       <w:footnotePr>
         <w:numRestart w:val="eachSect"/>
